--- a/docs/TLCN_DE.docx
+++ b/docs/TLCN_DE.docx
@@ -6,6 +6,10 @@
       <w:pPr>
         <w:jc w:val="center"/>
         <w:rPr>
+          <w:rFonts w:ascii="Times New Roman" w:cs="Times New Roman" w:eastAsia="Times New Roman" w:hAnsi="Times New Roman"/>
+          <w:b w:val="1"/>
+          <w:bCs w:val="1"/>
+          <w:color w:val="000000"/>
           <w:sz w:val="32"/>
           <w:szCs w:val="32"/>
         </w:rPr>
@@ -20,12 +24,7 @@
           <w:szCs w:val="32"/>
           <w:rtl w:val="0"/>
         </w:rPr>
-        <w:t xml:space="preserve">XÂY DỰNG GEOSPATIAL LAKEHOUSE KẾT HỢP INCREMENTAL KNOWLEDGE GRAPH </w:t>
-      </w:r>
-      <w:r>
-        <w:rPr>
-          <w:rtl w:val="0"/>
-        </w:rPr>
+        <w:t xml:space="preserve">XÂY DỰNG GEOSPATIAL LAKEHOUSE </w:t>
       </w:r>
     </w:p>
     <w:p>
@@ -46,7 +45,33 @@
           <w:szCs w:val="32"/>
           <w:rtl w:val="0"/>
         </w:rPr>
-        <w:t xml:space="preserve">PHỤC VỤ ĐÁNH GIÁ NGUY CƠ, PHÂN TÍCH TÁC ĐỘNG VÀ HỖ TRỢ ĐỊNH TUYẾN ỨNG PHÓ LŨ QUÉT </w:t>
+        <w:t xml:space="preserve">KẾT HỢP KNOWLEDGE GRAPH </w:t>
+      </w:r>
+      <w:r>
+        <w:rPr>
+          <w:rtl w:val="0"/>
+        </w:rPr>
+      </w:r>
+    </w:p>
+    <w:p>
+      <w:pPr>
+        <w:jc w:val="center"/>
+        <w:rPr>
+          <w:sz w:val="32"/>
+          <w:szCs w:val="32"/>
+        </w:rPr>
+      </w:pPr>
+      <w:r>
+        <w:rPr>
+          <w:rFonts w:ascii="Times New Roman" w:cs="Times New Roman" w:eastAsia="Times New Roman" w:hAnsi="Times New Roman"/>
+          <w:b w:val="1"/>
+          <w:bCs w:val="1"/>
+          <w:color w:val="000000"/>
+          <w:sz w:val="32"/>
+          <w:szCs w:val="32"/>
+          <w:rtl w:val="0"/>
+        </w:rPr>
+        <w:t xml:space="preserve">PHỤC VỤ PHÂN TÍCH TÁC ĐỘNG VÀ HỖ TRỢ ĐỊNH TUYẾN ỨNG PHÓ LŨ QUÉT </w:t>
       </w:r>
       <w:r>
         <w:rPr>
@@ -73,7 +98,7 @@
           <w:szCs w:val="32"/>
           <w:rtl w:val="0"/>
         </w:rPr>
-        <w:t xml:space="preserve">GẦN  THỜI GIAN THỰC TẠI SƠN LA</w:t>
+        <w:t xml:space="preserve">GẦN THỜI GIAN THỰC TẠI SƠN LA</w:t>
       </w:r>
       <w:r>
         <w:rPr>
@@ -198,7 +223,7 @@
           <w:szCs w:val="26"/>
           <w:rtl w:val="0"/>
         </w:rPr>
-        <w:t xml:space="preserve">Trong thực tế, dữ liệu phục vụ phân tích lũ quét được phân tán ở nhiều nguồn, có định dạng, độ phân giải không gian và tần suất cập nhật khác nhau. Dữ liệu mưa vệ tinh có thể cập nhật gần thời gian thực, dự báo thời tiết xuất hiện theo từng model run, dữ liệu thổ nhưỡng và địa hình mang tính tĩnh, trong khi hạ tầng và dân cư lại được biểu diễn dưới dạng vector. Việc tích hợp, lưu vết, phiên bản hóa và cập nhật tác động khi dữ liệu mới đến vì vậy là một bài toán Data Engineering rõ rệt.</w:t>
+        <w:t xml:space="preserve">Trong thực tế, dữ liệu phục vụ phân tích lũ quét được phân tán ở nhiều nguồn, có định dạng, độ phân giải không gian và tần suất cập nhật khác nhau. Dữ liệu mưa vệ tinh có thể cập nhật gần thời gian thực, dự báo thời tiết xuất hiện theo từng model run, dữ liệu thổ nhưỡng và địa hình mang tính tĩnh, trong khi hạ tầng và dân cư lại được biểu diễn dưới dạng vector. </w:t>
       </w:r>
       <w:r>
         <w:rPr>
@@ -260,7 +285,7 @@
       <w:pPr>
         <w:numPr>
           <w:ilvl w:val="0"/>
-          <w:numId w:val="2"/>
+          <w:numId w:val="1"/>
         </w:numPr>
         <w:spacing w:after="0" w:before="0" w:line="360" w:lineRule="auto"/>
         <w:ind w:left="720" w:hanging="360"/>
@@ -286,7 +311,7 @@
       <w:pPr>
         <w:numPr>
           <w:ilvl w:val="0"/>
-          <w:numId w:val="2"/>
+          <w:numId w:val="1"/>
         </w:numPr>
         <w:spacing w:after="0" w:before="0" w:line="360" w:lineRule="auto"/>
         <w:ind w:left="720" w:hanging="360"/>
@@ -314,7 +339,7 @@
       <w:pPr>
         <w:numPr>
           <w:ilvl w:val="0"/>
-          <w:numId w:val="2"/>
+          <w:numId w:val="1"/>
         </w:numPr>
         <w:spacing w:after="0" w:afterAutospacing="0" w:before="0" w:line="360" w:lineRule="auto"/>
         <w:ind w:left="720" w:hanging="360"/>
@@ -340,7 +365,7 @@
       <w:pPr>
         <w:numPr>
           <w:ilvl w:val="0"/>
-          <w:numId w:val="2"/>
+          <w:numId w:val="1"/>
         </w:numPr>
         <w:spacing w:after="0" w:afterAutospacing="0" w:before="0" w:beforeAutospacing="0" w:line="360" w:lineRule="auto"/>
         <w:ind w:left="720" w:hanging="360"/>
@@ -365,7 +390,7 @@
       <w:pPr>
         <w:numPr>
           <w:ilvl w:val="0"/>
-          <w:numId w:val="2"/>
+          <w:numId w:val="1"/>
         </w:numPr>
         <w:spacing w:after="240" w:before="0" w:beforeAutospacing="0" w:line="360" w:lineRule="auto"/>
         <w:ind w:left="720" w:hanging="360"/>
@@ -440,210 +465,204 @@
       <w:pPr>
         <w:numPr>
           <w:ilvl w:val="0"/>
-          <w:numId w:val="2"/>
+          <w:numId w:val="4"/>
         </w:numPr>
         <w:spacing w:after="0" w:afterAutospacing="0" w:before="240" w:line="360" w:lineRule="auto"/>
         <w:ind w:left="720" w:hanging="360"/>
         <w:jc w:val="both"/>
-      </w:pPr>
-      <w:r>
-        <w:rPr>
-          <w:rFonts w:ascii="Times New Roman" w:cs="Times New Roman" w:eastAsia="Times New Roman" w:hAnsi="Times New Roman"/>
-          <w:color w:val="000000"/>
-          <w:sz w:val="26"/>
-          <w:szCs w:val="26"/>
-          <w:rtl w:val="0"/>
-        </w:rPr>
-        <w:t xml:space="preserve">Xây dựng pipeline ingest và chuẩn hóa dữ liệu static/dynamic vào Geospatial Lakehouse.</w:t>
-      </w:r>
-      <w:r>
-        <w:rPr>
-          <w:rtl w:val="0"/>
-        </w:rPr>
+        <w:rPr>
+          <w:u w:val="none"/>
+        </w:rPr>
+      </w:pPr>
+      <w:r>
+        <w:rPr>
+          <w:rtl w:val="0"/>
+        </w:rPr>
+        <w:t xml:space="preserve">Xây dựng pipeline ingest và chuẩn hóa dữ liệu static/dynamic đa nguồn vào Geospatial Lakehouse, bao gồm dữ liệu raster, vector, time-series và forecast.</w:t>
       </w:r>
     </w:p>
     <w:p>
       <w:pPr>
         <w:numPr>
           <w:ilvl w:val="0"/>
-          <w:numId w:val="2"/>
+          <w:numId w:val="4"/>
         </w:numPr>
         <w:spacing w:after="0" w:afterAutospacing="0" w:before="0" w:beforeAutospacing="0" w:line="360" w:lineRule="auto"/>
         <w:ind w:left="720" w:hanging="360"/>
         <w:jc w:val="both"/>
-      </w:pPr>
-      <w:r>
-        <w:rPr>
-          <w:rFonts w:ascii="Times New Roman" w:cs="Times New Roman" w:eastAsia="Times New Roman" w:hAnsi="Times New Roman"/>
-          <w:color w:val="000000"/>
-          <w:sz w:val="26"/>
-          <w:szCs w:val="26"/>
-          <w:rtl w:val="0"/>
-        </w:rPr>
-        <w:t xml:space="preserve">Xây dựng hồ sơ đặc trưng cho từng sub-basin từ địa hình, thổ nhưỡng, thủy văn và land cover.</w:t>
-      </w:r>
-      <w:r>
-        <w:rPr>
-          <w:rtl w:val="0"/>
-        </w:rPr>
+        <w:rPr/>
+      </w:pPr>
+      <w:r>
+        <w:rPr>
+          <w:rtl w:val="0"/>
+        </w:rPr>
+        <w:t xml:space="preserve">Xây dựng cơ chế kiểm soát chất lượng dữ liệu trong pipeline, bao gồm kiểm tra schema, missing/null values, duplicate records, giá trị bất thường, timestamp không hợp lệ và dữ liệu stale.</w:t>
       </w:r>
     </w:p>
     <w:p>
       <w:pPr>
         <w:numPr>
           <w:ilvl w:val="0"/>
-          <w:numId w:val="2"/>
+          <w:numId w:val="4"/>
         </w:numPr>
         <w:spacing w:after="0" w:afterAutospacing="0" w:before="0" w:beforeAutospacing="0" w:line="360" w:lineRule="auto"/>
         <w:ind w:left="720" w:hanging="360"/>
         <w:jc w:val="both"/>
-      </w:pPr>
-      <w:r>
-        <w:rPr>
-          <w:rFonts w:ascii="Times New Roman" w:cs="Times New Roman" w:eastAsia="Times New Roman" w:hAnsi="Times New Roman"/>
-          <w:color w:val="000000"/>
-          <w:sz w:val="26"/>
-          <w:szCs w:val="26"/>
-          <w:rtl w:val="0"/>
-        </w:rPr>
-        <w:t xml:space="preserve">Xây dựng FFG-inspired physically-informed threat engine để đánh giá mức nguy cơ theo thời gian.</w:t>
-      </w:r>
-      <w:r>
-        <w:rPr>
-          <w:rtl w:val="0"/>
-        </w:rPr>
+        <w:rPr>
+          <w:u w:val="none"/>
+        </w:rPr>
+      </w:pPr>
+      <w:r>
+        <w:rPr>
+          <w:rtl w:val="0"/>
+        </w:rPr>
+        <w:t xml:space="preserve">Xử lý các tình huống dữ liệu đến trễ, đến sai thứ tự, nguồn tạm thời gián đoạn hoặc dữ liệu đã ingest bị hiệu chỉnh, </w:t>
+      </w:r>
+      <w:r>
+        <w:rPr>
+          <w:rtl w:val="0"/>
+        </w:rPr>
+        <w:t xml:space="preserve">đồng thời hỗ trợ idempotent processing, versioning, lineage và replay để có thể tái tạo trạng thái hệ thống tại một thời điểm.</w:t>
       </w:r>
     </w:p>
     <w:p>
       <w:pPr>
         <w:numPr>
           <w:ilvl w:val="0"/>
-          <w:numId w:val="2"/>
+          <w:numId w:val="4"/>
         </w:numPr>
         <w:spacing w:after="0" w:afterAutospacing="0" w:before="0" w:beforeAutospacing="0" w:line="360" w:lineRule="auto"/>
         <w:ind w:left="720" w:hanging="360"/>
         <w:jc w:val="both"/>
-      </w:pPr>
-      <w:r>
-        <w:rPr>
-          <w:rFonts w:ascii="Times New Roman" w:cs="Times New Roman" w:eastAsia="Times New Roman" w:hAnsi="Times New Roman"/>
-          <w:color w:val="000000"/>
-          <w:sz w:val="26"/>
-          <w:szCs w:val="26"/>
-          <w:rtl w:val="0"/>
-        </w:rPr>
-        <w:t xml:space="preserve">Map hazard từ sub-basin sang xã, khu dân cư, đường, cầu và các cơ sở quan trọng.</w:t>
-      </w:r>
-      <w:r>
-        <w:rPr>
-          <w:rtl w:val="0"/>
-        </w:rPr>
+        <w:rPr>
+          <w:u w:val="none"/>
+        </w:rPr>
+      </w:pPr>
+      <w:r>
+        <w:rPr>
+          <w:rtl w:val="0"/>
+        </w:rPr>
+        <w:t xml:space="preserve">Xây dựng hồ sơ đặc trưng cho từng sub-basin từ địa hình, thổ nhưỡng, thủy văn và land cover.</w:t>
       </w:r>
     </w:p>
     <w:p>
       <w:pPr>
         <w:numPr>
           <w:ilvl w:val="0"/>
-          <w:numId w:val="2"/>
+          <w:numId w:val="4"/>
         </w:numPr>
         <w:spacing w:after="0" w:afterAutospacing="0" w:before="0" w:beforeAutospacing="0" w:line="360" w:lineRule="auto"/>
         <w:ind w:left="720" w:hanging="360"/>
         <w:jc w:val="both"/>
-      </w:pPr>
-      <w:r>
-        <w:rPr>
-          <w:rFonts w:ascii="Times New Roman" w:cs="Times New Roman" w:eastAsia="Times New Roman" w:hAnsi="Times New Roman"/>
-          <w:color w:val="000000"/>
-          <w:sz w:val="26"/>
-          <w:szCs w:val="26"/>
-          <w:rtl w:val="0"/>
-        </w:rPr>
-        <w:t xml:space="preserve">Xây dựng Incremental Knowledge Graph biểu diễn quan hệ thủy văn, hành chính, hạ tầng và dependency.</w:t>
-      </w:r>
-      <w:r>
-        <w:rPr>
-          <w:rtl w:val="0"/>
-        </w:rPr>
+        <w:rPr>
+          <w:u w:val="none"/>
+        </w:rPr>
+      </w:pPr>
+      <w:r>
+        <w:rPr>
+          <w:rtl w:val="0"/>
+        </w:rPr>
+        <w:t xml:space="preserve">Xây dựng FFG-inspired physically-informed threat engine để liên tục đánh giá mức nguy cơ lũ quét theo trạng thái mưa, độ ẩm đất, đặc tính lưu vực và forecast rainfall.</w:t>
       </w:r>
     </w:p>
     <w:p>
       <w:pPr>
         <w:numPr>
           <w:ilvl w:val="0"/>
-          <w:numId w:val="2"/>
+          <w:numId w:val="4"/>
         </w:numPr>
         <w:spacing w:after="0" w:afterAutospacing="0" w:before="0" w:beforeAutospacing="0" w:line="360" w:lineRule="auto"/>
         <w:ind w:left="720" w:hanging="360"/>
         <w:jc w:val="both"/>
-      </w:pPr>
-      <w:r>
-        <w:rPr>
-          <w:rFonts w:ascii="Times New Roman" w:cs="Times New Roman" w:eastAsia="Times New Roman" w:hAnsi="Times New Roman"/>
-          <w:color w:val="000000"/>
-          <w:sz w:val="26"/>
-          <w:szCs w:val="26"/>
-          <w:rtl w:val="0"/>
-        </w:rPr>
-        <w:t xml:space="preserve">Chỉ cập nhật phần dữ liệu và phần graph chịu ảnh hưởng khi nguồn dynamic thay đổi.</w:t>
-      </w:r>
-      <w:r>
-        <w:rPr>
-          <w:rtl w:val="0"/>
-        </w:rPr>
+        <w:rPr>
+          <w:u w:val="none"/>
+        </w:rPr>
+      </w:pPr>
+      <w:r>
+        <w:rPr>
+          <w:rtl w:val="0"/>
+        </w:rPr>
+        <w:t xml:space="preserve">Map hazard từ sub-basin sang xã, khu dân cư, đường, cầu và các cơ sở quan trọng để xác định direct exposure.</w:t>
       </w:r>
     </w:p>
     <w:p>
       <w:pPr>
         <w:numPr>
           <w:ilvl w:val="0"/>
-          <w:numId w:val="2"/>
+          <w:numId w:val="4"/>
         </w:numPr>
         <w:spacing w:after="0" w:afterAutospacing="0" w:before="0" w:beforeAutospacing="0" w:line="360" w:lineRule="auto"/>
         <w:ind w:left="720" w:hanging="360"/>
         <w:jc w:val="both"/>
-      </w:pPr>
-      <w:r>
-        <w:rPr>
-          <w:rFonts w:ascii="Times New Roman" w:cs="Times New Roman" w:eastAsia="Times New Roman" w:hAnsi="Times New Roman"/>
-          <w:color w:val="000000"/>
-          <w:sz w:val="26"/>
-          <w:szCs w:val="26"/>
-          <w:rtl w:val="0"/>
-        </w:rPr>
-        <w:t xml:space="preserve">Hỗ trợ truy vấn cascading impact và risk-aware response routing.</w:t>
-      </w:r>
-      <w:r>
-        <w:rPr>
-          <w:rtl w:val="0"/>
-        </w:rPr>
+        <w:rPr>
+          <w:u w:val="none"/>
+        </w:rPr>
+      </w:pPr>
+      <w:r>
+        <w:rPr>
+          <w:rtl w:val="0"/>
+        </w:rPr>
+        <w:t xml:space="preserve">Xây dựng Incremental Knowledge Graph biểu diễn quan hệ thủy văn, hành chính, hạ tầng và dependency, phục vụ suy luận cascading impact.</w:t>
       </w:r>
     </w:p>
     <w:p>
       <w:pPr>
         <w:numPr>
           <w:ilvl w:val="0"/>
-          <w:numId w:val="2"/>
+          <w:numId w:val="4"/>
+        </w:numPr>
+        <w:spacing w:after="0" w:afterAutospacing="0" w:before="0" w:beforeAutospacing="0" w:line="360" w:lineRule="auto"/>
+        <w:ind w:left="720" w:hanging="360"/>
+        <w:jc w:val="both"/>
+        <w:rPr>
+          <w:u w:val="none"/>
+        </w:rPr>
+      </w:pPr>
+      <w:r>
+        <w:rPr>
+          <w:rtl w:val="0"/>
+        </w:rPr>
+        <w:t xml:space="preserve">Thiết kế cơ chế change detection và incremental processing để chỉ tái tính toán dữ liệu, risk state, impact và graph chịu ảnh hưởng khi dynamic source thay đổi hoặc dữ liệu lịch sử được correction.</w:t>
+      </w:r>
+    </w:p>
+    <w:p>
+      <w:pPr>
+        <w:numPr>
+          <w:ilvl w:val="0"/>
+          <w:numId w:val="4"/>
+        </w:numPr>
+        <w:spacing w:after="0" w:afterAutospacing="0" w:before="0" w:beforeAutospacing="0" w:line="360" w:lineRule="auto"/>
+        <w:ind w:left="720" w:hanging="360"/>
+        <w:jc w:val="both"/>
+        <w:rPr>
+          <w:u w:val="none"/>
+        </w:rPr>
+      </w:pPr>
+      <w:r>
+        <w:rPr>
+          <w:rtl w:val="0"/>
+        </w:rPr>
+        <w:t xml:space="preserve">Hỗ trợ truy vấn cascading impact và risk-aware response routing nhằm đề xuất tuyến ứng phó có mức phơi nhiễm nguy cơ thấp hơn.</w:t>
+      </w:r>
+    </w:p>
+    <w:p>
+      <w:pPr>
+        <w:numPr>
+          <w:ilvl w:val="0"/>
+          <w:numId w:val="4"/>
         </w:numPr>
         <w:spacing w:after="240" w:before="0" w:beforeAutospacing="0" w:line="360" w:lineRule="auto"/>
         <w:ind w:left="720" w:hanging="360"/>
         <w:jc w:val="both"/>
-      </w:pPr>
-      <w:r>
-        <w:rPr>
-          <w:rFonts w:ascii="Times New Roman" w:cs="Times New Roman" w:eastAsia="Times New Roman" w:hAnsi="Times New Roman"/>
-          <w:color w:val="000000"/>
-          <w:sz w:val="26"/>
-          <w:szCs w:val="26"/>
-          <w:rtl w:val="0"/>
-        </w:rPr>
-        <w:t xml:space="preserve">Đánh giá hệ thống bằng historical replay, case study và benchmark </w:t>
-        <w:tab/>
-        <w:t xml:space="preserve">incremental processing.</w:t>
-      </w:r>
-      <w:r>
-        <w:rPr>
-          <w:rtl w:val="0"/>
-        </w:rPr>
+        <w:rPr>
+          <w:u w:val="none"/>
+        </w:rPr>
+      </w:pPr>
+      <w:r>
+        <w:rPr>
+          <w:rtl w:val="0"/>
+        </w:rPr>
+        <w:t xml:space="preserve">Đánh giá hệ thống bằng historical replay, case study, data-quality/failure scenarios và benchmark incremental processing so với full recomputation.</w:t>
       </w:r>
     </w:p>
     <w:p>
@@ -688,7 +707,7 @@
           <w:szCs w:val="26"/>
           <w:rtl w:val="0"/>
         </w:rPr>
-        <w:t xml:space="preserve">RQ1: Làm thế nào tích hợp hiệu quả dữ liệu khí tượng, thủy văn, địa hình, thổ nhưỡng và hạ tầng có cấu rúc, độ phân giải và tần suất cập nhật khác nhau</w:t>
+        <w:t xml:space="preserve">RQ1: Làm thế nào tích hợp hiệu quả dữ liệu khí tượng, thủy văn, địa hình, thổ nhưỡng và hạ tầng có cấu trúc, độ phân giải và tần suất cập nhật khác nhau</w:t>
       </w:r>
       <w:r>
         <w:rPr>
@@ -929,7 +948,7 @@
       <w:pPr>
         <w:numPr>
           <w:ilvl w:val="0"/>
-          <w:numId w:val="2"/>
+          <w:numId w:val="1"/>
         </w:numPr>
         <w:spacing w:line="360" w:lineRule="auto"/>
         <w:ind w:left="720" w:hanging="360"/>
@@ -955,7 +974,7 @@
       <w:pPr>
         <w:numPr>
           <w:ilvl w:val="0"/>
-          <w:numId w:val="2"/>
+          <w:numId w:val="1"/>
         </w:numPr>
         <w:spacing w:after="0" w:afterAutospacing="0" w:line="360" w:lineRule="auto"/>
         <w:ind w:left="720" w:hanging="360"/>
@@ -981,7 +1000,7 @@
       <w:pPr>
         <w:numPr>
           <w:ilvl w:val="0"/>
-          <w:numId w:val="2"/>
+          <w:numId w:val="1"/>
         </w:numPr>
         <w:spacing w:after="0" w:afterAutospacing="0" w:before="0" w:beforeAutospacing="0" w:line="360" w:lineRule="auto"/>
         <w:ind w:left="720" w:hanging="360"/>
@@ -1007,7 +1026,7 @@
       <w:pPr>
         <w:numPr>
           <w:ilvl w:val="0"/>
-          <w:numId w:val="2"/>
+          <w:numId w:val="1"/>
         </w:numPr>
         <w:spacing w:after="240" w:before="0" w:beforeAutospacing="0" w:line="360" w:lineRule="auto"/>
         <w:ind w:left="720" w:hanging="360"/>
@@ -1312,7 +1331,7 @@
       <w:pPr>
         <w:numPr>
           <w:ilvl w:val="0"/>
-          <w:numId w:val="2"/>
+          <w:numId w:val="1"/>
         </w:numPr>
         <w:spacing w:after="0" w:afterAutospacing="0" w:before="0" w:line="360" w:lineRule="auto"/>
         <w:ind w:left="720" w:hanging="360"/>
@@ -1338,7 +1357,7 @@
       <w:pPr>
         <w:numPr>
           <w:ilvl w:val="0"/>
-          <w:numId w:val="2"/>
+          <w:numId w:val="1"/>
         </w:numPr>
         <w:spacing w:after="0" w:afterAutospacing="0" w:before="0" w:beforeAutospacing="0" w:line="360" w:lineRule="auto"/>
         <w:ind w:left="720" w:hanging="360"/>
@@ -1364,7 +1383,7 @@
       <w:pPr>
         <w:numPr>
           <w:ilvl w:val="0"/>
-          <w:numId w:val="2"/>
+          <w:numId w:val="1"/>
         </w:numPr>
         <w:spacing w:after="0" w:afterAutospacing="0" w:before="0" w:beforeAutospacing="0" w:line="360" w:lineRule="auto"/>
         <w:ind w:left="720" w:hanging="360"/>
@@ -1424,7 +1443,7 @@
       <w:pPr>
         <w:numPr>
           <w:ilvl w:val="0"/>
-          <w:numId w:val="2"/>
+          <w:numId w:val="1"/>
         </w:numPr>
         <w:spacing w:after="240" w:before="0" w:beforeAutospacing="0" w:line="360" w:lineRule="auto"/>
         <w:ind w:left="720" w:hanging="360"/>
@@ -1476,16 +1495,6 @@
         </w:rPr>
         <w:tab/>
       </w:r>
-      <w:r>
-        <w:rPr>
-          <w:rtl w:val="0"/>
-        </w:rPr>
-      </w:r>
-    </w:p>
-    <w:p>
-      <w:pPr>
-        <w:rPr/>
-      </w:pPr>
       <w:r>
         <w:rPr>
           <w:rtl w:val="0"/>
@@ -2824,7 +2833,7 @@
                 <w:szCs w:val="26"/>
                 <w:rtl w:val="0"/>
               </w:rPr>
-              <w:t xml:space="preserve">ECMWF/Open-Meteo</w:t>
+              <w:t xml:space="preserve">Open-Meteo</w:t>
             </w:r>
             <w:r>
               <w:rPr>
@@ -2950,7 +2959,7 @@
                 <w:szCs w:val="26"/>
                 <w:rtl w:val="0"/>
               </w:rPr>
-              <w:t xml:space="preserve">ERA5-Land / ECMWF</w:t>
+              <w:t xml:space="preserve">ERA5-Land </w:t>
             </w:r>
             <w:r>
               <w:rPr>
@@ -3305,7 +3314,7 @@
     </w:tbl>
     <w:p>
       <w:pPr>
-        <w:pStyle w:val="Heading3"/>
+        <w:pStyle w:val="Heading2"/>
         <w:spacing w:after="20" w:before="240" w:line="360" w:lineRule="auto"/>
         <w:rPr/>
       </w:pPr>
@@ -3313,20 +3322,9 @@
       <w:bookmarkEnd w:id="14"/>
       <w:r>
         <w:rPr>
-          <w:rFonts w:ascii="Times New Roman" w:cs="Times New Roman" w:eastAsia="Times New Roman" w:hAnsi="Times New Roman"/>
-          <w:b w:val="1"/>
-          <w:bCs w:val="1"/>
-          <w:color w:val="000000"/>
-          <w:sz w:val="26"/>
-          <w:szCs w:val="26"/>
           <w:rtl w:val="0"/>
         </w:rPr>
         <w:t xml:space="preserve">3.3. SoilGrids và hồ sơ thổ nhưỡng theo sub-basin</w:t>
-      </w:r>
-      <w:r>
-        <w:rPr>
-          <w:rtl w:val="0"/>
-        </w:rPr>
       </w:r>
     </w:p>
     <w:p>
@@ -3354,33 +3352,23 @@
         <w:rPr>
           <w:rtl w:val="0"/>
         </w:rPr>
-        <w:t xml:space="preserve">Để ước lượng storage deficit, đề tài xây derived feature từ water-retention properties và soil moisture hiện tại. Tuy nhiên sẽ ghi rõ đây là ước lượng, không phải giá trị đo trực tiếp. Saturated hydraulic conductivity hoặc saturation water content nếu không có trực tiếp cần được derive bằng pedotransfer function hoặc lấy từ nguồn hydraulic khác.</w:t>
+        <w:t xml:space="preserve">Để ước lượng storage deficit, đề tài xây derived feature từ water-retention properties và soil moisture hiện tại. Tuy nhiên sẽ ghi rõ đây là ước lượng, không phải giá trị đo trực tiếp. </w:t>
       </w:r>
     </w:p>
     <w:p>
       <w:pPr>
         <w:pStyle w:val="Heading2"/>
-        <w:spacing w:after="0" w:before="0" w:line="360" w:lineRule="auto"/>
+        <w:spacing w:after="20" w:before="240" w:line="360" w:lineRule="auto"/>
+        <w:jc w:val="both"/>
         <w:rPr/>
       </w:pPr>
-      <w:bookmarkStart w:colFirst="0" w:colLast="0" w:name="_arp4bx3ih4ym" w:id="15"/>
+      <w:bookmarkStart w:colFirst="0" w:colLast="0" w:name="_dfg6r9vgbg7q" w:id="15"/>
       <w:bookmarkEnd w:id="15"/>
       <w:r>
         <w:rPr>
-          <w:rFonts w:ascii="Times New Roman" w:cs="Times New Roman" w:eastAsia="Times New Roman" w:hAnsi="Times New Roman"/>
-          <w:b w:val="1"/>
-          <w:bCs w:val="1"/>
-          <w:color w:val="000000"/>
-          <w:sz w:val="26"/>
-          <w:szCs w:val="26"/>
           <w:rtl w:val="0"/>
         </w:rPr>
         <w:t xml:space="preserve">3.4. Historical ground truth và evidence model</w:t>
-      </w:r>
-      <w:r>
-        <w:rPr>
-          <w:rtl w:val="0"/>
-        </w:rPr>
       </w:r>
     </w:p>
     <w:p>
@@ -3398,7 +3386,7 @@
           <w:szCs w:val="26"/>
           <w:rtl w:val="0"/>
         </w:rPr>
-        <w:t xml:space="preserve">Dữ liệu thiệt hại lịch sử được mô hình hóa ở mức observed event và evidence, thay vì ép mọi bản tin thành một nhãn binary “flood/no flood”. Các trường nên gồm ngày, xã/bản, chết/mất tích/bị thương, nhà bị ảnh hưởng, đường/cầu hư hỏng, cơ sở công cộng bị ảnh hưởng, tình trạng cô lập, thiệt hại kinh tế, nguồn và confidence. Trường trống được hiểu là UNKNOWN/NOT_CONFIRMED chứ không mặc định bằng 0.</w:t>
+        <w:t xml:space="preserve">Dữ liệu thiệt hại lịch sử được mô hình hóa ở mức observed event và evidence, thay vì ép mọi bản tin thành một nhãn binary “flood/no flood”. Các trường gồm ngày, xã/bản, chết/mất tích/bị thương, nhà bị ảnh hưởng, đường/cầu hư hỏng, cơ sở công cộng bị ảnh hưởng, tình trạng cô lập, thiệt hại kinh tế, nguồn và confidence. Trường trống được hiểu là UNKNOWN/NOT_CONFIRMED chứ không mặc định bằng 0.</w:t>
       </w:r>
       <w:r>
         <w:rPr>
@@ -3433,7 +3421,7 @@
       <w:pPr>
         <w:numPr>
           <w:ilvl w:val="0"/>
-          <w:numId w:val="2"/>
+          <w:numId w:val="1"/>
         </w:numPr>
         <w:spacing w:after="0" w:afterAutospacing="0" w:before="240" w:line="360" w:lineRule="auto"/>
         <w:ind w:left="720" w:hanging="360"/>
@@ -3458,7 +3446,7 @@
       <w:pPr>
         <w:numPr>
           <w:ilvl w:val="0"/>
-          <w:numId w:val="2"/>
+          <w:numId w:val="1"/>
         </w:numPr>
         <w:spacing w:after="0" w:afterAutospacing="0" w:before="0" w:beforeAutospacing="0" w:line="360" w:lineRule="auto"/>
         <w:ind w:left="720" w:hanging="360"/>
@@ -3483,7 +3471,7 @@
       <w:pPr>
         <w:numPr>
           <w:ilvl w:val="0"/>
-          <w:numId w:val="2"/>
+          <w:numId w:val="1"/>
         </w:numPr>
         <w:spacing w:after="240" w:before="0" w:beforeAutospacing="0" w:line="360" w:lineRule="auto"/>
         <w:ind w:left="720" w:hanging="360"/>
@@ -3577,124 +3565,214 @@
     </w:p>
     <w:p>
       <w:pPr>
-        <w:spacing w:after="80" w:before="240" w:line="360" w:lineRule="auto"/>
-        <w:rPr/>
-      </w:pPr>
-      <w:r>
-        <w:rPr>
-          <w:rtl w:val="0"/>
-        </w:rPr>
-        <w:t xml:space="preserve">DATA SOURCES: GSMaP | ECMWF | ERA5-Land | SoilGrids | DEM | HydroBASINS | OSM |WorldPop</w:t>
-        <w:tab/>
-      </w:r>
-    </w:p>
-    <w:p>
-      <w:pPr>
-        <w:spacing w:after="80" w:before="240" w:line="360" w:lineRule="auto"/>
-        <w:rPr/>
-      </w:pPr>
-      <w:r>
-        <w:rPr>
-          <w:rtl w:val="0"/>
-        </w:rPr>
-        <w:t xml:space="preserve">-&gt; INGESTION &amp; ORCHESTRATION (Python + Airflow)</w:t>
-      </w:r>
-    </w:p>
-    <w:p>
-      <w:pPr>
-        <w:spacing w:after="20" w:before="240" w:line="360" w:lineRule="auto"/>
-        <w:rPr/>
-      </w:pPr>
-      <w:r>
-        <w:rPr>
-          <w:rtl w:val="0"/>
-        </w:rPr>
-        <w:t xml:space="preserve">- &gt; GEOSPATIAL LAKEHOUSE (MinIO + Iceberg)</w:t>
-      </w:r>
-    </w:p>
-    <w:p>
-      <w:pPr>
-        <w:spacing w:after="240" w:before="240" w:line="360" w:lineRule="auto"/>
-        <w:ind w:left="0" w:firstLine="0"/>
-        <w:rPr/>
-      </w:pPr>
-      <w:r>
-        <w:rPr>
-          <w:rtl w:val="0"/>
-        </w:rPr>
-        <w:t xml:space="preserve">-&gt; SPATIAL </w:t>
-        <w:tab/>
-        <w:t xml:space="preserve">PROCESSING (Spark/Sedona + PostGIS)</w:t>
-      </w:r>
-    </w:p>
-    <w:p>
-      <w:pPr>
-        <w:spacing w:after="240" w:before="240" w:line="360" w:lineRule="auto"/>
-        <w:ind w:left="0" w:firstLine="0"/>
-        <w:rPr/>
-      </w:pPr>
-      <w:r>
-        <w:rPr>
-          <w:rtl w:val="0"/>
-        </w:rPr>
-        <w:t xml:space="preserve">-&gt; FLASH-FLOOD </w:t>
-        <w:tab/>
-        <w:t xml:space="preserve">THREAT ENGINE (sub-basin)</w:t>
-      </w:r>
-    </w:p>
-    <w:p>
-      <w:pPr>
-        <w:spacing w:after="240" w:before="240" w:line="360" w:lineRule="auto"/>
-        <w:ind w:left="0" w:firstLine="0"/>
-        <w:rPr/>
-      </w:pPr>
-      <w:r>
-        <w:rPr>
-          <w:rtl w:val="0"/>
-        </w:rPr>
-        <w:t xml:space="preserve">-&gt; DIRECT </w:t>
-        <w:tab/>
-        <w:t xml:space="preserve">IMPACT COMPUTATION</w:t>
-      </w:r>
-    </w:p>
-    <w:p>
-      <w:pPr>
-        <w:spacing w:after="20" w:before="240" w:line="360" w:lineRule="auto"/>
-        <w:rPr/>
-      </w:pPr>
-      <w:r>
-        <w:rPr>
-          <w:rtl w:val="0"/>
-        </w:rPr>
-        <w:t xml:space="preserve">-&gt; INCREMENTAL KNOWLEDGE GRAPH (Neo4j)</w:t>
-      </w:r>
-    </w:p>
-    <w:p>
-      <w:pPr>
-        <w:spacing w:after="20" w:before="240" w:line="360" w:lineRule="auto"/>
-        <w:rPr/>
-      </w:pPr>
-      <w:r>
-        <w:rPr>
-          <w:rtl w:val="0"/>
-        </w:rPr>
-        <w:t xml:space="preserve">-&gt; CASCADE IMPACT + RISK-AWARE ROUTING</w:t>
-      </w:r>
-    </w:p>
-    <w:p>
-      <w:pPr>
-        <w:spacing w:after="120" w:before="240" w:line="360" w:lineRule="auto"/>
-        <w:rPr>
-          <w:rFonts w:ascii="Times New Roman" w:cs="Times New Roman" w:eastAsia="Times New Roman" w:hAnsi="Times New Roman"/>
+        <w:spacing w:after="0" w:before="0" w:line="360" w:lineRule="auto"/>
+        <w:rPr>
           <w:sz w:val="24"/>
           <w:szCs w:val="24"/>
         </w:rPr>
       </w:pPr>
       <w:r>
         <w:rPr>
-          <w:rtl w:val="0"/>
-        </w:rPr>
-        <w:t xml:space="preserve">-&gt; API / DASHBOARD</w:t>
+          <w:sz w:val="24"/>
+          <w:szCs w:val="24"/>
+          <w:rtl w:val="0"/>
+        </w:rPr>
+        <w:t xml:space="preserve">DATA SOURCES: GSMaP | ECMWF | ERA5-Land | SoilGrids | DEM | HydroBASINS | BasinATLAS | OSM | WorldPop</w:t>
+      </w:r>
+    </w:p>
+    <w:p>
+      <w:pPr>
+        <w:spacing w:after="0" w:before="0" w:line="360" w:lineRule="auto"/>
+        <w:rPr>
+          <w:sz w:val="24"/>
+          <w:szCs w:val="24"/>
+        </w:rPr>
+      </w:pPr>
+      <w:r>
+        <w:rPr>
+          <w:rFonts w:ascii="Cardo" w:cs="Cardo" w:eastAsia="Cardo" w:hAnsi="Cardo"/>
+          <w:sz w:val="24"/>
+          <w:szCs w:val="24"/>
+          <w:rtl w:val="0"/>
+        </w:rPr>
+        <w:t xml:space="preserve">→ SOURCE INGESTION &amp; MONITORING (Python Watcher + Airflow)</w:t>
+      </w:r>
+    </w:p>
+    <w:p>
+      <w:pPr>
+        <w:spacing w:after="0" w:before="0" w:line="360" w:lineRule="auto"/>
+        <w:rPr>
+          <w:sz w:val="24"/>
+          <w:szCs w:val="24"/>
+        </w:rPr>
+      </w:pPr>
+      <w:r>
+        <w:rPr>
+          <w:rFonts w:ascii="Cardo" w:cs="Cardo" w:eastAsia="Cardo" w:hAnsi="Cardo"/>
+          <w:sz w:val="24"/>
+          <w:szCs w:val="24"/>
+          <w:rtl w:val="0"/>
+        </w:rPr>
+        <w:t xml:space="preserve">→ EVENT STREAMING (Kafka)</w:t>
+      </w:r>
+    </w:p>
+    <w:p>
+      <w:pPr>
+        <w:spacing w:after="0" w:before="0" w:line="360" w:lineRule="auto"/>
+        <w:rPr>
+          <w:sz w:val="24"/>
+          <w:szCs w:val="24"/>
+        </w:rPr>
+      </w:pPr>
+      <w:r>
+        <w:rPr>
+          <w:rFonts w:ascii="Cardo" w:cs="Cardo" w:eastAsia="Cardo" w:hAnsi="Cardo"/>
+          <w:sz w:val="24"/>
+          <w:szCs w:val="24"/>
+          <w:rtl w:val="0"/>
+        </w:rPr>
+        <w:t xml:space="preserve">→ STREAM PROCESSING &amp; DATA QUALITY (Flink: validation, deduplication, late/out-of-order handling)</w:t>
+      </w:r>
+    </w:p>
+    <w:p>
+      <w:pPr>
+        <w:spacing w:after="0" w:before="0" w:line="360" w:lineRule="auto"/>
+        <w:rPr>
+          <w:sz w:val="24"/>
+          <w:szCs w:val="24"/>
+        </w:rPr>
+      </w:pPr>
+      <w:r>
+        <w:rPr>
+          <w:rFonts w:ascii="Cardo" w:cs="Cardo" w:eastAsia="Cardo" w:hAnsi="Cardo"/>
+          <w:sz w:val="24"/>
+          <w:szCs w:val="24"/>
+          <w:rtl w:val="0"/>
+        </w:rPr>
+        <w:t xml:space="preserve">→ OPEN GEOSPATIAL LAKEHOUSE (MinIO + Apache Iceberg + Iceberg REST Catalog)</w:t>
+      </w:r>
+    </w:p>
+    <w:p>
+      <w:pPr>
+        <w:spacing w:after="0" w:before="0" w:line="360" w:lineRule="auto"/>
+        <w:rPr>
+          <w:sz w:val="24"/>
+          <w:szCs w:val="24"/>
+        </w:rPr>
+      </w:pPr>
+      <w:r>
+        <w:rPr>
+          <w:rFonts w:ascii="Cardo" w:cs="Cardo" w:eastAsia="Cardo" w:hAnsi="Cardo"/>
+          <w:sz w:val="24"/>
+          <w:szCs w:val="24"/>
+          <w:rtl w:val="0"/>
+        </w:rPr>
+        <w:t xml:space="preserve">→ GEOSPATIAL HARMONIZATION &amp; SUB-BASIN STATE (Flink + PostGIS / GeoPandas)</w:t>
+      </w:r>
+    </w:p>
+    <w:p>
+      <w:pPr>
+        <w:spacing w:after="0" w:before="0" w:line="360" w:lineRule="auto"/>
+        <w:rPr>
+          <w:sz w:val="24"/>
+          <w:szCs w:val="24"/>
+        </w:rPr>
+      </w:pPr>
+      <w:r>
+        <w:rPr>
+          <w:rFonts w:ascii="Cardo" w:cs="Cardo" w:eastAsia="Cardo" w:hAnsi="Cardo"/>
+          <w:sz w:val="24"/>
+          <w:szCs w:val="24"/>
+          <w:rtl w:val="0"/>
+        </w:rPr>
+        <w:t xml:space="preserve">→ CHANGE DETECTION (affected sub-basins only)</w:t>
+      </w:r>
+    </w:p>
+    <w:p>
+      <w:pPr>
+        <w:spacing w:after="0" w:before="0" w:line="360" w:lineRule="auto"/>
+        <w:rPr>
+          <w:sz w:val="24"/>
+          <w:szCs w:val="24"/>
+        </w:rPr>
+      </w:pPr>
+      <w:r>
+        <w:rPr>
+          <w:rFonts w:ascii="Cardo" w:cs="Cardo" w:eastAsia="Cardo" w:hAnsi="Cardo"/>
+          <w:sz w:val="24"/>
+          <w:szCs w:val="24"/>
+          <w:rtl w:val="0"/>
+        </w:rPr>
+        <w:t xml:space="preserve">→ FLASH-FLOOD THREAT ENGINE (sub-basin)</w:t>
+      </w:r>
+    </w:p>
+    <w:p>
+      <w:pPr>
+        <w:spacing w:after="0" w:before="0" w:line="360" w:lineRule="auto"/>
+        <w:rPr>
+          <w:sz w:val="24"/>
+          <w:szCs w:val="24"/>
+        </w:rPr>
+      </w:pPr>
+      <w:r>
+        <w:rPr>
+          <w:rFonts w:ascii="Cardo" w:cs="Cardo" w:eastAsia="Cardo" w:hAnsi="Cardo"/>
+          <w:sz w:val="24"/>
+          <w:szCs w:val="24"/>
+          <w:rtl w:val="0"/>
+        </w:rPr>
+        <w:t xml:space="preserve">→ DIRECT IMPACT COMPUTATION (PostGIS)</w:t>
+      </w:r>
+    </w:p>
+    <w:p>
+      <w:pPr>
+        <w:spacing w:after="0" w:before="0" w:line="360" w:lineRule="auto"/>
+        <w:rPr>
+          <w:sz w:val="24"/>
+          <w:szCs w:val="24"/>
+        </w:rPr>
+      </w:pPr>
+      <w:r>
+        <w:rPr>
+          <w:rFonts w:ascii="Cardo" w:cs="Cardo" w:eastAsia="Cardo" w:hAnsi="Cardo"/>
+          <w:sz w:val="24"/>
+          <w:szCs w:val="24"/>
+          <w:rtl w:val="0"/>
+        </w:rPr>
+        <w:t xml:space="preserve">→ INCREMENTAL KNOWLEDGE GRAPH UPDATE (Neo4j)</w:t>
+      </w:r>
+    </w:p>
+    <w:p>
+      <w:pPr>
+        <w:spacing w:after="0" w:before="0" w:line="360" w:lineRule="auto"/>
+        <w:rPr>
+          <w:sz w:val="24"/>
+          <w:szCs w:val="24"/>
+        </w:rPr>
+      </w:pPr>
+      <w:r>
+        <w:rPr>
+          <w:rFonts w:ascii="Cardo" w:cs="Cardo" w:eastAsia="Cardo" w:hAnsi="Cardo"/>
+          <w:sz w:val="24"/>
+          <w:szCs w:val="24"/>
+          <w:rtl w:val="0"/>
+        </w:rPr>
+        <w:t xml:space="preserve">→ CASCADING IMPACT + RISK-AWARE ROUTING (Neo4j + pgRouting)</w:t>
+      </w:r>
+    </w:p>
+    <w:p>
+      <w:pPr>
+        <w:spacing w:after="0" w:before="0" w:line="360" w:lineRule="auto"/>
+        <w:rPr/>
+      </w:pPr>
+      <w:r>
+        <w:rPr>
+          <w:rFonts w:ascii="Cardo" w:cs="Cardo" w:eastAsia="Cardo" w:hAnsi="Cardo"/>
+          <w:sz w:val="24"/>
+          <w:szCs w:val="24"/>
+          <w:rtl w:val="0"/>
+        </w:rPr>
+        <w:t xml:space="preserve">→ API / DASHBOARD (FastAPI + Streamlit/MapLibre)</w:t>
       </w:r>
       <w:r>
         <w:rPr>
@@ -3730,12 +3808,17 @@
         </w:rPr>
         <w:t xml:space="preserve">Kiến trúc hệ thống được thiết kế theo hướng event-driven và incremental processing thay vì phân tầng Bronze–Silver–Gold. Dữ liệu được chia thành hai luồng chính: dữ liệu tĩnh mô tả đặc tính lưu vực và hạ tầng, và dữ liệu động liên tục cập nhật trạng thái khí tượng – thủy văn. Khi một nguồn dữ liệu động có phiên bản mới, hệ thống phát hiện các sub-basin có trạng thái thay đổi và chỉ kích hoạt tính toán lại đối với các khu vực liên quan.</w:t>
       </w:r>
+      <w:r>
+        <w:rPr>
+          <w:rtl w:val="0"/>
+        </w:rPr>
+      </w:r>
     </w:p>
     <w:tbl>
       <w:tblPr>
         <w:tblStyle w:val="Table2"/>
-        <w:tblW w:w="9025.511811023624" w:type="dxa"/>
-        <w:jc w:val="left"/>
+        <w:tblW w:w="9000.0" w:type="dxa"/>
+        <w:jc w:val="center"/>
         <w:tblBorders>
           <w:top w:color="000000" w:space="0" w:sz="4" w:val="single"/>
           <w:left w:color="000000" w:space="0" w:sz="4" w:val="single"/>
@@ -3748,22 +3831,21 @@
         <w:tblLook w:val="0600"/>
       </w:tblPr>
       <w:tblGrid>
-        <w:gridCol w:w="2354.899247817665"/>
-        <w:gridCol w:w="2873.938265704008"/>
-        <w:gridCol w:w="3796.6742975019497"/>
+        <w:gridCol w:w="2400"/>
+        <w:gridCol w:w="3200"/>
+        <w:gridCol w:w="3400"/>
         <w:tblGridChange w:id="0">
           <w:tblGrid>
-            <w:gridCol w:w="2354.899247817665"/>
-            <w:gridCol w:w="2873.938265704008"/>
-            <w:gridCol w:w="3796.6742975019497"/>
+            <w:gridCol w:w="2400"/>
+            <w:gridCol w:w="3200"/>
+            <w:gridCol w:w="3400"/>
           </w:tblGrid>
         </w:tblGridChange>
       </w:tblGrid>
       <w:tr>
         <w:trPr>
           <w:cantSplit w:val="0"/>
-          <w:trHeight w:val="500" w:hRule="atLeast"/>
-          <w:tblHeader w:val="0"/>
+          <w:tblHeader w:val="1"/>
         </w:trPr>
         <w:tc>
           <w:tcPr>
@@ -3773,25 +3855,22 @@
               <w:bottom w:color="000000" w:space="0" w:sz="4" w:val="single"/>
               <w:right w:color="000000" w:space="0" w:sz="4" w:val="single"/>
             </w:tcBorders>
-            <w:tcMar>
-              <w:top w:w="100.0" w:type="dxa"/>
-              <w:left w:w="100.0" w:type="dxa"/>
-              <w:bottom w:w="100.0" w:type="dxa"/>
-              <w:right w:w="100.0" w:type="dxa"/>
-            </w:tcMar>
-            <w:vAlign w:val="top"/>
-          </w:tcPr>
-          <w:p>
-            <w:pPr>
-              <w:spacing w:after="20" w:before="240" w:line="360" w:lineRule="auto"/>
-              <w:ind w:left="0" w:firstLine="0"/>
+            <w:shd w:fill="ffffff" w:val="clear"/>
+          </w:tcPr>
+          <w:p>
+            <w:pPr>
+              <w:spacing w:line="276" w:lineRule="auto"/>
               <w:jc w:val="center"/>
               <w:rPr/>
             </w:pPr>
             <w:r>
               <w:rPr>
+                <w:rFonts w:ascii="Times New Roman" w:cs="Times New Roman" w:eastAsia="Times New Roman" w:hAnsi="Times New Roman"/>
                 <w:b w:val="1"/>
                 <w:bCs w:val="1"/>
+                <w:color w:val="000000"/>
+                <w:sz w:val="26"/>
+                <w:szCs w:val="26"/>
                 <w:rtl w:val="0"/>
               </w:rPr>
               <w:t xml:space="preserve">Thành phần</w:t>
@@ -3811,25 +3890,22 @@
               <w:bottom w:color="000000" w:space="0" w:sz="4" w:val="single"/>
               <w:right w:color="000000" w:space="0" w:sz="4" w:val="single"/>
             </w:tcBorders>
-            <w:tcMar>
-              <w:top w:w="100.0" w:type="dxa"/>
-              <w:left w:w="100.0" w:type="dxa"/>
-              <w:bottom w:w="100.0" w:type="dxa"/>
-              <w:right w:w="100.0" w:type="dxa"/>
-            </w:tcMar>
-            <w:vAlign w:val="top"/>
-          </w:tcPr>
-          <w:p>
-            <w:pPr>
-              <w:spacing w:after="20" w:before="240" w:line="360" w:lineRule="auto"/>
-              <w:ind w:left="0" w:firstLine="0"/>
+            <w:shd w:fill="ffffff" w:val="clear"/>
+          </w:tcPr>
+          <w:p>
+            <w:pPr>
+              <w:spacing w:line="276" w:lineRule="auto"/>
               <w:jc w:val="center"/>
               <w:rPr/>
             </w:pPr>
             <w:r>
               <w:rPr>
+                <w:rFonts w:ascii="Times New Roman" w:cs="Times New Roman" w:eastAsia="Times New Roman" w:hAnsi="Times New Roman"/>
                 <w:b w:val="1"/>
                 <w:bCs w:val="1"/>
+                <w:color w:val="000000"/>
+                <w:sz w:val="26"/>
+                <w:szCs w:val="26"/>
                 <w:rtl w:val="0"/>
               </w:rPr>
               <w:t xml:space="preserve">Vai trò</w:t>
@@ -3849,25 +3925,22 @@
               <w:bottom w:color="000000" w:space="0" w:sz="4" w:val="single"/>
               <w:right w:color="000000" w:space="0" w:sz="4" w:val="single"/>
             </w:tcBorders>
-            <w:tcMar>
-              <w:top w:w="100.0" w:type="dxa"/>
-              <w:left w:w="100.0" w:type="dxa"/>
-              <w:bottom w:w="100.0" w:type="dxa"/>
-              <w:right w:w="100.0" w:type="dxa"/>
-            </w:tcMar>
-            <w:vAlign w:val="top"/>
-          </w:tcPr>
-          <w:p>
-            <w:pPr>
-              <w:spacing w:after="20" w:before="240" w:line="360" w:lineRule="auto"/>
-              <w:ind w:left="0" w:firstLine="0"/>
+            <w:shd w:fill="ffffff" w:val="clear"/>
+          </w:tcPr>
+          <w:p>
+            <w:pPr>
+              <w:spacing w:line="276" w:lineRule="auto"/>
               <w:jc w:val="center"/>
               <w:rPr/>
             </w:pPr>
             <w:r>
               <w:rPr>
+                <w:rFonts w:ascii="Times New Roman" w:cs="Times New Roman" w:eastAsia="Times New Roman" w:hAnsi="Times New Roman"/>
                 <w:b w:val="1"/>
                 <w:bCs w:val="1"/>
+                <w:color w:val="000000"/>
+                <w:sz w:val="26"/>
+                <w:szCs w:val="26"/>
                 <w:rtl w:val="0"/>
               </w:rPr>
               <w:t xml:space="preserve">Dữ liệu / xử lý chính</w:t>
@@ -3883,7 +3956,6 @@
       <w:tr>
         <w:trPr>
           <w:cantSplit w:val="0"/>
-          <w:trHeight w:val="1310" w:hRule="atLeast"/>
           <w:tblHeader w:val="0"/>
         </w:trPr>
         <w:tc>
@@ -3894,28 +3966,23 @@
               <w:bottom w:color="000000" w:space="0" w:sz="4" w:val="single"/>
               <w:right w:color="000000" w:space="0" w:sz="4" w:val="single"/>
             </w:tcBorders>
-            <w:tcMar>
-              <w:top w:w="100.0" w:type="dxa"/>
-              <w:left w:w="100.0" w:type="dxa"/>
-              <w:bottom w:w="100.0" w:type="dxa"/>
-              <w:right w:w="100.0" w:type="dxa"/>
-            </w:tcMar>
-            <w:vAlign w:val="top"/>
-          </w:tcPr>
-          <w:p>
-            <w:pPr>
-              <w:spacing w:after="20" w:before="240" w:line="360" w:lineRule="auto"/>
-              <w:ind w:left="0" w:firstLine="0"/>
-              <w:jc w:val="center"/>
-              <w:rPr/>
-            </w:pPr>
-            <w:r>
-              <w:rPr>
+          </w:tcPr>
+          <w:p>
+            <w:pPr>
+              <w:spacing w:line="276" w:lineRule="auto"/>
+              <w:rPr/>
+            </w:pPr>
+            <w:r>
+              <w:rPr>
+                <w:rFonts w:ascii="Times New Roman" w:cs="Times New Roman" w:eastAsia="Times New Roman" w:hAnsi="Times New Roman"/>
                 <w:b w:val="1"/>
                 <w:bCs w:val="1"/>
-                <w:rtl w:val="0"/>
-              </w:rPr>
-              <w:t xml:space="preserve">Source &amp; Ingestion Layer</w:t>
+                <w:color w:val="000000"/>
+                <w:sz w:val="26"/>
+                <w:szCs w:val="26"/>
+                <w:rtl w:val="0"/>
+              </w:rPr>
+              <w:t xml:space="preserve">Source &amp; Event Ingestion</w:t>
             </w:r>
             <w:r>
               <w:rPr>
@@ -3932,25 +3999,26 @@
               <w:bottom w:color="000000" w:space="0" w:sz="4" w:val="single"/>
               <w:right w:color="000000" w:space="0" w:sz="4" w:val="single"/>
             </w:tcBorders>
-            <w:tcMar>
-              <w:top w:w="100.0" w:type="dxa"/>
-              <w:left w:w="100.0" w:type="dxa"/>
-              <w:bottom w:w="100.0" w:type="dxa"/>
-              <w:right w:w="100.0" w:type="dxa"/>
-            </w:tcMar>
-            <w:vAlign w:val="top"/>
-          </w:tcPr>
-          <w:p>
-            <w:pPr>
-              <w:spacing w:after="20" w:before="240" w:line="360" w:lineRule="auto"/>
-              <w:ind w:left="0" w:firstLine="0"/>
-              <w:rPr/>
-            </w:pPr>
-            <w:r>
-              <w:rPr>
-                <w:rtl w:val="0"/>
-              </w:rPr>
-              <w:t xml:space="preserve">Thu thập dữ liệu đa nguồn theo lịch hoặc khi có dữ liệu mới</w:t>
+          </w:tcPr>
+          <w:p>
+            <w:pPr>
+              <w:spacing w:line="276" w:lineRule="auto"/>
+              <w:rPr/>
+            </w:pPr>
+            <w:r>
+              <w:rPr>
+                <w:rFonts w:ascii="Times New Roman" w:cs="Times New Roman" w:eastAsia="Times New Roman" w:hAnsi="Times New Roman"/>
+                <w:color w:val="000000"/>
+                <w:sz w:val="26"/>
+                <w:szCs w:val="26"/>
+                <w:rtl w:val="0"/>
+              </w:rPr>
+              <w:t xml:space="preserve">Thu thập dữ liệu batch và dynamic; phát hiện dữ liệu mới/correction và phát event</w:t>
+            </w:r>
+            <w:r>
+              <w:rPr>
+                <w:rtl w:val="0"/>
+              </w:rPr>
             </w:r>
           </w:p>
         </w:tc>
@@ -3962,25 +4030,26 @@
               <w:bottom w:color="000000" w:space="0" w:sz="4" w:val="single"/>
               <w:right w:color="000000" w:space="0" w:sz="4" w:val="single"/>
             </w:tcBorders>
-            <w:tcMar>
-              <w:top w:w="100.0" w:type="dxa"/>
-              <w:left w:w="100.0" w:type="dxa"/>
-              <w:bottom w:w="100.0" w:type="dxa"/>
-              <w:right w:w="100.0" w:type="dxa"/>
-            </w:tcMar>
-            <w:vAlign w:val="top"/>
-          </w:tcPr>
-          <w:p>
-            <w:pPr>
-              <w:spacing w:after="20" w:before="240" w:line="360" w:lineRule="auto"/>
-              <w:ind w:left="0" w:firstLine="0"/>
-              <w:rPr/>
-            </w:pPr>
-            <w:r>
-              <w:rPr>
-                <w:rtl w:val="0"/>
-              </w:rPr>
-              <w:t xml:space="preserve">GSMaP NOW, ECMWF/Open-Meteo, ERA5-Land, SoilGrids, HydroBASINS, BasinATLAS, OSM, WorldPop</w:t>
+          </w:tcPr>
+          <w:p>
+            <w:pPr>
+              <w:spacing w:line="276" w:lineRule="auto"/>
+              <w:rPr/>
+            </w:pPr>
+            <w:r>
+              <w:rPr>
+                <w:rFonts w:ascii="Times New Roman" w:cs="Times New Roman" w:eastAsia="Times New Roman" w:hAnsi="Times New Roman"/>
+                <w:color w:val="000000"/>
+                <w:sz w:val="26"/>
+                <w:szCs w:val="26"/>
+                <w:rtl w:val="0"/>
+              </w:rPr>
+              <w:t xml:space="preserve">GSMaP, ECMWF, ERA5-Land, SoilGrids, HydroBASINS, OSM; Airflow, Kafka</w:t>
+            </w:r>
+            <w:r>
+              <w:rPr>
+                <w:rtl w:val="0"/>
+              </w:rPr>
             </w:r>
           </w:p>
         </w:tc>
@@ -3988,7 +4057,6 @@
       <w:tr>
         <w:trPr>
           <w:cantSplit w:val="0"/>
-          <w:trHeight w:val="1040" w:hRule="atLeast"/>
           <w:tblHeader w:val="0"/>
         </w:trPr>
         <w:tc>
@@ -3999,28 +4067,23 @@
               <w:bottom w:color="000000" w:space="0" w:sz="4" w:val="single"/>
               <w:right w:color="000000" w:space="0" w:sz="4" w:val="single"/>
             </w:tcBorders>
-            <w:tcMar>
-              <w:top w:w="100.0" w:type="dxa"/>
-              <w:left w:w="100.0" w:type="dxa"/>
-              <w:bottom w:w="100.0" w:type="dxa"/>
-              <w:right w:w="100.0" w:type="dxa"/>
-            </w:tcMar>
-            <w:vAlign w:val="top"/>
-          </w:tcPr>
-          <w:p>
-            <w:pPr>
-              <w:spacing w:after="20" w:before="240" w:line="360" w:lineRule="auto"/>
-              <w:ind w:left="0" w:firstLine="0"/>
-              <w:jc w:val="center"/>
-              <w:rPr/>
-            </w:pPr>
-            <w:r>
-              <w:rPr>
+          </w:tcPr>
+          <w:p>
+            <w:pPr>
+              <w:spacing w:line="276" w:lineRule="auto"/>
+              <w:rPr/>
+            </w:pPr>
+            <w:r>
+              <w:rPr>
+                <w:rFonts w:ascii="Times New Roman" w:cs="Times New Roman" w:eastAsia="Times New Roman" w:hAnsi="Times New Roman"/>
                 <w:b w:val="1"/>
                 <w:bCs w:val="1"/>
-                <w:rtl w:val="0"/>
-              </w:rPr>
-              <w:t xml:space="preserve">Persistent Lakehouse Store</w:t>
+                <w:color w:val="000000"/>
+                <w:sz w:val="26"/>
+                <w:szCs w:val="26"/>
+                <w:rtl w:val="0"/>
+              </w:rPr>
+              <w:t xml:space="preserve">Open Object Storage</w:t>
             </w:r>
             <w:r>
               <w:rPr>
@@ -4037,25 +4100,26 @@
               <w:bottom w:color="000000" w:space="0" w:sz="4" w:val="single"/>
               <w:right w:color="000000" w:space="0" w:sz="4" w:val="single"/>
             </w:tcBorders>
-            <w:tcMar>
-              <w:top w:w="100.0" w:type="dxa"/>
-              <w:left w:w="100.0" w:type="dxa"/>
-              <w:bottom w:w="100.0" w:type="dxa"/>
-              <w:right w:w="100.0" w:type="dxa"/>
-            </w:tcMar>
-            <w:vAlign w:val="top"/>
-          </w:tcPr>
-          <w:p>
-            <w:pPr>
-              <w:spacing w:after="20" w:before="240" w:line="360" w:lineRule="auto"/>
-              <w:ind w:left="0" w:firstLine="0"/>
-              <w:rPr/>
-            </w:pPr>
-            <w:r>
-              <w:rPr>
-                <w:rtl w:val="0"/>
-              </w:rPr>
-              <w:t xml:space="preserve">Lưu dữ liệu nguồn và lịch sử phiên bản, đóng vai trò system of record</w:t>
+          </w:tcPr>
+          <w:p>
+            <w:pPr>
+              <w:spacing w:line="276" w:lineRule="auto"/>
+              <w:rPr/>
+            </w:pPr>
+            <w:r>
+              <w:rPr>
+                <w:rFonts w:ascii="Times New Roman" w:cs="Times New Roman" w:eastAsia="Times New Roman" w:hAnsi="Times New Roman"/>
+                <w:color w:val="000000"/>
+                <w:sz w:val="26"/>
+                <w:szCs w:val="26"/>
+                <w:rtl w:val="0"/>
+              </w:rPr>
+              <w:t xml:space="preserve">Lưu source files và dữ liệu persistent độc lập với compute engine</w:t>
+            </w:r>
+            <w:r>
+              <w:rPr>
+                <w:rtl w:val="0"/>
+              </w:rPr>
             </w:r>
           </w:p>
         </w:tc>
@@ -4067,25 +4131,26 @@
               <w:bottom w:color="000000" w:space="0" w:sz="4" w:val="single"/>
               <w:right w:color="000000" w:space="0" w:sz="4" w:val="single"/>
             </w:tcBorders>
-            <w:tcMar>
-              <w:top w:w="100.0" w:type="dxa"/>
-              <w:left w:w="100.0" w:type="dxa"/>
-              <w:bottom w:w="100.0" w:type="dxa"/>
-              <w:right w:w="100.0" w:type="dxa"/>
-            </w:tcMar>
-            <w:vAlign w:val="top"/>
-          </w:tcPr>
-          <w:p>
-            <w:pPr>
-              <w:spacing w:after="20" w:before="240" w:line="360" w:lineRule="auto"/>
-              <w:ind w:left="0" w:firstLine="0"/>
-              <w:rPr/>
-            </w:pPr>
-            <w:r>
-              <w:rPr>
-                <w:rtl w:val="0"/>
-              </w:rPr>
-              <w:t xml:space="preserve">raw files, forecast runs, observations, static datasets, ingestion metadata</w:t>
+          </w:tcPr>
+          <w:p>
+            <w:pPr>
+              <w:spacing w:line="276" w:lineRule="auto"/>
+              <w:rPr/>
+            </w:pPr>
+            <w:r>
+              <w:rPr>
+                <w:rFonts w:ascii="Times New Roman" w:cs="Times New Roman" w:eastAsia="Times New Roman" w:hAnsi="Times New Roman"/>
+                <w:color w:val="000000"/>
+                <w:sz w:val="26"/>
+                <w:szCs w:val="26"/>
+                <w:rtl w:val="0"/>
+              </w:rPr>
+              <w:t xml:space="preserve">MinIO/S3; GeoTIFF, GeoJSON, Parquet, GeoParquet</w:t>
+            </w:r>
+            <w:r>
+              <w:rPr>
+                <w:rtl w:val="0"/>
+              </w:rPr>
             </w:r>
           </w:p>
         </w:tc>
@@ -4093,7 +4158,6 @@
       <w:tr>
         <w:trPr>
           <w:cantSplit w:val="0"/>
-          <w:trHeight w:val="1040" w:hRule="atLeast"/>
           <w:tblHeader w:val="0"/>
         </w:trPr>
         <w:tc>
@@ -4104,28 +4168,23 @@
               <w:bottom w:color="000000" w:space="0" w:sz="4" w:val="single"/>
               <w:right w:color="000000" w:space="0" w:sz="4" w:val="single"/>
             </w:tcBorders>
-            <w:tcMar>
-              <w:top w:w="100.0" w:type="dxa"/>
-              <w:left w:w="100.0" w:type="dxa"/>
-              <w:bottom w:w="100.0" w:type="dxa"/>
-              <w:right w:w="100.0" w:type="dxa"/>
-            </w:tcMar>
-            <w:vAlign w:val="top"/>
-          </w:tcPr>
-          <w:p>
-            <w:pPr>
-              <w:spacing w:after="20" w:before="240" w:line="360" w:lineRule="auto"/>
-              <w:ind w:left="0" w:firstLine="0"/>
-              <w:jc w:val="center"/>
-              <w:rPr/>
-            </w:pPr>
-            <w:r>
-              <w:rPr>
+          </w:tcPr>
+          <w:p>
+            <w:pPr>
+              <w:spacing w:line="276" w:lineRule="auto"/>
+              <w:rPr/>
+            </w:pPr>
+            <w:r>
+              <w:rPr>
+                <w:rFonts w:ascii="Times New Roman" w:cs="Times New Roman" w:eastAsia="Times New Roman" w:hAnsi="Times New Roman"/>
                 <w:b w:val="1"/>
                 <w:bCs w:val="1"/>
-                <w:rtl w:val="0"/>
-              </w:rPr>
-              <w:t xml:space="preserve">Geospatial Harmonization &amp; Feature Layer</w:t>
+                <w:color w:val="000000"/>
+                <w:sz w:val="26"/>
+                <w:szCs w:val="26"/>
+                <w:rtl w:val="0"/>
+              </w:rPr>
+              <w:t xml:space="preserve">Open Table &amp; Metadata Layer</w:t>
             </w:r>
             <w:r>
               <w:rPr>
@@ -4142,25 +4201,26 @@
               <w:bottom w:color="000000" w:space="0" w:sz="4" w:val="single"/>
               <w:right w:color="000000" w:space="0" w:sz="4" w:val="single"/>
             </w:tcBorders>
-            <w:tcMar>
-              <w:top w:w="100.0" w:type="dxa"/>
-              <w:left w:w="100.0" w:type="dxa"/>
-              <w:bottom w:w="100.0" w:type="dxa"/>
-              <w:right w:w="100.0" w:type="dxa"/>
-            </w:tcMar>
-            <w:vAlign w:val="top"/>
-          </w:tcPr>
-          <w:p>
-            <w:pPr>
-              <w:spacing w:after="20" w:before="240" w:line="360" w:lineRule="auto"/>
-              <w:ind w:left="0" w:firstLine="0"/>
-              <w:rPr/>
-            </w:pPr>
-            <w:r>
-              <w:rPr>
-                <w:rtl w:val="0"/>
-              </w:rPr>
-              <w:t xml:space="preserve">Chuẩn hóa CRS, timestamp, geometry và aggregate dữ liệu về sub-basin</w:t>
+          </w:tcPr>
+          <w:p>
+            <w:pPr>
+              <w:spacing w:line="276" w:lineRule="auto"/>
+              <w:rPr/>
+            </w:pPr>
+            <w:r>
+              <w:rPr>
+                <w:rFonts w:ascii="Times New Roman" w:cs="Times New Roman" w:eastAsia="Times New Roman" w:hAnsi="Times New Roman"/>
+                <w:color w:val="000000"/>
+                <w:sz w:val="26"/>
+                <w:szCs w:val="26"/>
+                <w:rtl w:val="0"/>
+              </w:rPr>
+              <w:t xml:space="preserve">Quản lý bảng, schema, snapshot, versioning, time-travel và partition metadata</w:t>
+            </w:r>
+            <w:r>
+              <w:rPr>
+                <w:rtl w:val="0"/>
+              </w:rPr>
             </w:r>
           </w:p>
         </w:tc>
@@ -4172,25 +4232,26 @@
               <w:bottom w:color="000000" w:space="0" w:sz="4" w:val="single"/>
               <w:right w:color="000000" w:space="0" w:sz="4" w:val="single"/>
             </w:tcBorders>
-            <w:tcMar>
-              <w:top w:w="100.0" w:type="dxa"/>
-              <w:left w:w="100.0" w:type="dxa"/>
-              <w:bottom w:w="100.0" w:type="dxa"/>
-              <w:right w:w="100.0" w:type="dxa"/>
-            </w:tcMar>
-            <w:vAlign w:val="top"/>
-          </w:tcPr>
-          <w:p>
-            <w:pPr>
-              <w:spacing w:after="20" w:before="240" w:line="360" w:lineRule="auto"/>
-              <w:ind w:left="0" w:firstLine="0"/>
-              <w:rPr/>
-            </w:pPr>
-            <w:r>
-              <w:rPr>
-                <w:rtl w:val="0"/>
-              </w:rPr>
-              <w:t xml:space="preserve">rainfall aggregation, soil features, basin characteristics, infrastructure mapping</w:t>
+          </w:tcPr>
+          <w:p>
+            <w:pPr>
+              <w:spacing w:line="276" w:lineRule="auto"/>
+              <w:rPr/>
+            </w:pPr>
+            <w:r>
+              <w:rPr>
+                <w:rFonts w:ascii="Times New Roman" w:cs="Times New Roman" w:eastAsia="Times New Roman" w:hAnsi="Times New Roman"/>
+                <w:color w:val="000000"/>
+                <w:sz w:val="26"/>
+                <w:szCs w:val="26"/>
+                <w:rtl w:val="0"/>
+              </w:rPr>
+              <w:t xml:space="preserve">Apache Iceberg + Iceberg REST Catalog</w:t>
+            </w:r>
+            <w:r>
+              <w:rPr>
+                <w:rtl w:val="0"/>
+              </w:rPr>
             </w:r>
           </w:p>
         </w:tc>
@@ -4198,7 +4259,6 @@
       <w:tr>
         <w:trPr>
           <w:cantSplit w:val="0"/>
-          <w:trHeight w:val="1310" w:hRule="atLeast"/>
           <w:tblHeader w:val="0"/>
         </w:trPr>
         <w:tc>
@@ -4209,28 +4269,23 @@
               <w:bottom w:color="000000" w:space="0" w:sz="4" w:val="single"/>
               <w:right w:color="000000" w:space="0" w:sz="4" w:val="single"/>
             </w:tcBorders>
-            <w:tcMar>
-              <w:top w:w="100.0" w:type="dxa"/>
-              <w:left w:w="100.0" w:type="dxa"/>
-              <w:bottom w:w="100.0" w:type="dxa"/>
-              <w:right w:w="100.0" w:type="dxa"/>
-            </w:tcMar>
-            <w:vAlign w:val="top"/>
-          </w:tcPr>
-          <w:p>
-            <w:pPr>
-              <w:spacing w:after="20" w:before="240" w:line="360" w:lineRule="auto"/>
-              <w:ind w:left="0" w:firstLine="0"/>
-              <w:jc w:val="center"/>
-              <w:rPr/>
-            </w:pPr>
-            <w:r>
-              <w:rPr>
+          </w:tcPr>
+          <w:p>
+            <w:pPr>
+              <w:spacing w:line="276" w:lineRule="auto"/>
+              <w:rPr/>
+            </w:pPr>
+            <w:r>
+              <w:rPr>
+                <w:rFonts w:ascii="Times New Roman" w:cs="Times New Roman" w:eastAsia="Times New Roman" w:hAnsi="Times New Roman"/>
                 <w:b w:val="1"/>
                 <w:bCs w:val="1"/>
-                <w:rtl w:val="0"/>
-              </w:rPr>
-              <w:t xml:space="preserve">Dynamic State &amp; Change Detection Layer</w:t>
+                <w:color w:val="000000"/>
+                <w:sz w:val="26"/>
+                <w:szCs w:val="26"/>
+                <w:rtl w:val="0"/>
+              </w:rPr>
+              <w:t xml:space="preserve">Canonical Geospatial Data Domain</w:t>
             </w:r>
             <w:r>
               <w:rPr>
@@ -4247,25 +4302,26 @@
               <w:bottom w:color="000000" w:space="0" w:sz="4" w:val="single"/>
               <w:right w:color="000000" w:space="0" w:sz="4" w:val="single"/>
             </w:tcBorders>
-            <w:tcMar>
-              <w:top w:w="100.0" w:type="dxa"/>
-              <w:left w:w="100.0" w:type="dxa"/>
-              <w:bottom w:w="100.0" w:type="dxa"/>
-              <w:right w:w="100.0" w:type="dxa"/>
-            </w:tcMar>
-            <w:vAlign w:val="top"/>
-          </w:tcPr>
-          <w:p>
-            <w:pPr>
-              <w:spacing w:after="20" w:before="240" w:line="360" w:lineRule="auto"/>
-              <w:ind w:left="0" w:firstLine="0"/>
-              <w:rPr/>
-            </w:pPr>
-            <w:r>
-              <w:rPr>
-                <w:rtl w:val="0"/>
-              </w:rPr>
-              <w:t xml:space="preserve">Duy trì trạng thái mới nhất của từng sub-basin và phát hiện thay đổi giữa các lần cập nhật</w:t>
+          </w:tcPr>
+          <w:p>
+            <w:pPr>
+              <w:spacing w:line="276" w:lineRule="auto"/>
+              <w:rPr/>
+            </w:pPr>
+            <w:r>
+              <w:rPr>
+                <w:rFonts w:ascii="Times New Roman" w:cs="Times New Roman" w:eastAsia="Times New Roman" w:hAnsi="Times New Roman"/>
+                <w:color w:val="000000"/>
+                <w:sz w:val="26"/>
+                <w:szCs w:val="26"/>
+                <w:rtl w:val="0"/>
+              </w:rPr>
+              <w:t xml:space="preserve">Lưu dữ liệu đã chuẩn hóa về CRS, timestamp, geometry và spatial unit</w:t>
+            </w:r>
+            <w:r>
+              <w:rPr>
+                <w:rtl w:val="0"/>
+              </w:rPr>
             </w:r>
           </w:p>
         </w:tc>
@@ -4277,25 +4333,26 @@
               <w:bottom w:color="000000" w:space="0" w:sz="4" w:val="single"/>
               <w:right w:color="000000" w:space="0" w:sz="4" w:val="single"/>
             </w:tcBorders>
-            <w:tcMar>
-              <w:top w:w="100.0" w:type="dxa"/>
-              <w:left w:w="100.0" w:type="dxa"/>
-              <w:bottom w:w="100.0" w:type="dxa"/>
-              <w:right w:w="100.0" w:type="dxa"/>
-            </w:tcMar>
-            <w:vAlign w:val="top"/>
-          </w:tcPr>
-          <w:p>
-            <w:pPr>
-              <w:spacing w:after="20" w:before="240" w:line="360" w:lineRule="auto"/>
-              <w:ind w:left="0" w:firstLine="0"/>
-              <w:rPr/>
-            </w:pPr>
-            <w:r>
-              <w:rPr>
-                <w:rtl w:val="0"/>
-              </w:rPr>
-              <w:t xml:space="preserve">current basin state, previous state, changed basin IDs, forecast revisions</w:t>
+          </w:tcPr>
+          <w:p>
+            <w:pPr>
+              <w:spacing w:line="276" w:lineRule="auto"/>
+              <w:rPr/>
+            </w:pPr>
+            <w:r>
+              <w:rPr>
+                <w:rFonts w:ascii="Times New Roman" w:cs="Times New Roman" w:eastAsia="Times New Roman" w:hAnsi="Times New Roman"/>
+                <w:color w:val="000000"/>
+                <w:sz w:val="26"/>
+                <w:szCs w:val="26"/>
+                <w:rtl w:val="0"/>
+              </w:rPr>
+              <w:t xml:space="preserve">sub-basin, commune, roads, facilities, basin static features, rainfall/soil observations, forecasts</w:t>
+            </w:r>
+            <w:r>
+              <w:rPr>
+                <w:rtl w:val="0"/>
+              </w:rPr>
             </w:r>
           </w:p>
         </w:tc>
@@ -4303,7 +4360,6 @@
       <w:tr>
         <w:trPr>
           <w:cantSplit w:val="0"/>
-          <w:trHeight w:val="1040" w:hRule="atLeast"/>
           <w:tblHeader w:val="0"/>
         </w:trPr>
         <w:tc>
@@ -4314,28 +4370,23 @@
               <w:bottom w:color="000000" w:space="0" w:sz="4" w:val="single"/>
               <w:right w:color="000000" w:space="0" w:sz="4" w:val="single"/>
             </w:tcBorders>
-            <w:tcMar>
-              <w:top w:w="100.0" w:type="dxa"/>
-              <w:left w:w="100.0" w:type="dxa"/>
-              <w:bottom w:w="100.0" w:type="dxa"/>
-              <w:right w:w="100.0" w:type="dxa"/>
-            </w:tcMar>
-            <w:vAlign w:val="top"/>
-          </w:tcPr>
-          <w:p>
-            <w:pPr>
-              <w:spacing w:after="20" w:before="240" w:line="360" w:lineRule="auto"/>
-              <w:ind w:left="0" w:firstLine="0"/>
-              <w:jc w:val="center"/>
-              <w:rPr/>
-            </w:pPr>
-            <w:r>
-              <w:rPr>
+          </w:tcPr>
+          <w:p>
+            <w:pPr>
+              <w:spacing w:line="276" w:lineRule="auto"/>
+              <w:rPr/>
+            </w:pPr>
+            <w:r>
+              <w:rPr>
+                <w:rFonts w:ascii="Times New Roman" w:cs="Times New Roman" w:eastAsia="Times New Roman" w:hAnsi="Times New Roman"/>
                 <w:b w:val="1"/>
                 <w:bCs w:val="1"/>
-                <w:rtl w:val="0"/>
-              </w:rPr>
-              <w:t xml:space="preserve">Risk &amp; Impact Processing Layer</w:t>
+                <w:color w:val="000000"/>
+                <w:sz w:val="26"/>
+                <w:szCs w:val="26"/>
+                <w:rtl w:val="0"/>
+              </w:rPr>
+              <w:t xml:space="preserve">Dynamic State &amp; Change Event Domain</w:t>
             </w:r>
             <w:r>
               <w:rPr>
@@ -4352,25 +4403,26 @@
               <w:bottom w:color="000000" w:space="0" w:sz="4" w:val="single"/>
               <w:right w:color="000000" w:space="0" w:sz="4" w:val="single"/>
             </w:tcBorders>
-            <w:tcMar>
-              <w:top w:w="100.0" w:type="dxa"/>
-              <w:left w:w="100.0" w:type="dxa"/>
-              <w:bottom w:w="100.0" w:type="dxa"/>
-              <w:right w:w="100.0" w:type="dxa"/>
-            </w:tcMar>
-            <w:vAlign w:val="top"/>
-          </w:tcPr>
-          <w:p>
-            <w:pPr>
-              <w:spacing w:after="20" w:before="240" w:line="360" w:lineRule="auto"/>
-              <w:ind w:left="0" w:firstLine="0"/>
-              <w:rPr/>
-            </w:pPr>
-            <w:r>
-              <w:rPr>
-                <w:rtl w:val="0"/>
-              </w:rPr>
-              <w:t xml:space="preserve">Tính flash-flood threat và direct exposure chỉ cho các basin bị thay đổi</w:t>
+          </w:tcPr>
+          <w:p>
+            <w:pPr>
+              <w:spacing w:line="276" w:lineRule="auto"/>
+              <w:rPr/>
+            </w:pPr>
+            <w:r>
+              <w:rPr>
+                <w:rFonts w:ascii="Times New Roman" w:cs="Times New Roman" w:eastAsia="Times New Roman" w:hAnsi="Times New Roman"/>
+                <w:color w:val="000000"/>
+                <w:sz w:val="26"/>
+                <w:szCs w:val="26"/>
+                <w:rtl w:val="0"/>
+              </w:rPr>
+              <w:t xml:space="preserve">Duy trì trạng thái hiện tại/lịch sử và ghi nhận thay đổi của từng sub-basin</w:t>
+            </w:r>
+            <w:r>
+              <w:rPr>
+                <w:rtl w:val="0"/>
+              </w:rPr>
             </w:r>
           </w:p>
         </w:tc>
@@ -4382,25 +4434,26 @@
               <w:bottom w:color="000000" w:space="0" w:sz="4" w:val="single"/>
               <w:right w:color="000000" w:space="0" w:sz="4" w:val="single"/>
             </w:tcBorders>
-            <w:tcMar>
-              <w:top w:w="100.0" w:type="dxa"/>
-              <w:left w:w="100.0" w:type="dxa"/>
-              <w:bottom w:w="100.0" w:type="dxa"/>
-              <w:right w:w="100.0" w:type="dxa"/>
-            </w:tcMar>
-            <w:vAlign w:val="top"/>
-          </w:tcPr>
-          <w:p>
-            <w:pPr>
-              <w:spacing w:after="20" w:before="240" w:line="360" w:lineRule="auto"/>
-              <w:ind w:left="0" w:firstLine="0"/>
-              <w:rPr/>
-            </w:pPr>
-            <w:r>
-              <w:rPr>
-                <w:rtl w:val="0"/>
-              </w:rPr>
-              <w:t xml:space="preserve">basin threat, affected communes, roads, bridges, facilities, population</w:t>
+          </w:tcPr>
+          <w:p>
+            <w:pPr>
+              <w:spacing w:line="276" w:lineRule="auto"/>
+              <w:rPr/>
+            </w:pPr>
+            <w:r>
+              <w:rPr>
+                <w:rFonts w:ascii="Times New Roman" w:cs="Times New Roman" w:eastAsia="Times New Roman" w:hAnsi="Times New Roman"/>
+                <w:color w:val="000000"/>
+                <w:sz w:val="26"/>
+                <w:szCs w:val="26"/>
+                <w:rtl w:val="0"/>
+              </w:rPr>
+              <w:t xml:space="preserve">basin state, forecast revisions, late-data corrections, change_event, affected basin IDs</w:t>
+            </w:r>
+            <w:r>
+              <w:rPr>
+                <w:rtl w:val="0"/>
+              </w:rPr>
             </w:r>
           </w:p>
         </w:tc>
@@ -4408,7 +4461,6 @@
       <w:tr>
         <w:trPr>
           <w:cantSplit w:val="0"/>
-          <w:trHeight w:val="1040" w:hRule="atLeast"/>
           <w:tblHeader w:val="0"/>
         </w:trPr>
         <w:tc>
@@ -4419,28 +4471,23 @@
               <w:bottom w:color="000000" w:space="0" w:sz="4" w:val="single"/>
               <w:right w:color="000000" w:space="0" w:sz="4" w:val="single"/>
             </w:tcBorders>
-            <w:tcMar>
-              <w:top w:w="100.0" w:type="dxa"/>
-              <w:left w:w="100.0" w:type="dxa"/>
-              <w:bottom w:w="100.0" w:type="dxa"/>
-              <w:right w:w="100.0" w:type="dxa"/>
-            </w:tcMar>
-            <w:vAlign w:val="top"/>
-          </w:tcPr>
-          <w:p>
-            <w:pPr>
-              <w:spacing w:after="20" w:before="240" w:line="360" w:lineRule="auto"/>
-              <w:ind w:left="0" w:firstLine="0"/>
-              <w:jc w:val="center"/>
-              <w:rPr/>
-            </w:pPr>
-            <w:r>
-              <w:rPr>
+          </w:tcPr>
+          <w:p>
+            <w:pPr>
+              <w:spacing w:line="276" w:lineRule="auto"/>
+              <w:rPr/>
+            </w:pPr>
+            <w:r>
+              <w:rPr>
+                <w:rFonts w:ascii="Times New Roman" w:cs="Times New Roman" w:eastAsia="Times New Roman" w:hAnsi="Times New Roman"/>
                 <w:b w:val="1"/>
                 <w:bCs w:val="1"/>
-                <w:rtl w:val="0"/>
-              </w:rPr>
-              <w:t xml:space="preserve">Incremental Knowledge Graph Layer</w:t>
+                <w:color w:val="000000"/>
+                <w:sz w:val="26"/>
+                <w:szCs w:val="26"/>
+                <w:rtl w:val="0"/>
+              </w:rPr>
+              <w:t xml:space="preserve">Risk &amp; Impact Data Domain</w:t>
             </w:r>
             <w:r>
               <w:rPr>
@@ -4457,25 +4504,26 @@
               <w:bottom w:color="000000" w:space="0" w:sz="4" w:val="single"/>
               <w:right w:color="000000" w:space="0" w:sz="4" w:val="single"/>
             </w:tcBorders>
-            <w:tcMar>
-              <w:top w:w="100.0" w:type="dxa"/>
-              <w:left w:w="100.0" w:type="dxa"/>
-              <w:bottom w:w="100.0" w:type="dxa"/>
-              <w:right w:w="100.0" w:type="dxa"/>
-            </w:tcMar>
-            <w:vAlign w:val="top"/>
-          </w:tcPr>
-          <w:p>
-            <w:pPr>
-              <w:spacing w:after="20" w:before="240" w:line="360" w:lineRule="auto"/>
-              <w:ind w:left="0" w:firstLine="0"/>
-              <w:rPr/>
-            </w:pPr>
-            <w:r>
-              <w:rPr>
-                <w:rtl w:val="0"/>
-              </w:rPr>
-              <w:t xml:space="preserve">Cập nhật graph và suy luận cascading impacts</w:t>
+          </w:tcPr>
+          <w:p>
+            <w:pPr>
+              <w:spacing w:line="276" w:lineRule="auto"/>
+              <w:rPr/>
+            </w:pPr>
+            <w:r>
+              <w:rPr>
+                <w:rFonts w:ascii="Times New Roman" w:cs="Times New Roman" w:eastAsia="Times New Roman" w:hAnsi="Times New Roman"/>
+                <w:color w:val="000000"/>
+                <w:sz w:val="26"/>
+                <w:szCs w:val="26"/>
+                <w:rtl w:val="0"/>
+              </w:rPr>
+              <w:t xml:space="preserve">Lưu các dữ liệu được suy ra từ threat engine và spatial impact processing</w:t>
+            </w:r>
+            <w:r>
+              <w:rPr>
+                <w:rtl w:val="0"/>
+              </w:rPr>
             </w:r>
           </w:p>
         </w:tc>
@@ -4487,25 +4535,26 @@
               <w:bottom w:color="000000" w:space="0" w:sz="4" w:val="single"/>
               <w:right w:color="000000" w:space="0" w:sz="4" w:val="single"/>
             </w:tcBorders>
-            <w:tcMar>
-              <w:top w:w="100.0" w:type="dxa"/>
-              <w:left w:w="100.0" w:type="dxa"/>
-              <w:bottom w:w="100.0" w:type="dxa"/>
-              <w:right w:w="100.0" w:type="dxa"/>
-            </w:tcMar>
-            <w:vAlign w:val="top"/>
-          </w:tcPr>
-          <w:p>
-            <w:pPr>
-              <w:spacing w:after="20" w:before="240" w:line="360" w:lineRule="auto"/>
-              <w:ind w:left="0" w:firstLine="0"/>
-              <w:rPr/>
-            </w:pPr>
-            <w:r>
-              <w:rPr>
-                <w:rtl w:val="0"/>
-              </w:rPr>
-              <w:t xml:space="preserve">MAY_AFFECT, MAY_BLOCK, MAY_ISOLATE, dependency relations</w:t>
+          </w:tcPr>
+          <w:p>
+            <w:pPr>
+              <w:spacing w:line="276" w:lineRule="auto"/>
+              <w:rPr/>
+            </w:pPr>
+            <w:r>
+              <w:rPr>
+                <w:rFonts w:ascii="Times New Roman" w:cs="Times New Roman" w:eastAsia="Times New Roman" w:hAnsi="Times New Roman"/>
+                <w:color w:val="000000"/>
+                <w:sz w:val="26"/>
+                <w:szCs w:val="26"/>
+                <w:rtl w:val="0"/>
+              </w:rPr>
+              <w:t xml:space="preserve">subbasin_risk_state, hazard events, affected communes, roads, bridges, facilities, route risk</w:t>
+            </w:r>
+            <w:r>
+              <w:rPr>
+                <w:rtl w:val="0"/>
+              </w:rPr>
             </w:r>
           </w:p>
         </w:tc>
@@ -4513,7 +4562,6 @@
       <w:tr>
         <w:trPr>
           <w:cantSplit w:val="0"/>
-          <w:trHeight w:val="770" w:hRule="atLeast"/>
           <w:tblHeader w:val="0"/>
         </w:trPr>
         <w:tc>
@@ -4524,28 +4572,23 @@
               <w:bottom w:color="000000" w:space="0" w:sz="4" w:val="single"/>
               <w:right w:color="000000" w:space="0" w:sz="4" w:val="single"/>
             </w:tcBorders>
-            <w:tcMar>
-              <w:top w:w="100.0" w:type="dxa"/>
-              <w:left w:w="100.0" w:type="dxa"/>
-              <w:bottom w:w="100.0" w:type="dxa"/>
-              <w:right w:w="100.0" w:type="dxa"/>
-            </w:tcMar>
-            <w:vAlign w:val="top"/>
-          </w:tcPr>
-          <w:p>
-            <w:pPr>
-              <w:spacing w:after="20" w:before="240" w:line="360" w:lineRule="auto"/>
-              <w:ind w:left="0" w:firstLine="0"/>
-              <w:jc w:val="center"/>
-              <w:rPr/>
-            </w:pPr>
-            <w:r>
-              <w:rPr>
+          </w:tcPr>
+          <w:p>
+            <w:pPr>
+              <w:spacing w:line="276" w:lineRule="auto"/>
+              <w:rPr/>
+            </w:pPr>
+            <w:r>
+              <w:rPr>
+                <w:rFonts w:ascii="Times New Roman" w:cs="Times New Roman" w:eastAsia="Times New Roman" w:hAnsi="Times New Roman"/>
                 <w:b w:val="1"/>
                 <w:bCs w:val="1"/>
-                <w:rtl w:val="0"/>
-              </w:rPr>
-              <w:t xml:space="preserve">Serving &amp; Response Layer</w:t>
+                <w:color w:val="000000"/>
+                <w:sz w:val="26"/>
+                <w:szCs w:val="26"/>
+                <w:rtl w:val="0"/>
+              </w:rPr>
+              <w:t xml:space="preserve">Graph &amp; Serving Stores</w:t>
             </w:r>
             <w:r>
               <w:rPr>
@@ -4562,25 +4605,26 @@
               <w:bottom w:color="000000" w:space="0" w:sz="4" w:val="single"/>
               <w:right w:color="000000" w:space="0" w:sz="4" w:val="single"/>
             </w:tcBorders>
-            <w:tcMar>
-              <w:top w:w="100.0" w:type="dxa"/>
-              <w:left w:w="100.0" w:type="dxa"/>
-              <w:bottom w:w="100.0" w:type="dxa"/>
-              <w:right w:w="100.0" w:type="dxa"/>
-            </w:tcMar>
-            <w:vAlign w:val="top"/>
-          </w:tcPr>
-          <w:p>
-            <w:pPr>
-              <w:spacing w:after="20" w:before="240" w:line="360" w:lineRule="auto"/>
-              <w:ind w:left="0" w:firstLine="0"/>
-              <w:rPr/>
-            </w:pPr>
-            <w:r>
-              <w:rPr>
-                <w:rtl w:val="0"/>
-              </w:rPr>
-              <w:t xml:space="preserve">Cung cấp API, dashboard và risk-aware routing</w:t>
+          </w:tcPr>
+          <w:p>
+            <w:pPr>
+              <w:spacing w:line="276" w:lineRule="auto"/>
+              <w:rPr/>
+            </w:pPr>
+            <w:r>
+              <w:rPr>
+                <w:rFonts w:ascii="Times New Roman" w:cs="Times New Roman" w:eastAsia="Times New Roman" w:hAnsi="Times New Roman"/>
+                <w:color w:val="000000"/>
+                <w:sz w:val="26"/>
+                <w:szCs w:val="26"/>
+                <w:rtl w:val="0"/>
+              </w:rPr>
+              <w:t xml:space="preserve">Phục vụ cascading-impact reasoning, routing, API và dashboard</w:t>
+            </w:r>
+            <w:r>
+              <w:rPr>
+                <w:rtl w:val="0"/>
+              </w:rPr>
             </w:r>
           </w:p>
         </w:tc>
@@ -4592,25 +4636,26 @@
               <w:bottom w:color="000000" w:space="0" w:sz="4" w:val="single"/>
               <w:right w:color="000000" w:space="0" w:sz="4" w:val="single"/>
             </w:tcBorders>
-            <w:tcMar>
-              <w:top w:w="100.0" w:type="dxa"/>
-              <w:left w:w="100.0" w:type="dxa"/>
-              <w:bottom w:w="100.0" w:type="dxa"/>
-              <w:right w:w="100.0" w:type="dxa"/>
-            </w:tcMar>
-            <w:vAlign w:val="top"/>
-          </w:tcPr>
-          <w:p>
-            <w:pPr>
-              <w:spacing w:after="20" w:before="240" w:line="360" w:lineRule="auto"/>
-              <w:ind w:left="0" w:firstLine="0"/>
-              <w:rPr/>
-            </w:pPr>
-            <w:r>
-              <w:rPr>
-                <w:rtl w:val="0"/>
-              </w:rPr>
-              <w:t xml:space="preserve">map, alerts, affected infrastructure, recommended response routes</w:t>
+          </w:tcPr>
+          <w:p>
+            <w:pPr>
+              <w:spacing w:line="276" w:lineRule="auto"/>
+              <w:rPr/>
+            </w:pPr>
+            <w:r>
+              <w:rPr>
+                <w:rFonts w:ascii="Times New Roman" w:cs="Times New Roman" w:eastAsia="Times New Roman" w:hAnsi="Times New Roman"/>
+                <w:color w:val="000000"/>
+                <w:sz w:val="26"/>
+                <w:szCs w:val="26"/>
+                <w:rtl w:val="0"/>
+              </w:rPr>
+              <w:t xml:space="preserve">Neo4j KG, PostGIS/pgRouting, FastAPI, dashboard state</w:t>
+            </w:r>
+            <w:r>
+              <w:rPr>
+                <w:rtl w:val="0"/>
+              </w:rPr>
             </w:r>
           </w:p>
         </w:tc>
@@ -4620,9 +4665,10 @@
       <w:pPr>
         <w:pStyle w:val="Heading2"/>
         <w:spacing w:after="20" w:before="240" w:line="360" w:lineRule="auto"/>
+        <w:jc w:val="both"/>
         <w:rPr/>
       </w:pPr>
-      <w:bookmarkStart w:colFirst="0" w:colLast="0" w:name="_gkwc2gfwiiku" w:id="19"/>
+      <w:bookmarkStart w:colFirst="0" w:colLast="0" w:name="_lyh6qfa5btsj" w:id="19"/>
       <w:bookmarkEnd w:id="19"/>
       <w:r>
         <w:rPr>
@@ -5221,16 +5267,6 @@
       <w:r>
         <w:rPr>
           <w:rFonts w:ascii="Times New Roman" w:cs="Times New Roman" w:eastAsia="Times New Roman" w:hAnsi="Times New Roman"/>
-          <w:color w:val="000000"/>
-          <w:sz w:val="26"/>
-          <w:szCs w:val="26"/>
-          <w:rtl w:val="0"/>
-        </w:rPr>
-        <w:br w:type="textWrapping"/>
-      </w:r>
-      <w:r>
-        <w:rPr>
-          <w:rFonts w:ascii="Times New Roman" w:cs="Times New Roman" w:eastAsia="Times New Roman" w:hAnsi="Times New Roman"/>
           <w:b w:val="1"/>
           <w:bCs w:val="1"/>
           <w:color w:val="000000"/>
@@ -5295,7 +5331,7 @@
       <w:pPr>
         <w:numPr>
           <w:ilvl w:val="0"/>
-          <w:numId w:val="3"/>
+          <w:numId w:val="2"/>
         </w:numPr>
         <w:spacing w:after="0" w:afterAutospacing="0" w:before="240" w:line="360" w:lineRule="auto"/>
         <w:ind w:left="720" w:hanging="360"/>
@@ -5316,7 +5352,7 @@
       <w:pPr>
         <w:numPr>
           <w:ilvl w:val="0"/>
-          <w:numId w:val="3"/>
+          <w:numId w:val="2"/>
         </w:numPr>
         <w:spacing w:after="0" w:afterAutospacing="0" w:before="0" w:beforeAutospacing="0" w:line="360" w:lineRule="auto"/>
         <w:ind w:left="720" w:hanging="360"/>
@@ -5339,7 +5375,7 @@
       <w:pPr>
         <w:numPr>
           <w:ilvl w:val="0"/>
-          <w:numId w:val="3"/>
+          <w:numId w:val="2"/>
         </w:numPr>
         <w:spacing w:after="0" w:afterAutospacing="0" w:before="0" w:beforeAutospacing="0" w:line="360" w:lineRule="auto"/>
         <w:ind w:left="720" w:hanging="360"/>
@@ -5362,7 +5398,7 @@
       <w:pPr>
         <w:numPr>
           <w:ilvl w:val="0"/>
-          <w:numId w:val="3"/>
+          <w:numId w:val="2"/>
         </w:numPr>
         <w:spacing w:after="0" w:afterAutospacing="0" w:before="0" w:beforeAutospacing="0" w:line="360" w:lineRule="auto"/>
         <w:ind w:left="720" w:hanging="360"/>
@@ -5384,7 +5420,7 @@
       <w:pPr>
         <w:numPr>
           <w:ilvl w:val="0"/>
-          <w:numId w:val="3"/>
+          <w:numId w:val="2"/>
         </w:numPr>
         <w:spacing w:after="0" w:afterAutospacing="0" w:before="0" w:beforeAutospacing="0" w:line="360" w:lineRule="auto"/>
         <w:ind w:left="720" w:hanging="360"/>
@@ -5407,7 +5443,7 @@
       <w:pPr>
         <w:numPr>
           <w:ilvl w:val="0"/>
-          <w:numId w:val="3"/>
+          <w:numId w:val="2"/>
         </w:numPr>
         <w:spacing w:after="0" w:afterAutospacing="0" w:before="0" w:beforeAutospacing="0" w:line="360" w:lineRule="auto"/>
         <w:ind w:left="720" w:hanging="360"/>
@@ -5430,7 +5466,7 @@
       <w:pPr>
         <w:numPr>
           <w:ilvl w:val="0"/>
-          <w:numId w:val="3"/>
+          <w:numId w:val="2"/>
         </w:numPr>
         <w:spacing w:after="20" w:before="0" w:beforeAutospacing="0" w:line="360" w:lineRule="auto"/>
         <w:ind w:left="720" w:hanging="360"/>
@@ -5573,7 +5609,7 @@
       <w:pPr>
         <w:numPr>
           <w:ilvl w:val="0"/>
-          <w:numId w:val="4"/>
+          <w:numId w:val="3"/>
         </w:numPr>
         <w:spacing w:after="0" w:afterAutospacing="0" w:before="0" w:line="360" w:lineRule="auto"/>
         <w:ind w:left="720" w:hanging="360"/>
@@ -5597,7 +5633,7 @@
       <w:pPr>
         <w:numPr>
           <w:ilvl w:val="0"/>
-          <w:numId w:val="4"/>
+          <w:numId w:val="3"/>
         </w:numPr>
         <w:spacing w:after="0" w:afterAutospacing="0" w:before="0" w:beforeAutospacing="0" w:line="252.00000000000003" w:lineRule="auto"/>
         <w:ind w:left="720" w:hanging="360"/>
@@ -5617,7 +5653,7 @@
       <w:pPr>
         <w:numPr>
           <w:ilvl w:val="0"/>
-          <w:numId w:val="4"/>
+          <w:numId w:val="3"/>
         </w:numPr>
         <w:spacing w:after="0" w:afterAutospacing="0" w:before="0" w:beforeAutospacing="0" w:line="252.00000000000003" w:lineRule="auto"/>
         <w:ind w:left="720" w:hanging="360"/>
@@ -5637,7 +5673,7 @@
       <w:pPr>
         <w:numPr>
           <w:ilvl w:val="0"/>
-          <w:numId w:val="4"/>
+          <w:numId w:val="3"/>
         </w:numPr>
         <w:spacing w:after="20" w:before="0" w:beforeAutospacing="0" w:line="252.00000000000003" w:lineRule="auto"/>
         <w:ind w:left="720" w:hanging="360"/>
@@ -5954,43 +5990,11 @@
         </w:rPr>
       </w:r>
     </w:p>
-    <w:p>
-      <w:pPr>
-        <w:spacing w:after="240" w:before="240" w:line="360" w:lineRule="auto"/>
-        <w:ind w:left="720" w:firstLine="0"/>
-        <w:rPr/>
-      </w:pPr>
-      <w:r>
-        <w:rPr>
-          <w:rFonts w:ascii="Times New Roman" w:cs="Times New Roman" w:eastAsia="Times New Roman" w:hAnsi="Times New Roman"/>
-          <w:color w:val="000000"/>
-          <w:sz w:val="26"/>
-          <w:szCs w:val="26"/>
-          <w:rtl w:val="0"/>
-        </w:rPr>
-        <w:tab/>
-      </w:r>
-      <w:r>
-        <w:rPr>
-          <w:rtl w:val="0"/>
-        </w:rPr>
-      </w:r>
-    </w:p>
-    <w:p>
-      <w:pPr>
-        <w:rPr/>
-      </w:pPr>
-      <w:r>
-        <w:rPr>
-          <w:rtl w:val="0"/>
-        </w:rPr>
-      </w:r>
-    </w:p>
     <w:tbl>
       <w:tblPr>
         <w:tblStyle w:val="Table4"/>
-        <w:tblW w:w="9000.0" w:type="dxa"/>
-        <w:jc w:val="center"/>
+        <w:tblW w:w="8700.0" w:type="dxa"/>
+        <w:jc w:val="left"/>
         <w:tblBorders>
           <w:top w:color="000000" w:space="0" w:sz="8" w:val="single"/>
           <w:left w:color="000000" w:space="0" w:sz="8" w:val="single"/>
@@ -6003,19 +6007,20 @@
         <w:tblLook w:val="0600"/>
       </w:tblPr>
       <w:tblGrid>
-        <w:gridCol w:w="3600"/>
-        <w:gridCol w:w="5400"/>
+        <w:gridCol w:w="2700"/>
+        <w:gridCol w:w="6000"/>
         <w:tblGridChange w:id="0">
           <w:tblGrid>
-            <w:gridCol w:w="3600"/>
-            <w:gridCol w:w="5400"/>
+            <w:gridCol w:w="2700"/>
+            <w:gridCol w:w="6000"/>
           </w:tblGrid>
         </w:tblGridChange>
       </w:tblGrid>
       <w:tr>
         <w:trPr>
           <w:cantSplit w:val="0"/>
-          <w:tblHeader w:val="1"/>
+          <w:trHeight w:val="500" w:hRule="atLeast"/>
+          <w:tblHeader w:val="0"/>
         </w:trPr>
         <w:tc>
           <w:tcPr>
@@ -6025,7 +6030,13 @@
               <w:bottom w:color="000000" w:space="0" w:sz="8" w:val="single"/>
               <w:right w:color="000000" w:space="0" w:sz="8" w:val="single"/>
             </w:tcBorders>
-            <w:shd w:fill="ffffff" w:val="clear"/>
+            <w:tcMar>
+              <w:top w:w="100.0" w:type="dxa"/>
+              <w:left w:w="100.0" w:type="dxa"/>
+              <w:bottom w:w="100.0" w:type="dxa"/>
+              <w:right w:w="100.0" w:type="dxa"/>
+            </w:tcMar>
+            <w:vAlign w:val="top"/>
           </w:tcPr>
           <w:p>
             <w:pPr>
@@ -6034,12 +6045,8 @@
             </w:pPr>
             <w:r>
               <w:rPr>
-                <w:rFonts w:ascii="Times New Roman" w:cs="Times New Roman" w:eastAsia="Times New Roman" w:hAnsi="Times New Roman"/>
                 <w:b w:val="1"/>
                 <w:bCs w:val="1"/>
-                <w:color w:val="000000"/>
-                <w:sz w:val="26"/>
-                <w:szCs w:val="26"/>
                 <w:rtl w:val="0"/>
               </w:rPr>
               <w:t xml:space="preserve">Layer</w:t>
@@ -6059,7 +6066,13 @@
               <w:bottom w:color="000000" w:space="0" w:sz="8" w:val="single"/>
               <w:right w:color="000000" w:space="0" w:sz="8" w:val="single"/>
             </w:tcBorders>
-            <w:shd w:fill="ffffff" w:val="clear"/>
+            <w:tcMar>
+              <w:top w:w="100.0" w:type="dxa"/>
+              <w:left w:w="100.0" w:type="dxa"/>
+              <w:bottom w:w="100.0" w:type="dxa"/>
+              <w:right w:w="100.0" w:type="dxa"/>
+            </w:tcMar>
+            <w:vAlign w:val="top"/>
           </w:tcPr>
           <w:p>
             <w:pPr>
@@ -6068,15 +6081,11 @@
             </w:pPr>
             <w:r>
               <w:rPr>
-                <w:rFonts w:ascii="Times New Roman" w:cs="Times New Roman" w:eastAsia="Times New Roman" w:hAnsi="Times New Roman"/>
                 <w:b w:val="1"/>
                 <w:bCs w:val="1"/>
-                <w:color w:val="000000"/>
-                <w:sz w:val="26"/>
-                <w:szCs w:val="26"/>
-                <w:rtl w:val="0"/>
-              </w:rPr>
-              <w:t xml:space="preserve">Công nghệ</w:t>
+                <w:rtl w:val="0"/>
+              </w:rPr>
+              <w:t xml:space="preserve">Tool</w:t>
             </w:r>
             <w:r>
               <w:rPr>
@@ -6089,6 +6098,7 @@
       <w:tr>
         <w:trPr>
           <w:cantSplit w:val="0"/>
+          <w:trHeight w:val="500" w:hRule="atLeast"/>
           <w:tblHeader w:val="0"/>
         </w:trPr>
         <w:tc>
@@ -6106,48 +6116,30 @@
             </w:pPr>
             <w:r>
               <w:rPr>
-                <w:rFonts w:ascii="Times New Roman" w:cs="Times New Roman" w:eastAsia="Times New Roman" w:hAnsi="Times New Roman"/>
-                <w:color w:val="000000"/>
-                <w:sz w:val="26"/>
-                <w:szCs w:val="26"/>
                 <w:rtl w:val="0"/>
               </w:rPr>
               <w:t xml:space="preserve">Ingestion/orchestration</w:t>
             </w:r>
-            <w:r>
-              <w:rPr>
-                <w:rtl w:val="0"/>
-              </w:rPr>
-            </w:r>
-          </w:p>
-        </w:tc>
-        <w:tc>
-          <w:tcPr>
-            <w:tcBorders>
-              <w:top w:color="000000" w:space="0" w:sz="8" w:val="single"/>
-              <w:left w:color="000000" w:space="0" w:sz="8" w:val="single"/>
-              <w:bottom w:color="000000" w:space="0" w:sz="8" w:val="single"/>
-              <w:right w:color="000000" w:space="0" w:sz="8" w:val="single"/>
-            </w:tcBorders>
-          </w:tcPr>
-          <w:p>
-            <w:pPr>
-              <w:rPr/>
-            </w:pPr>
-            <w:r>
-              <w:rPr>
-                <w:rFonts w:ascii="Times New Roman" w:cs="Times New Roman" w:eastAsia="Times New Roman" w:hAnsi="Times New Roman"/>
-                <w:color w:val="000000"/>
-                <w:sz w:val="26"/>
-                <w:szCs w:val="26"/>
+          </w:p>
+        </w:tc>
+        <w:tc>
+          <w:tcPr>
+            <w:tcBorders>
+              <w:top w:color="000000" w:space="0" w:sz="8" w:val="single"/>
+              <w:left w:color="000000" w:space="0" w:sz="8" w:val="single"/>
+              <w:bottom w:color="000000" w:space="0" w:sz="8" w:val="single"/>
+              <w:right w:color="000000" w:space="0" w:sz="8" w:val="single"/>
+            </w:tcBorders>
+          </w:tcPr>
+          <w:p>
+            <w:pPr>
+              <w:rPr/>
+            </w:pPr>
+            <w:r>
+              <w:rPr>
                 <w:rtl w:val="0"/>
               </w:rPr>
               <w:t xml:space="preserve">Python, Apache Airflow</w:t>
-            </w:r>
-            <w:r>
-              <w:rPr>
-                <w:rtl w:val="0"/>
-              </w:rPr>
             </w:r>
           </w:p>
         </w:tc>
@@ -6155,6 +6147,7 @@
       <w:tr>
         <w:trPr>
           <w:cantSplit w:val="0"/>
+          <w:trHeight w:val="500" w:hRule="atLeast"/>
           <w:tblHeader w:val="0"/>
         </w:trPr>
         <w:tc>
@@ -6165,55 +6158,51 @@
               <w:bottom w:color="000000" w:space="0" w:sz="8" w:val="single"/>
               <w:right w:color="000000" w:space="0" w:sz="8" w:val="single"/>
             </w:tcBorders>
-          </w:tcPr>
-          <w:p>
-            <w:pPr>
-              <w:rPr/>
-            </w:pPr>
-            <w:r>
-              <w:rPr>
-                <w:rFonts w:ascii="Times New Roman" w:cs="Times New Roman" w:eastAsia="Times New Roman" w:hAnsi="Times New Roman"/>
-                <w:color w:val="000000"/>
-                <w:sz w:val="26"/>
-                <w:szCs w:val="26"/>
-                <w:rtl w:val="0"/>
-              </w:rPr>
-              <w:t xml:space="preserve">Object storage</w:t>
-            </w:r>
-            <w:r>
-              <w:rPr>
-                <w:rtl w:val="0"/>
-              </w:rPr>
-            </w:r>
-          </w:p>
-        </w:tc>
-        <w:tc>
-          <w:tcPr>
-            <w:tcBorders>
-              <w:top w:color="000000" w:space="0" w:sz="8" w:val="single"/>
-              <w:left w:color="000000" w:space="0" w:sz="8" w:val="single"/>
-              <w:bottom w:color="000000" w:space="0" w:sz="8" w:val="single"/>
-              <w:right w:color="000000" w:space="0" w:sz="8" w:val="single"/>
-            </w:tcBorders>
-          </w:tcPr>
-          <w:p>
-            <w:pPr>
-              <w:rPr/>
-            </w:pPr>
-            <w:r>
-              <w:rPr>
-                <w:rFonts w:ascii="Times New Roman" w:cs="Times New Roman" w:eastAsia="Times New Roman" w:hAnsi="Times New Roman"/>
-                <w:color w:val="000000"/>
-                <w:sz w:val="26"/>
-                <w:szCs w:val="26"/>
-                <w:rtl w:val="0"/>
-              </w:rPr>
-              <w:t xml:space="preserve">MinIO</w:t>
-            </w:r>
-            <w:r>
-              <w:rPr>
-                <w:rtl w:val="0"/>
-              </w:rPr>
+            <w:tcMar>
+              <w:top w:w="100.0" w:type="dxa"/>
+              <w:left w:w="100.0" w:type="dxa"/>
+              <w:bottom w:w="100.0" w:type="dxa"/>
+              <w:right w:w="100.0" w:type="dxa"/>
+            </w:tcMar>
+            <w:vAlign w:val="top"/>
+          </w:tcPr>
+          <w:p>
+            <w:pPr>
+              <w:rPr/>
+            </w:pPr>
+            <w:r>
+              <w:rPr>
+                <w:rtl w:val="0"/>
+              </w:rPr>
+              <w:t xml:space="preserve">Object Storage</w:t>
+            </w:r>
+          </w:p>
+        </w:tc>
+        <w:tc>
+          <w:tcPr>
+            <w:tcBorders>
+              <w:top w:color="000000" w:space="0" w:sz="8" w:val="single"/>
+              <w:left w:color="000000" w:space="0" w:sz="8" w:val="single"/>
+              <w:bottom w:color="000000" w:space="0" w:sz="8" w:val="single"/>
+              <w:right w:color="000000" w:space="0" w:sz="8" w:val="single"/>
+            </w:tcBorders>
+            <w:tcMar>
+              <w:top w:w="100.0" w:type="dxa"/>
+              <w:left w:w="100.0" w:type="dxa"/>
+              <w:bottom w:w="100.0" w:type="dxa"/>
+              <w:right w:w="100.0" w:type="dxa"/>
+            </w:tcMar>
+            <w:vAlign w:val="top"/>
+          </w:tcPr>
+          <w:p>
+            <w:pPr>
+              <w:rPr/>
+            </w:pPr>
+            <w:r>
+              <w:rPr>
+                <w:rtl w:val="0"/>
+              </w:rPr>
+              <w:t xml:space="preserve">MinIO </w:t>
             </w:r>
           </w:p>
         </w:tc>
@@ -6221,6 +6210,7 @@
       <w:tr>
         <w:trPr>
           <w:cantSplit w:val="0"/>
+          <w:trHeight w:val="500" w:hRule="atLeast"/>
           <w:tblHeader w:val="0"/>
         </w:trPr>
         <w:tc>
@@ -6231,55 +6221,51 @@
               <w:bottom w:color="000000" w:space="0" w:sz="8" w:val="single"/>
               <w:right w:color="000000" w:space="0" w:sz="8" w:val="single"/>
             </w:tcBorders>
-          </w:tcPr>
-          <w:p>
-            <w:pPr>
-              <w:rPr/>
-            </w:pPr>
-            <w:r>
-              <w:rPr>
-                <w:rFonts w:ascii="Times New Roman" w:cs="Times New Roman" w:eastAsia="Times New Roman" w:hAnsi="Times New Roman"/>
-                <w:color w:val="000000"/>
-                <w:sz w:val="26"/>
-                <w:szCs w:val="26"/>
-                <w:rtl w:val="0"/>
-              </w:rPr>
-              <w:t xml:space="preserve">Lakehouse table format</w:t>
-            </w:r>
-            <w:r>
-              <w:rPr>
-                <w:rtl w:val="0"/>
-              </w:rPr>
-            </w:r>
-          </w:p>
-        </w:tc>
-        <w:tc>
-          <w:tcPr>
-            <w:tcBorders>
-              <w:top w:color="000000" w:space="0" w:sz="8" w:val="single"/>
-              <w:left w:color="000000" w:space="0" w:sz="8" w:val="single"/>
-              <w:bottom w:color="000000" w:space="0" w:sz="8" w:val="single"/>
-              <w:right w:color="000000" w:space="0" w:sz="8" w:val="single"/>
-            </w:tcBorders>
-          </w:tcPr>
-          <w:p>
-            <w:pPr>
-              <w:rPr/>
-            </w:pPr>
-            <w:r>
-              <w:rPr>
-                <w:rFonts w:ascii="Times New Roman" w:cs="Times New Roman" w:eastAsia="Times New Roman" w:hAnsi="Times New Roman"/>
-                <w:color w:val="000000"/>
-                <w:sz w:val="26"/>
-                <w:szCs w:val="26"/>
+            <w:tcMar>
+              <w:top w:w="100.0" w:type="dxa"/>
+              <w:left w:w="100.0" w:type="dxa"/>
+              <w:bottom w:w="100.0" w:type="dxa"/>
+              <w:right w:w="100.0" w:type="dxa"/>
+            </w:tcMar>
+            <w:vAlign w:val="top"/>
+          </w:tcPr>
+          <w:p>
+            <w:pPr>
+              <w:rPr/>
+            </w:pPr>
+            <w:r>
+              <w:rPr>
+                <w:rtl w:val="0"/>
+              </w:rPr>
+              <w:t xml:space="preserve">Open Table Format</w:t>
+            </w:r>
+          </w:p>
+        </w:tc>
+        <w:tc>
+          <w:tcPr>
+            <w:tcBorders>
+              <w:top w:color="000000" w:space="0" w:sz="8" w:val="single"/>
+              <w:left w:color="000000" w:space="0" w:sz="8" w:val="single"/>
+              <w:bottom w:color="000000" w:space="0" w:sz="8" w:val="single"/>
+              <w:right w:color="000000" w:space="0" w:sz="8" w:val="single"/>
+            </w:tcBorders>
+            <w:tcMar>
+              <w:top w:w="100.0" w:type="dxa"/>
+              <w:left w:w="100.0" w:type="dxa"/>
+              <w:bottom w:w="100.0" w:type="dxa"/>
+              <w:right w:w="100.0" w:type="dxa"/>
+            </w:tcMar>
+            <w:vAlign w:val="top"/>
+          </w:tcPr>
+          <w:p>
+            <w:pPr>
+              <w:rPr/>
+            </w:pPr>
+            <w:r>
+              <w:rPr>
                 <w:rtl w:val="0"/>
               </w:rPr>
               <w:t xml:space="preserve">Apache Iceberg</w:t>
-            </w:r>
-            <w:r>
-              <w:rPr>
-                <w:rtl w:val="0"/>
-              </w:rPr>
             </w:r>
           </w:p>
         </w:tc>
@@ -6287,6 +6273,7 @@
       <w:tr>
         <w:trPr>
           <w:cantSplit w:val="0"/>
+          <w:trHeight w:val="500" w:hRule="atLeast"/>
           <w:tblHeader w:val="0"/>
         </w:trPr>
         <w:tc>
@@ -6297,55 +6284,51 @@
               <w:bottom w:color="000000" w:space="0" w:sz="8" w:val="single"/>
               <w:right w:color="000000" w:space="0" w:sz="8" w:val="single"/>
             </w:tcBorders>
-          </w:tcPr>
-          <w:p>
-            <w:pPr>
-              <w:rPr/>
-            </w:pPr>
-            <w:r>
-              <w:rPr>
-                <w:rFonts w:ascii="Times New Roman" w:cs="Times New Roman" w:eastAsia="Times New Roman" w:hAnsi="Times New Roman"/>
-                <w:color w:val="000000"/>
-                <w:sz w:val="26"/>
-                <w:szCs w:val="26"/>
-                <w:rtl w:val="0"/>
-              </w:rPr>
-              <w:t xml:space="preserve">Batch/spatial processing</w:t>
-            </w:r>
-            <w:r>
-              <w:rPr>
-                <w:rtl w:val="0"/>
-              </w:rPr>
-            </w:r>
-          </w:p>
-        </w:tc>
-        <w:tc>
-          <w:tcPr>
-            <w:tcBorders>
-              <w:top w:color="000000" w:space="0" w:sz="8" w:val="single"/>
-              <w:left w:color="000000" w:space="0" w:sz="8" w:val="single"/>
-              <w:bottom w:color="000000" w:space="0" w:sz="8" w:val="single"/>
-              <w:right w:color="000000" w:space="0" w:sz="8" w:val="single"/>
-            </w:tcBorders>
-          </w:tcPr>
-          <w:p>
-            <w:pPr>
-              <w:rPr/>
-            </w:pPr>
-            <w:r>
-              <w:rPr>
-                <w:rFonts w:ascii="Times New Roman" w:cs="Times New Roman" w:eastAsia="Times New Roman" w:hAnsi="Times New Roman"/>
-                <w:color w:val="000000"/>
-                <w:sz w:val="26"/>
-                <w:szCs w:val="26"/>
-                <w:rtl w:val="0"/>
-              </w:rPr>
-              <w:t xml:space="preserve">Spark + Apache Sedona</w:t>
-            </w:r>
-            <w:r>
-              <w:rPr>
-                <w:rtl w:val="0"/>
-              </w:rPr>
+            <w:tcMar>
+              <w:top w:w="100.0" w:type="dxa"/>
+              <w:left w:w="100.0" w:type="dxa"/>
+              <w:bottom w:w="100.0" w:type="dxa"/>
+              <w:right w:w="100.0" w:type="dxa"/>
+            </w:tcMar>
+            <w:vAlign w:val="top"/>
+          </w:tcPr>
+          <w:p>
+            <w:pPr>
+              <w:rPr/>
+            </w:pPr>
+            <w:r>
+              <w:rPr>
+                <w:rtl w:val="0"/>
+              </w:rPr>
+              <w:t xml:space="preserve">Catalog</w:t>
+            </w:r>
+          </w:p>
+        </w:tc>
+        <w:tc>
+          <w:tcPr>
+            <w:tcBorders>
+              <w:top w:color="000000" w:space="0" w:sz="8" w:val="single"/>
+              <w:left w:color="000000" w:space="0" w:sz="8" w:val="single"/>
+              <w:bottom w:color="000000" w:space="0" w:sz="8" w:val="single"/>
+              <w:right w:color="000000" w:space="0" w:sz="8" w:val="single"/>
+            </w:tcBorders>
+            <w:tcMar>
+              <w:top w:w="100.0" w:type="dxa"/>
+              <w:left w:w="100.0" w:type="dxa"/>
+              <w:bottom w:w="100.0" w:type="dxa"/>
+              <w:right w:w="100.0" w:type="dxa"/>
+            </w:tcMar>
+            <w:vAlign w:val="top"/>
+          </w:tcPr>
+          <w:p>
+            <w:pPr>
+              <w:rPr/>
+            </w:pPr>
+            <w:r>
+              <w:rPr>
+                <w:rtl w:val="0"/>
+              </w:rPr>
+              <w:t xml:space="preserve">Iceberg REST Catalog</w:t>
             </w:r>
           </w:p>
         </w:tc>
@@ -6353,6 +6336,7 @@
       <w:tr>
         <w:trPr>
           <w:cantSplit w:val="0"/>
+          <w:trHeight w:val="500" w:hRule="atLeast"/>
           <w:tblHeader w:val="0"/>
         </w:trPr>
         <w:tc>
@@ -6363,55 +6347,51 @@
               <w:bottom w:color="000000" w:space="0" w:sz="8" w:val="single"/>
               <w:right w:color="000000" w:space="0" w:sz="8" w:val="single"/>
             </w:tcBorders>
-          </w:tcPr>
-          <w:p>
-            <w:pPr>
-              <w:rPr/>
-            </w:pPr>
-            <w:r>
-              <w:rPr>
-                <w:rFonts w:ascii="Times New Roman" w:cs="Times New Roman" w:eastAsia="Times New Roman" w:hAnsi="Times New Roman"/>
-                <w:color w:val="000000"/>
-                <w:sz w:val="26"/>
-                <w:szCs w:val="26"/>
-                <w:rtl w:val="0"/>
-              </w:rPr>
-              <w:t xml:space="preserve">Spatial serving/query</w:t>
-            </w:r>
-            <w:r>
-              <w:rPr>
-                <w:rtl w:val="0"/>
-              </w:rPr>
-            </w:r>
-          </w:p>
-        </w:tc>
-        <w:tc>
-          <w:tcPr>
-            <w:tcBorders>
-              <w:top w:color="000000" w:space="0" w:sz="8" w:val="single"/>
-              <w:left w:color="000000" w:space="0" w:sz="8" w:val="single"/>
-              <w:bottom w:color="000000" w:space="0" w:sz="8" w:val="single"/>
-              <w:right w:color="000000" w:space="0" w:sz="8" w:val="single"/>
-            </w:tcBorders>
-          </w:tcPr>
-          <w:p>
-            <w:pPr>
-              <w:rPr/>
-            </w:pPr>
-            <w:r>
-              <w:rPr>
-                <w:rFonts w:ascii="Times New Roman" w:cs="Times New Roman" w:eastAsia="Times New Roman" w:hAnsi="Times New Roman"/>
-                <w:color w:val="000000"/>
-                <w:sz w:val="26"/>
-                <w:szCs w:val="26"/>
-                <w:rtl w:val="0"/>
-              </w:rPr>
-              <w:t xml:space="preserve">PostgreSQL/PostGIS</w:t>
-            </w:r>
-            <w:r>
-              <w:rPr>
-                <w:rtl w:val="0"/>
-              </w:rPr>
+            <w:tcMar>
+              <w:top w:w="100.0" w:type="dxa"/>
+              <w:left w:w="100.0" w:type="dxa"/>
+              <w:bottom w:w="100.0" w:type="dxa"/>
+              <w:right w:w="100.0" w:type="dxa"/>
+            </w:tcMar>
+            <w:vAlign w:val="top"/>
+          </w:tcPr>
+          <w:p>
+            <w:pPr>
+              <w:rPr/>
+            </w:pPr>
+            <w:r>
+              <w:rPr>
+                <w:rtl w:val="0"/>
+              </w:rPr>
+              <w:t xml:space="preserve">Near-Realtime</w:t>
+            </w:r>
+          </w:p>
+        </w:tc>
+        <w:tc>
+          <w:tcPr>
+            <w:tcBorders>
+              <w:top w:color="000000" w:space="0" w:sz="8" w:val="single"/>
+              <w:left w:color="000000" w:space="0" w:sz="8" w:val="single"/>
+              <w:bottom w:color="000000" w:space="0" w:sz="8" w:val="single"/>
+              <w:right w:color="000000" w:space="0" w:sz="8" w:val="single"/>
+            </w:tcBorders>
+            <w:tcMar>
+              <w:top w:w="100.0" w:type="dxa"/>
+              <w:left w:w="100.0" w:type="dxa"/>
+              <w:bottom w:w="100.0" w:type="dxa"/>
+              <w:right w:w="100.0" w:type="dxa"/>
+            </w:tcMar>
+            <w:vAlign w:val="top"/>
+          </w:tcPr>
+          <w:p>
+            <w:pPr>
+              <w:rPr/>
+            </w:pPr>
+            <w:r>
+              <w:rPr>
+                <w:rtl w:val="0"/>
+              </w:rPr>
+              <w:t xml:space="preserve">Kafka + Flink</w:t>
             </w:r>
           </w:p>
         </w:tc>
@@ -6419,6 +6399,7 @@
       <w:tr>
         <w:trPr>
           <w:cantSplit w:val="0"/>
+          <w:trHeight w:val="500" w:hRule="atLeast"/>
           <w:tblHeader w:val="0"/>
         </w:trPr>
         <w:tc>
@@ -6429,55 +6410,51 @@
               <w:bottom w:color="000000" w:space="0" w:sz="8" w:val="single"/>
               <w:right w:color="000000" w:space="0" w:sz="8" w:val="single"/>
             </w:tcBorders>
-          </w:tcPr>
-          <w:p>
-            <w:pPr>
-              <w:rPr/>
-            </w:pPr>
-            <w:r>
-              <w:rPr>
-                <w:rFonts w:ascii="Times New Roman" w:cs="Times New Roman" w:eastAsia="Times New Roman" w:hAnsi="Times New Roman"/>
-                <w:color w:val="000000"/>
-                <w:sz w:val="26"/>
-                <w:szCs w:val="26"/>
-                <w:rtl w:val="0"/>
-              </w:rPr>
-              <w:t xml:space="preserve">Knowledge graph</w:t>
-            </w:r>
-            <w:r>
-              <w:rPr>
-                <w:rtl w:val="0"/>
-              </w:rPr>
-            </w:r>
-          </w:p>
-        </w:tc>
-        <w:tc>
-          <w:tcPr>
-            <w:tcBorders>
-              <w:top w:color="000000" w:space="0" w:sz="8" w:val="single"/>
-              <w:left w:color="000000" w:space="0" w:sz="8" w:val="single"/>
-              <w:bottom w:color="000000" w:space="0" w:sz="8" w:val="single"/>
-              <w:right w:color="000000" w:space="0" w:sz="8" w:val="single"/>
-            </w:tcBorders>
-          </w:tcPr>
-          <w:p>
-            <w:pPr>
-              <w:rPr/>
-            </w:pPr>
-            <w:r>
-              <w:rPr>
-                <w:rFonts w:ascii="Times New Roman" w:cs="Times New Roman" w:eastAsia="Times New Roman" w:hAnsi="Times New Roman"/>
-                <w:color w:val="000000"/>
-                <w:sz w:val="26"/>
-                <w:szCs w:val="26"/>
-                <w:rtl w:val="0"/>
-              </w:rPr>
-              <w:t xml:space="preserve">Neo4j</w:t>
-            </w:r>
-            <w:r>
-              <w:rPr>
-                <w:rtl w:val="0"/>
-              </w:rPr>
+            <w:tcMar>
+              <w:top w:w="100.0" w:type="dxa"/>
+              <w:left w:w="100.0" w:type="dxa"/>
+              <w:bottom w:w="100.0" w:type="dxa"/>
+              <w:right w:w="100.0" w:type="dxa"/>
+            </w:tcMar>
+            <w:vAlign w:val="top"/>
+          </w:tcPr>
+          <w:p>
+            <w:pPr>
+              <w:rPr/>
+            </w:pPr>
+            <w:r>
+              <w:rPr>
+                <w:rtl w:val="0"/>
+              </w:rPr>
+              <w:t xml:space="preserve">Distributed Compute</w:t>
+            </w:r>
+          </w:p>
+        </w:tc>
+        <w:tc>
+          <w:tcPr>
+            <w:tcBorders>
+              <w:top w:color="000000" w:space="0" w:sz="8" w:val="single"/>
+              <w:left w:color="000000" w:space="0" w:sz="8" w:val="single"/>
+              <w:bottom w:color="000000" w:space="0" w:sz="8" w:val="single"/>
+              <w:right w:color="000000" w:space="0" w:sz="8" w:val="single"/>
+            </w:tcBorders>
+            <w:tcMar>
+              <w:top w:w="100.0" w:type="dxa"/>
+              <w:left w:w="100.0" w:type="dxa"/>
+              <w:bottom w:w="100.0" w:type="dxa"/>
+              <w:right w:w="100.0" w:type="dxa"/>
+            </w:tcMar>
+            <w:vAlign w:val="top"/>
+          </w:tcPr>
+          <w:p>
+            <w:pPr>
+              <w:rPr/>
+            </w:pPr>
+            <w:r>
+              <w:rPr>
+                <w:rtl w:val="0"/>
+              </w:rPr>
+              <w:t xml:space="preserve">Spark </w:t>
             </w:r>
           </w:p>
         </w:tc>
@@ -6485,6 +6462,7 @@
       <w:tr>
         <w:trPr>
           <w:cantSplit w:val="0"/>
+          <w:trHeight w:val="500" w:hRule="atLeast"/>
           <w:tblHeader w:val="0"/>
         </w:trPr>
         <w:tc>
@@ -6495,55 +6473,51 @@
               <w:bottom w:color="000000" w:space="0" w:sz="8" w:val="single"/>
               <w:right w:color="000000" w:space="0" w:sz="8" w:val="single"/>
             </w:tcBorders>
-          </w:tcPr>
-          <w:p>
-            <w:pPr>
-              <w:rPr/>
-            </w:pPr>
-            <w:r>
-              <w:rPr>
-                <w:rFonts w:ascii="Times New Roman" w:cs="Times New Roman" w:eastAsia="Times New Roman" w:hAnsi="Times New Roman"/>
-                <w:color w:val="000000"/>
-                <w:sz w:val="26"/>
-                <w:szCs w:val="26"/>
-                <w:rtl w:val="0"/>
-              </w:rPr>
-              <w:t xml:space="preserve">Routing</w:t>
-            </w:r>
-            <w:r>
-              <w:rPr>
-                <w:rtl w:val="0"/>
-              </w:rPr>
-            </w:r>
-          </w:p>
-        </w:tc>
-        <w:tc>
-          <w:tcPr>
-            <w:tcBorders>
-              <w:top w:color="000000" w:space="0" w:sz="8" w:val="single"/>
-              <w:left w:color="000000" w:space="0" w:sz="8" w:val="single"/>
-              <w:bottom w:color="000000" w:space="0" w:sz="8" w:val="single"/>
-              <w:right w:color="000000" w:space="0" w:sz="8" w:val="single"/>
-            </w:tcBorders>
-          </w:tcPr>
-          <w:p>
-            <w:pPr>
-              <w:rPr/>
-            </w:pPr>
-            <w:r>
-              <w:rPr>
-                <w:rFonts w:ascii="Times New Roman" w:cs="Times New Roman" w:eastAsia="Times New Roman" w:hAnsi="Times New Roman"/>
-                <w:color w:val="000000"/>
-                <w:sz w:val="26"/>
-                <w:szCs w:val="26"/>
-                <w:rtl w:val="0"/>
-              </w:rPr>
-              <w:t xml:space="preserve">NetworkX hoặc pgRouting; có thể dùng graph projection phù hợp</w:t>
-            </w:r>
-            <w:r>
-              <w:rPr>
-                <w:rtl w:val="0"/>
-              </w:rPr>
+            <w:tcMar>
+              <w:top w:w="100.0" w:type="dxa"/>
+              <w:left w:w="100.0" w:type="dxa"/>
+              <w:bottom w:w="100.0" w:type="dxa"/>
+              <w:right w:w="100.0" w:type="dxa"/>
+            </w:tcMar>
+            <w:vAlign w:val="top"/>
+          </w:tcPr>
+          <w:p>
+            <w:pPr>
+              <w:rPr/>
+            </w:pPr>
+            <w:r>
+              <w:rPr>
+                <w:rtl w:val="0"/>
+              </w:rPr>
+              <w:t xml:space="preserve">Vector Processing</w:t>
+            </w:r>
+          </w:p>
+        </w:tc>
+        <w:tc>
+          <w:tcPr>
+            <w:tcBorders>
+              <w:top w:color="000000" w:space="0" w:sz="8" w:val="single"/>
+              <w:left w:color="000000" w:space="0" w:sz="8" w:val="single"/>
+              <w:bottom w:color="000000" w:space="0" w:sz="8" w:val="single"/>
+              <w:right w:color="000000" w:space="0" w:sz="8" w:val="single"/>
+            </w:tcBorders>
+            <w:tcMar>
+              <w:top w:w="100.0" w:type="dxa"/>
+              <w:left w:w="100.0" w:type="dxa"/>
+              <w:bottom w:w="100.0" w:type="dxa"/>
+              <w:right w:w="100.0" w:type="dxa"/>
+            </w:tcMar>
+            <w:vAlign w:val="top"/>
+          </w:tcPr>
+          <w:p>
+            <w:pPr>
+              <w:rPr/>
+            </w:pPr>
+            <w:r>
+              <w:rPr>
+                <w:rtl w:val="0"/>
+              </w:rPr>
+              <w:t xml:space="preserve">GeoPandas / Shapely</w:t>
             </w:r>
           </w:p>
         </w:tc>
@@ -6551,6 +6525,7 @@
       <w:tr>
         <w:trPr>
           <w:cantSplit w:val="0"/>
+          <w:trHeight w:val="500" w:hRule="atLeast"/>
           <w:tblHeader w:val="0"/>
         </w:trPr>
         <w:tc>
@@ -6561,55 +6536,51 @@
               <w:bottom w:color="000000" w:space="0" w:sz="8" w:val="single"/>
               <w:right w:color="000000" w:space="0" w:sz="8" w:val="single"/>
             </w:tcBorders>
-          </w:tcPr>
-          <w:p>
-            <w:pPr>
-              <w:rPr/>
-            </w:pPr>
-            <w:r>
-              <w:rPr>
-                <w:rFonts w:ascii="Times New Roman" w:cs="Times New Roman" w:eastAsia="Times New Roman" w:hAnsi="Times New Roman"/>
-                <w:color w:val="000000"/>
-                <w:sz w:val="26"/>
-                <w:szCs w:val="26"/>
-                <w:rtl w:val="0"/>
-              </w:rPr>
-              <w:t xml:space="preserve">API</w:t>
-            </w:r>
-            <w:r>
-              <w:rPr>
-                <w:rtl w:val="0"/>
-              </w:rPr>
-            </w:r>
-          </w:p>
-        </w:tc>
-        <w:tc>
-          <w:tcPr>
-            <w:tcBorders>
-              <w:top w:color="000000" w:space="0" w:sz="8" w:val="single"/>
-              <w:left w:color="000000" w:space="0" w:sz="8" w:val="single"/>
-              <w:bottom w:color="000000" w:space="0" w:sz="8" w:val="single"/>
-              <w:right w:color="000000" w:space="0" w:sz="8" w:val="single"/>
-            </w:tcBorders>
-          </w:tcPr>
-          <w:p>
-            <w:pPr>
-              <w:rPr/>
-            </w:pPr>
-            <w:r>
-              <w:rPr>
-                <w:rFonts w:ascii="Times New Roman" w:cs="Times New Roman" w:eastAsia="Times New Roman" w:hAnsi="Times New Roman"/>
-                <w:color w:val="000000"/>
-                <w:sz w:val="26"/>
-                <w:szCs w:val="26"/>
-                <w:rtl w:val="0"/>
-              </w:rPr>
-              <w:t xml:space="preserve">FastAPI</w:t>
-            </w:r>
-            <w:r>
-              <w:rPr>
-                <w:rtl w:val="0"/>
-              </w:rPr>
+            <w:tcMar>
+              <w:top w:w="100.0" w:type="dxa"/>
+              <w:left w:w="100.0" w:type="dxa"/>
+              <w:bottom w:w="100.0" w:type="dxa"/>
+              <w:right w:w="100.0" w:type="dxa"/>
+            </w:tcMar>
+            <w:vAlign w:val="top"/>
+          </w:tcPr>
+          <w:p>
+            <w:pPr>
+              <w:rPr/>
+            </w:pPr>
+            <w:r>
+              <w:rPr>
+                <w:rtl w:val="0"/>
+              </w:rPr>
+              <w:t xml:space="preserve">Raster Processing</w:t>
+            </w:r>
+          </w:p>
+        </w:tc>
+        <w:tc>
+          <w:tcPr>
+            <w:tcBorders>
+              <w:top w:color="000000" w:space="0" w:sz="8" w:val="single"/>
+              <w:left w:color="000000" w:space="0" w:sz="8" w:val="single"/>
+              <w:bottom w:color="000000" w:space="0" w:sz="8" w:val="single"/>
+              <w:right w:color="000000" w:space="0" w:sz="8" w:val="single"/>
+            </w:tcBorders>
+            <w:tcMar>
+              <w:top w:w="100.0" w:type="dxa"/>
+              <w:left w:w="100.0" w:type="dxa"/>
+              <w:bottom w:w="100.0" w:type="dxa"/>
+              <w:right w:w="100.0" w:type="dxa"/>
+            </w:tcMar>
+            <w:vAlign w:val="top"/>
+          </w:tcPr>
+          <w:p>
+            <w:pPr>
+              <w:rPr/>
+            </w:pPr>
+            <w:r>
+              <w:rPr>
+                <w:rtl w:val="0"/>
+              </w:rPr>
+              <w:t xml:space="preserve">Rasterio / Xarray</w:t>
             </w:r>
           </w:p>
         </w:tc>
@@ -6617,6 +6588,7 @@
       <w:tr>
         <w:trPr>
           <w:cantSplit w:val="0"/>
+          <w:trHeight w:val="500" w:hRule="atLeast"/>
           <w:tblHeader w:val="0"/>
         </w:trPr>
         <w:tc>
@@ -6634,48 +6606,30 @@
             </w:pPr>
             <w:r>
               <w:rPr>
-                <w:rFonts w:ascii="Times New Roman" w:cs="Times New Roman" w:eastAsia="Times New Roman" w:hAnsi="Times New Roman"/>
-                <w:color w:val="000000"/>
-                <w:sz w:val="26"/>
-                <w:szCs w:val="26"/>
-                <w:rtl w:val="0"/>
-              </w:rPr>
-              <w:t xml:space="preserve">Dashboard</w:t>
-            </w:r>
-            <w:r>
-              <w:rPr>
-                <w:rtl w:val="0"/>
-              </w:rPr>
-            </w:r>
-          </w:p>
-        </w:tc>
-        <w:tc>
-          <w:tcPr>
-            <w:tcBorders>
-              <w:top w:color="000000" w:space="0" w:sz="8" w:val="single"/>
-              <w:left w:color="000000" w:space="0" w:sz="8" w:val="single"/>
-              <w:bottom w:color="000000" w:space="0" w:sz="8" w:val="single"/>
-              <w:right w:color="000000" w:space="0" w:sz="8" w:val="single"/>
-            </w:tcBorders>
-          </w:tcPr>
-          <w:p>
-            <w:pPr>
-              <w:rPr/>
-            </w:pPr>
-            <w:r>
-              <w:rPr>
-                <w:rFonts w:ascii="Times New Roman" w:cs="Times New Roman" w:eastAsia="Times New Roman" w:hAnsi="Times New Roman"/>
-                <w:color w:val="000000"/>
-                <w:sz w:val="26"/>
-                <w:szCs w:val="26"/>
-                <w:rtl w:val="0"/>
-              </w:rPr>
-              <w:t xml:space="preserve">Streamlit + MapLibre/Folium</w:t>
-            </w:r>
-            <w:r>
-              <w:rPr>
-                <w:rtl w:val="0"/>
-              </w:rPr>
+                <w:rtl w:val="0"/>
+              </w:rPr>
+              <w:t xml:space="preserve">Routing</w:t>
+            </w:r>
+          </w:p>
+        </w:tc>
+        <w:tc>
+          <w:tcPr>
+            <w:tcBorders>
+              <w:top w:color="000000" w:space="0" w:sz="8" w:val="single"/>
+              <w:left w:color="000000" w:space="0" w:sz="8" w:val="single"/>
+              <w:bottom w:color="000000" w:space="0" w:sz="8" w:val="single"/>
+              <w:right w:color="000000" w:space="0" w:sz="8" w:val="single"/>
+            </w:tcBorders>
+          </w:tcPr>
+          <w:p>
+            <w:pPr>
+              <w:rPr/>
+            </w:pPr>
+            <w:r>
+              <w:rPr>
+                <w:rtl w:val="0"/>
+              </w:rPr>
+              <w:t xml:space="preserve">NetworkX hoặc pgRouting</w:t>
             </w:r>
           </w:p>
         </w:tc>
@@ -6683,6 +6637,7 @@
       <w:tr>
         <w:trPr>
           <w:cantSplit w:val="0"/>
+          <w:trHeight w:val="500" w:hRule="atLeast"/>
           <w:tblHeader w:val="0"/>
         </w:trPr>
         <w:tc>
@@ -6693,60 +6648,798 @@
               <w:bottom w:color="000000" w:space="0" w:sz="8" w:val="single"/>
               <w:right w:color="000000" w:space="0" w:sz="8" w:val="single"/>
             </w:tcBorders>
-          </w:tcPr>
-          <w:p>
-            <w:pPr>
-              <w:rPr/>
-            </w:pPr>
-            <w:r>
-              <w:rPr>
-                <w:rFonts w:ascii="Times New Roman" w:cs="Times New Roman" w:eastAsia="Times New Roman" w:hAnsi="Times New Roman"/>
-                <w:color w:val="000000"/>
-                <w:sz w:val="26"/>
-                <w:szCs w:val="26"/>
+            <w:tcMar>
+              <w:top w:w="100.0" w:type="dxa"/>
+              <w:left w:w="100.0" w:type="dxa"/>
+              <w:bottom w:w="100.0" w:type="dxa"/>
+              <w:right w:w="100.0" w:type="dxa"/>
+            </w:tcMar>
+            <w:vAlign w:val="top"/>
+          </w:tcPr>
+          <w:p>
+            <w:pPr>
+              <w:rPr/>
+            </w:pPr>
+            <w:r>
+              <w:rPr>
+                <w:rtl w:val="0"/>
+              </w:rPr>
+              <w:t xml:space="preserve">Spatial DB</w:t>
+            </w:r>
+          </w:p>
+        </w:tc>
+        <w:tc>
+          <w:tcPr>
+            <w:tcBorders>
+              <w:top w:color="000000" w:space="0" w:sz="8" w:val="single"/>
+              <w:left w:color="000000" w:space="0" w:sz="8" w:val="single"/>
+              <w:bottom w:color="000000" w:space="0" w:sz="8" w:val="single"/>
+              <w:right w:color="000000" w:space="0" w:sz="8" w:val="single"/>
+            </w:tcBorders>
+            <w:tcMar>
+              <w:top w:w="100.0" w:type="dxa"/>
+              <w:left w:w="100.0" w:type="dxa"/>
+              <w:bottom w:w="100.0" w:type="dxa"/>
+              <w:right w:w="100.0" w:type="dxa"/>
+            </w:tcMar>
+            <w:vAlign w:val="top"/>
+          </w:tcPr>
+          <w:p>
+            <w:pPr>
+              <w:rPr/>
+            </w:pPr>
+            <w:r>
+              <w:rPr>
+                <w:rtl w:val="0"/>
+              </w:rPr>
+              <w:t xml:space="preserve">PostGIS</w:t>
+            </w:r>
+          </w:p>
+        </w:tc>
+      </w:tr>
+      <w:tr>
+        <w:trPr>
+          <w:cantSplit w:val="0"/>
+          <w:trHeight w:val="500" w:hRule="atLeast"/>
+          <w:tblHeader w:val="0"/>
+        </w:trPr>
+        <w:tc>
+          <w:tcPr>
+            <w:tcBorders>
+              <w:top w:color="000000" w:space="0" w:sz="8" w:val="single"/>
+              <w:left w:color="000000" w:space="0" w:sz="8" w:val="single"/>
+              <w:bottom w:color="000000" w:space="0" w:sz="8" w:val="single"/>
+              <w:right w:color="000000" w:space="0" w:sz="8" w:val="single"/>
+            </w:tcBorders>
+            <w:tcMar>
+              <w:top w:w="100.0" w:type="dxa"/>
+              <w:left w:w="100.0" w:type="dxa"/>
+              <w:bottom w:w="100.0" w:type="dxa"/>
+              <w:right w:w="100.0" w:type="dxa"/>
+            </w:tcMar>
+            <w:vAlign w:val="top"/>
+          </w:tcPr>
+          <w:p>
+            <w:pPr>
+              <w:rPr/>
+            </w:pPr>
+            <w:r>
+              <w:rPr>
+                <w:rtl w:val="0"/>
+              </w:rPr>
+              <w:t xml:space="preserve">Data Quality</w:t>
+            </w:r>
+          </w:p>
+        </w:tc>
+        <w:tc>
+          <w:tcPr>
+            <w:tcBorders>
+              <w:top w:color="000000" w:space="0" w:sz="8" w:val="single"/>
+              <w:left w:color="000000" w:space="0" w:sz="8" w:val="single"/>
+              <w:bottom w:color="000000" w:space="0" w:sz="8" w:val="single"/>
+              <w:right w:color="000000" w:space="0" w:sz="8" w:val="single"/>
+            </w:tcBorders>
+            <w:tcMar>
+              <w:top w:w="100.0" w:type="dxa"/>
+              <w:left w:w="100.0" w:type="dxa"/>
+              <w:bottom w:w="100.0" w:type="dxa"/>
+              <w:right w:w="100.0" w:type="dxa"/>
+            </w:tcMar>
+            <w:vAlign w:val="top"/>
+          </w:tcPr>
+          <w:p>
+            <w:pPr>
+              <w:rPr/>
+            </w:pPr>
+            <w:r>
+              <w:rPr>
+                <w:rtl w:val="0"/>
+              </w:rPr>
+              <w:t xml:space="preserve">Great Expectations</w:t>
+            </w:r>
+          </w:p>
+        </w:tc>
+      </w:tr>
+      <w:tr>
+        <w:trPr>
+          <w:cantSplit w:val="0"/>
+          <w:trHeight w:val="500" w:hRule="atLeast"/>
+          <w:tblHeader w:val="0"/>
+        </w:trPr>
+        <w:tc>
+          <w:tcPr>
+            <w:tcBorders>
+              <w:top w:color="000000" w:space="0" w:sz="8" w:val="single"/>
+              <w:left w:color="000000" w:space="0" w:sz="8" w:val="single"/>
+              <w:bottom w:color="000000" w:space="0" w:sz="8" w:val="single"/>
+              <w:right w:color="000000" w:space="0" w:sz="8" w:val="single"/>
+            </w:tcBorders>
+            <w:tcMar>
+              <w:top w:w="100.0" w:type="dxa"/>
+              <w:left w:w="100.0" w:type="dxa"/>
+              <w:bottom w:w="100.0" w:type="dxa"/>
+              <w:right w:w="100.0" w:type="dxa"/>
+            </w:tcMar>
+            <w:vAlign w:val="top"/>
+          </w:tcPr>
+          <w:p>
+            <w:pPr>
+              <w:rPr/>
+            </w:pPr>
+            <w:r>
+              <w:rPr>
+                <w:rtl w:val="0"/>
+              </w:rPr>
+              <w:t xml:space="preserve">Metadata / Lineage</w:t>
+            </w:r>
+          </w:p>
+        </w:tc>
+        <w:tc>
+          <w:tcPr>
+            <w:tcBorders>
+              <w:top w:color="000000" w:space="0" w:sz="8" w:val="single"/>
+              <w:left w:color="000000" w:space="0" w:sz="8" w:val="single"/>
+              <w:bottom w:color="000000" w:space="0" w:sz="8" w:val="single"/>
+              <w:right w:color="000000" w:space="0" w:sz="8" w:val="single"/>
+            </w:tcBorders>
+            <w:tcMar>
+              <w:top w:w="100.0" w:type="dxa"/>
+              <w:left w:w="100.0" w:type="dxa"/>
+              <w:bottom w:w="100.0" w:type="dxa"/>
+              <w:right w:w="100.0" w:type="dxa"/>
+            </w:tcMar>
+            <w:vAlign w:val="top"/>
+          </w:tcPr>
+          <w:p>
+            <w:pPr>
+              <w:rPr/>
+            </w:pPr>
+            <w:r>
+              <w:rPr>
+                <w:rtl w:val="0"/>
+              </w:rPr>
+              <w:t xml:space="preserve">OpenMetadata</w:t>
+            </w:r>
+          </w:p>
+        </w:tc>
+      </w:tr>
+      <w:tr>
+        <w:trPr>
+          <w:cantSplit w:val="0"/>
+          <w:trHeight w:val="500" w:hRule="atLeast"/>
+          <w:tblHeader w:val="0"/>
+        </w:trPr>
+        <w:tc>
+          <w:tcPr>
+            <w:tcBorders>
+              <w:top w:color="000000" w:space="0" w:sz="8" w:val="single"/>
+              <w:left w:color="000000" w:space="0" w:sz="8" w:val="single"/>
+              <w:bottom w:color="000000" w:space="0" w:sz="8" w:val="single"/>
+              <w:right w:color="000000" w:space="0" w:sz="8" w:val="single"/>
+            </w:tcBorders>
+            <w:tcMar>
+              <w:top w:w="100.0" w:type="dxa"/>
+              <w:left w:w="100.0" w:type="dxa"/>
+              <w:bottom w:w="100.0" w:type="dxa"/>
+              <w:right w:w="100.0" w:type="dxa"/>
+            </w:tcMar>
+            <w:vAlign w:val="top"/>
+          </w:tcPr>
+          <w:p>
+            <w:pPr>
+              <w:rPr/>
+            </w:pPr>
+            <w:r>
+              <w:rPr>
+                <w:rtl w:val="0"/>
+              </w:rPr>
+              <w:t xml:space="preserve">Knowledge Graph</w:t>
+            </w:r>
+          </w:p>
+        </w:tc>
+        <w:tc>
+          <w:tcPr>
+            <w:tcBorders>
+              <w:top w:color="000000" w:space="0" w:sz="8" w:val="single"/>
+              <w:left w:color="000000" w:space="0" w:sz="8" w:val="single"/>
+              <w:bottom w:color="000000" w:space="0" w:sz="8" w:val="single"/>
+              <w:right w:color="000000" w:space="0" w:sz="8" w:val="single"/>
+            </w:tcBorders>
+            <w:tcMar>
+              <w:top w:w="100.0" w:type="dxa"/>
+              <w:left w:w="100.0" w:type="dxa"/>
+              <w:bottom w:w="100.0" w:type="dxa"/>
+              <w:right w:w="100.0" w:type="dxa"/>
+            </w:tcMar>
+            <w:vAlign w:val="top"/>
+          </w:tcPr>
+          <w:p>
+            <w:pPr>
+              <w:rPr/>
+            </w:pPr>
+            <w:r>
+              <w:rPr>
+                <w:rtl w:val="0"/>
+              </w:rPr>
+              <w:t xml:space="preserve">Neo4j</w:t>
+            </w:r>
+          </w:p>
+        </w:tc>
+      </w:tr>
+      <w:tr>
+        <w:trPr>
+          <w:cantSplit w:val="0"/>
+          <w:trHeight w:val="500" w:hRule="atLeast"/>
+          <w:tblHeader w:val="0"/>
+        </w:trPr>
+        <w:tc>
+          <w:tcPr>
+            <w:tcBorders>
+              <w:top w:color="000000" w:space="0" w:sz="8" w:val="single"/>
+              <w:left w:color="000000" w:space="0" w:sz="8" w:val="single"/>
+              <w:bottom w:color="000000" w:space="0" w:sz="8" w:val="single"/>
+              <w:right w:color="000000" w:space="0" w:sz="8" w:val="single"/>
+            </w:tcBorders>
+            <w:tcMar>
+              <w:top w:w="100.0" w:type="dxa"/>
+              <w:left w:w="100.0" w:type="dxa"/>
+              <w:bottom w:w="100.0" w:type="dxa"/>
+              <w:right w:w="100.0" w:type="dxa"/>
+            </w:tcMar>
+            <w:vAlign w:val="top"/>
+          </w:tcPr>
+          <w:p>
+            <w:pPr>
+              <w:rPr/>
+            </w:pPr>
+            <w:r>
+              <w:rPr>
+                <w:rtl w:val="0"/>
+              </w:rPr>
+              <w:t xml:space="preserve">Routing</w:t>
+            </w:r>
+          </w:p>
+        </w:tc>
+        <w:tc>
+          <w:tcPr>
+            <w:tcBorders>
+              <w:top w:color="000000" w:space="0" w:sz="8" w:val="single"/>
+              <w:left w:color="000000" w:space="0" w:sz="8" w:val="single"/>
+              <w:bottom w:color="000000" w:space="0" w:sz="8" w:val="single"/>
+              <w:right w:color="000000" w:space="0" w:sz="8" w:val="single"/>
+            </w:tcBorders>
+            <w:tcMar>
+              <w:top w:w="100.0" w:type="dxa"/>
+              <w:left w:w="100.0" w:type="dxa"/>
+              <w:bottom w:w="100.0" w:type="dxa"/>
+              <w:right w:w="100.0" w:type="dxa"/>
+            </w:tcMar>
+            <w:vAlign w:val="top"/>
+          </w:tcPr>
+          <w:p>
+            <w:pPr>
+              <w:rPr/>
+            </w:pPr>
+            <w:r>
+              <w:rPr>
+                <w:rtl w:val="0"/>
+              </w:rPr>
+              <w:t xml:space="preserve">pgRouting</w:t>
+            </w:r>
+          </w:p>
+        </w:tc>
+      </w:tr>
+      <w:tr>
+        <w:trPr>
+          <w:cantSplit w:val="0"/>
+          <w:trHeight w:val="500" w:hRule="atLeast"/>
+          <w:tblHeader w:val="0"/>
+        </w:trPr>
+        <w:tc>
+          <w:tcPr>
+            <w:tcBorders>
+              <w:top w:color="000000" w:space="0" w:sz="8" w:val="single"/>
+              <w:left w:color="000000" w:space="0" w:sz="8" w:val="single"/>
+              <w:bottom w:color="000000" w:space="0" w:sz="8" w:val="single"/>
+              <w:right w:color="000000" w:space="0" w:sz="8" w:val="single"/>
+            </w:tcBorders>
+            <w:tcMar>
+              <w:top w:w="100.0" w:type="dxa"/>
+              <w:left w:w="100.0" w:type="dxa"/>
+              <w:bottom w:w="100.0" w:type="dxa"/>
+              <w:right w:w="100.0" w:type="dxa"/>
+            </w:tcMar>
+            <w:vAlign w:val="top"/>
+          </w:tcPr>
+          <w:p>
+            <w:pPr>
+              <w:rPr/>
+            </w:pPr>
+            <w:r>
+              <w:rPr>
+                <w:rtl w:val="0"/>
+              </w:rPr>
+              <w:t xml:space="preserve">API</w:t>
+            </w:r>
+          </w:p>
+        </w:tc>
+        <w:tc>
+          <w:tcPr>
+            <w:tcBorders>
+              <w:top w:color="000000" w:space="0" w:sz="8" w:val="single"/>
+              <w:left w:color="000000" w:space="0" w:sz="8" w:val="single"/>
+              <w:bottom w:color="000000" w:space="0" w:sz="8" w:val="single"/>
+              <w:right w:color="000000" w:space="0" w:sz="8" w:val="single"/>
+            </w:tcBorders>
+            <w:tcMar>
+              <w:top w:w="100.0" w:type="dxa"/>
+              <w:left w:w="100.0" w:type="dxa"/>
+              <w:bottom w:w="100.0" w:type="dxa"/>
+              <w:right w:w="100.0" w:type="dxa"/>
+            </w:tcMar>
+            <w:vAlign w:val="top"/>
+          </w:tcPr>
+          <w:p>
+            <w:pPr>
+              <w:rPr/>
+            </w:pPr>
+            <w:r>
+              <w:rPr>
+                <w:rtl w:val="0"/>
+              </w:rPr>
+              <w:t xml:space="preserve">FastAPI</w:t>
+            </w:r>
+          </w:p>
+        </w:tc>
+      </w:tr>
+      <w:tr>
+        <w:trPr>
+          <w:cantSplit w:val="0"/>
+          <w:trHeight w:val="500" w:hRule="atLeast"/>
+          <w:tblHeader w:val="0"/>
+        </w:trPr>
+        <w:tc>
+          <w:tcPr>
+            <w:tcBorders>
+              <w:top w:color="000000" w:space="0" w:sz="8" w:val="single"/>
+              <w:left w:color="000000" w:space="0" w:sz="8" w:val="single"/>
+              <w:bottom w:color="000000" w:space="0" w:sz="8" w:val="single"/>
+              <w:right w:color="000000" w:space="0" w:sz="8" w:val="single"/>
+            </w:tcBorders>
+            <w:tcMar>
+              <w:top w:w="100.0" w:type="dxa"/>
+              <w:left w:w="100.0" w:type="dxa"/>
+              <w:bottom w:w="100.0" w:type="dxa"/>
+              <w:right w:w="100.0" w:type="dxa"/>
+            </w:tcMar>
+            <w:vAlign w:val="top"/>
+          </w:tcPr>
+          <w:p>
+            <w:pPr>
+              <w:rPr/>
+            </w:pPr>
+            <w:r>
+              <w:rPr>
+                <w:rtl w:val="0"/>
+              </w:rPr>
+              <w:t xml:space="preserve">Dashboard</w:t>
+            </w:r>
+          </w:p>
+        </w:tc>
+        <w:tc>
+          <w:tcPr>
+            <w:tcBorders>
+              <w:top w:color="000000" w:space="0" w:sz="8" w:val="single"/>
+              <w:left w:color="000000" w:space="0" w:sz="8" w:val="single"/>
+              <w:bottom w:color="000000" w:space="0" w:sz="8" w:val="single"/>
+              <w:right w:color="000000" w:space="0" w:sz="8" w:val="single"/>
+            </w:tcBorders>
+            <w:tcMar>
+              <w:top w:w="100.0" w:type="dxa"/>
+              <w:left w:w="100.0" w:type="dxa"/>
+              <w:bottom w:w="100.0" w:type="dxa"/>
+              <w:right w:w="100.0" w:type="dxa"/>
+            </w:tcMar>
+            <w:vAlign w:val="top"/>
+          </w:tcPr>
+          <w:p>
+            <w:pPr>
+              <w:rPr/>
+            </w:pPr>
+            <w:r>
+              <w:rPr>
+                <w:rtl w:val="0"/>
+              </w:rPr>
+              <w:t xml:space="preserve">Streamlit / MapLibre</w:t>
+            </w:r>
+          </w:p>
+        </w:tc>
+      </w:tr>
+      <w:tr>
+        <w:trPr>
+          <w:cantSplit w:val="0"/>
+          <w:trHeight w:val="500" w:hRule="atLeast"/>
+          <w:tblHeader w:val="0"/>
+        </w:trPr>
+        <w:tc>
+          <w:tcPr>
+            <w:tcBorders>
+              <w:top w:color="000000" w:space="0" w:sz="8" w:val="single"/>
+              <w:left w:color="000000" w:space="0" w:sz="8" w:val="single"/>
+              <w:bottom w:color="000000" w:space="0" w:sz="8" w:val="single"/>
+              <w:right w:color="000000" w:space="0" w:sz="8" w:val="single"/>
+            </w:tcBorders>
+            <w:tcMar>
+              <w:top w:w="100.0" w:type="dxa"/>
+              <w:left w:w="100.0" w:type="dxa"/>
+              <w:bottom w:w="100.0" w:type="dxa"/>
+              <w:right w:w="100.0" w:type="dxa"/>
+            </w:tcMar>
+            <w:vAlign w:val="top"/>
+          </w:tcPr>
+          <w:p>
+            <w:pPr>
+              <w:rPr/>
+            </w:pPr>
+            <w:r>
+              <w:rPr>
                 <w:rtl w:val="0"/>
               </w:rPr>
               <w:t xml:space="preserve">Deployment</w:t>
             </w:r>
-            <w:r>
-              <w:rPr>
-                <w:rtl w:val="0"/>
-              </w:rPr>
-            </w:r>
-          </w:p>
-        </w:tc>
-        <w:tc>
-          <w:tcPr>
-            <w:tcBorders>
-              <w:top w:color="000000" w:space="0" w:sz="8" w:val="single"/>
-              <w:left w:color="000000" w:space="0" w:sz="8" w:val="single"/>
-              <w:bottom w:color="000000" w:space="0" w:sz="8" w:val="single"/>
-              <w:right w:color="000000" w:space="0" w:sz="8" w:val="single"/>
-            </w:tcBorders>
-          </w:tcPr>
-          <w:p>
-            <w:pPr>
-              <w:rPr/>
-            </w:pPr>
-            <w:r>
-              <w:rPr>
-                <w:rFonts w:ascii="Times New Roman" w:cs="Times New Roman" w:eastAsia="Times New Roman" w:hAnsi="Times New Roman"/>
-                <w:color w:val="000000"/>
-                <w:sz w:val="26"/>
-                <w:szCs w:val="26"/>
+          </w:p>
+        </w:tc>
+        <w:tc>
+          <w:tcPr>
+            <w:tcBorders>
+              <w:top w:color="000000" w:space="0" w:sz="8" w:val="single"/>
+              <w:left w:color="000000" w:space="0" w:sz="8" w:val="single"/>
+              <w:bottom w:color="000000" w:space="0" w:sz="8" w:val="single"/>
+              <w:right w:color="000000" w:space="0" w:sz="8" w:val="single"/>
+            </w:tcBorders>
+            <w:tcMar>
+              <w:top w:w="100.0" w:type="dxa"/>
+              <w:left w:w="100.0" w:type="dxa"/>
+              <w:bottom w:w="100.0" w:type="dxa"/>
+              <w:right w:w="100.0" w:type="dxa"/>
+            </w:tcMar>
+            <w:vAlign w:val="top"/>
+          </w:tcPr>
+          <w:p>
+            <w:pPr>
+              <w:rPr/>
+            </w:pPr>
+            <w:r>
+              <w:rPr>
                 <w:rtl w:val="0"/>
               </w:rPr>
               <w:t xml:space="preserve">Docker Compose</w:t>
-            </w:r>
-            <w:r>
-              <w:rPr>
-                <w:rtl w:val="0"/>
-              </w:rPr>
             </w:r>
           </w:p>
         </w:tc>
       </w:tr>
     </w:tbl>
+    <w:p>
+      <w:pPr>
+        <w:pStyle w:val="Heading2"/>
+        <w:spacing w:after="0" w:before="0" w:line="360" w:lineRule="auto"/>
+        <w:ind w:left="0" w:firstLine="0"/>
+        <w:rPr/>
+      </w:pPr>
+      <w:bookmarkStart w:colFirst="0" w:colLast="0" w:name="_oxncqvxh8tx4" w:id="30"/>
+      <w:bookmarkEnd w:id="30"/>
+      <w:r>
+        <w:rPr>
+          <w:rFonts w:ascii="Times New Roman" w:cs="Times New Roman" w:eastAsia="Times New Roman" w:hAnsi="Times New Roman"/>
+          <w:b w:val="1"/>
+          <w:bCs w:val="1"/>
+          <w:color w:val="000000"/>
+          <w:sz w:val="26"/>
+          <w:szCs w:val="26"/>
+          <w:rtl w:val="0"/>
+        </w:rPr>
+        <w:t xml:space="preserve">6.2. Luồng xử lý near-real-time</w:t>
+      </w:r>
+      <w:r>
+        <w:rPr>
+          <w:rtl w:val="0"/>
+        </w:rPr>
+      </w:r>
+    </w:p>
+    <w:p>
+      <w:pPr>
+        <w:pStyle w:val="Heading2"/>
+        <w:spacing w:after="0" w:before="0" w:line="360" w:lineRule="auto"/>
+        <w:ind w:left="0" w:firstLine="0"/>
+        <w:rPr/>
+      </w:pPr>
+      <w:bookmarkStart w:colFirst="0" w:colLast="0" w:name="_9qv3oo1wlvn2" w:id="31"/>
+      <w:bookmarkEnd w:id="31"/>
+      <w:r>
+        <w:rPr>
+          <w:b w:val="1"/>
+          <w:bCs w:val="1"/>
+          <w:rtl w:val="0"/>
+        </w:rPr>
+        <w:t xml:space="preserve">Incremental </w:t>
+        <w:tab/>
+        <w:t xml:space="preserve">update cycle</w:t>
+      </w:r>
+      <w:r>
+        <w:rPr>
+          <w:rtl w:val="0"/>
+        </w:rPr>
+      </w:r>
+    </w:p>
+    <w:p>
+      <w:pPr>
+        <w:numPr>
+          <w:ilvl w:val="0"/>
+          <w:numId w:val="5"/>
+        </w:numPr>
+        <w:spacing w:after="0" w:afterAutospacing="0" w:before="240" w:line="360" w:lineRule="auto"/>
+        <w:ind w:left="720" w:hanging="360"/>
+        <w:rPr>
+          <w:sz w:val="24"/>
+          <w:szCs w:val="24"/>
+          <w:u w:val="none"/>
+        </w:rPr>
+      </w:pPr>
+      <w:r>
+        <w:rPr>
+          <w:sz w:val="24"/>
+          <w:szCs w:val="24"/>
+          <w:rtl w:val="0"/>
+        </w:rPr>
+        <w:t xml:space="preserve">Poll/watch source theo chu kỳ ngắn</w:t>
+      </w:r>
+    </w:p>
+    <w:p>
+      <w:pPr>
+        <w:numPr>
+          <w:ilvl w:val="0"/>
+          <w:numId w:val="5"/>
+        </w:numPr>
+        <w:spacing w:after="0" w:afterAutospacing="0" w:before="0" w:beforeAutospacing="0" w:line="360" w:lineRule="auto"/>
+        <w:ind w:left="720" w:hanging="360"/>
+        <w:rPr>
+          <w:sz w:val="24"/>
+          <w:szCs w:val="24"/>
+          <w:u w:val="none"/>
+        </w:rPr>
+      </w:pPr>
+      <w:r>
+        <w:rPr>
+          <w:rFonts w:ascii="Cardo" w:cs="Cardo" w:eastAsia="Cardo" w:hAnsi="Cardo"/>
+          <w:sz w:val="24"/>
+          <w:szCs w:val="24"/>
+          <w:rtl w:val="0"/>
+        </w:rPr>
+        <w:t xml:space="preserve">So sánh timestamp/checksum → phát hiện dữ liệu mới/correction</w:t>
+      </w:r>
+    </w:p>
+    <w:p>
+      <w:pPr>
+        <w:numPr>
+          <w:ilvl w:val="0"/>
+          <w:numId w:val="5"/>
+        </w:numPr>
+        <w:spacing w:after="0" w:afterAutospacing="0" w:before="0" w:beforeAutospacing="0" w:line="360" w:lineRule="auto"/>
+        <w:ind w:left="720" w:hanging="360"/>
+        <w:rPr>
+          <w:sz w:val="24"/>
+          <w:szCs w:val="24"/>
+          <w:u w:val="none"/>
+        </w:rPr>
+      </w:pPr>
+      <w:r>
+        <w:rPr>
+          <w:rFonts w:ascii="Cardo" w:cs="Cardo" w:eastAsia="Cardo" w:hAnsi="Cardo"/>
+          <w:sz w:val="24"/>
+          <w:szCs w:val="24"/>
+          <w:rtl w:val="0"/>
+        </w:rPr>
+        <w:t xml:space="preserve">Publish source event → Kafka</w:t>
+      </w:r>
+    </w:p>
+    <w:p>
+      <w:pPr>
+        <w:numPr>
+          <w:ilvl w:val="0"/>
+          <w:numId w:val="5"/>
+        </w:numPr>
+        <w:spacing w:after="0" w:afterAutospacing="0" w:before="0" w:beforeAutospacing="0" w:line="360" w:lineRule="auto"/>
+        <w:ind w:left="720" w:hanging="360"/>
+        <w:rPr>
+          <w:sz w:val="24"/>
+          <w:szCs w:val="24"/>
+          <w:u w:val="none"/>
+        </w:rPr>
+      </w:pPr>
+      <w:r>
+        <w:rPr>
+          <w:rFonts w:ascii="Caudex" w:cs="Caudex" w:eastAsia="Caudex" w:hAnsi="Caudex"/>
+          <w:sz w:val="24"/>
+          <w:szCs w:val="24"/>
+          <w:rtl w:val="0"/>
+        </w:rPr>
+        <w:t xml:space="preserve">Flink consume, validate, deduplicate, xử lý late/out-of-order data → ingest raw vào Iceberg</w:t>
+      </w:r>
+    </w:p>
+    <w:p>
+      <w:pPr>
+        <w:numPr>
+          <w:ilvl w:val="0"/>
+          <w:numId w:val="5"/>
+        </w:numPr>
+        <w:spacing w:after="0" w:afterAutospacing="0" w:before="0" w:beforeAutospacing="0" w:line="360" w:lineRule="auto"/>
+        <w:ind w:left="720" w:hanging="360"/>
+        <w:rPr>
+          <w:sz w:val="24"/>
+          <w:szCs w:val="24"/>
+          <w:u w:val="none"/>
+        </w:rPr>
+      </w:pPr>
+      <w:r>
+        <w:rPr>
+          <w:sz w:val="24"/>
+          <w:szCs w:val="24"/>
+          <w:rtl w:val="0"/>
+        </w:rPr>
+        <w:t xml:space="preserve">Flink chuẩn hóa + map dữ liệu về sub-basin</w:t>
+      </w:r>
+    </w:p>
+    <w:p>
+      <w:pPr>
+        <w:numPr>
+          <w:ilvl w:val="0"/>
+          <w:numId w:val="5"/>
+        </w:numPr>
+        <w:spacing w:after="0" w:afterAutospacing="0" w:before="0" w:beforeAutospacing="0" w:line="360" w:lineRule="auto"/>
+        <w:ind w:left="720" w:hanging="360"/>
+        <w:rPr>
+          <w:sz w:val="24"/>
+          <w:szCs w:val="24"/>
+          <w:u w:val="none"/>
+        </w:rPr>
+      </w:pPr>
+      <w:r>
+        <w:rPr>
+          <w:sz w:val="24"/>
+          <w:szCs w:val="24"/>
+          <w:rtl w:val="0"/>
+        </w:rPr>
+        <w:t xml:space="preserve">Stateful change detection → xác định sub-basin thay đổi</w:t>
+      </w:r>
+    </w:p>
+    <w:p>
+      <w:pPr>
+        <w:numPr>
+          <w:ilvl w:val="0"/>
+          <w:numId w:val="5"/>
+        </w:numPr>
+        <w:spacing w:after="0" w:afterAutospacing="0" w:before="0" w:beforeAutospacing="0" w:line="360" w:lineRule="auto"/>
+        <w:ind w:left="720" w:hanging="360"/>
+        <w:rPr>
+          <w:sz w:val="24"/>
+          <w:szCs w:val="24"/>
+          <w:u w:val="none"/>
+        </w:rPr>
+      </w:pPr>
+      <w:r>
+        <w:rPr>
+          <w:sz w:val="24"/>
+          <w:szCs w:val="24"/>
+          <w:rtl w:val="0"/>
+        </w:rPr>
+        <w:t xml:space="preserve">Recompute threat chỉ cho affected basins</w:t>
+      </w:r>
+    </w:p>
+    <w:p>
+      <w:pPr>
+        <w:numPr>
+          <w:ilvl w:val="0"/>
+          <w:numId w:val="5"/>
+        </w:numPr>
+        <w:spacing w:after="0" w:afterAutospacing="0" w:before="0" w:beforeAutospacing="0" w:line="360" w:lineRule="auto"/>
+        <w:ind w:left="720" w:hanging="360"/>
+        <w:rPr>
+          <w:sz w:val="24"/>
+          <w:szCs w:val="24"/>
+          <w:u w:val="none"/>
+        </w:rPr>
+      </w:pPr>
+      <w:r>
+        <w:rPr>
+          <w:sz w:val="24"/>
+          <w:szCs w:val="24"/>
+          <w:rtl w:val="0"/>
+        </w:rPr>
+        <w:t xml:space="preserve">Recompute direct impacts liên quan bằng PostGIS</w:t>
+      </w:r>
+    </w:p>
+    <w:p>
+      <w:pPr>
+        <w:numPr>
+          <w:ilvl w:val="0"/>
+          <w:numId w:val="5"/>
+        </w:numPr>
+        <w:spacing w:after="0" w:afterAutospacing="0" w:before="0" w:beforeAutospacing="0" w:line="360" w:lineRule="auto"/>
+        <w:ind w:left="720" w:hanging="360"/>
+        <w:rPr>
+          <w:sz w:val="24"/>
+          <w:szCs w:val="24"/>
+          <w:u w:val="none"/>
+        </w:rPr>
+      </w:pPr>
+      <w:r>
+        <w:rPr>
+          <w:rFonts w:ascii="Cardo" w:cs="Cardo" w:eastAsia="Cardo" w:hAnsi="Cardo"/>
+          <w:sz w:val="24"/>
+          <w:szCs w:val="24"/>
+          <w:rtl w:val="0"/>
+        </w:rPr>
+        <w:t xml:space="preserve">Publish impact changes → Kafka → update Neo4j + recompute cascading impacts/routing nếu cần</w:t>
+      </w:r>
+    </w:p>
+    <w:p>
+      <w:pPr>
+        <w:numPr>
+          <w:ilvl w:val="0"/>
+          <w:numId w:val="5"/>
+        </w:numPr>
+        <w:spacing w:after="240" w:before="0" w:beforeAutospacing="0" w:line="360" w:lineRule="auto"/>
+        <w:ind w:left="720" w:hanging="360"/>
+        <w:rPr>
+          <w:sz w:val="24"/>
+          <w:szCs w:val="24"/>
+          <w:u w:val="none"/>
+        </w:rPr>
+      </w:pPr>
+      <w:r>
+        <w:rPr>
+          <w:sz w:val="24"/>
+          <w:szCs w:val="24"/>
+          <w:rtl w:val="0"/>
+        </w:rPr>
+        <w:t xml:space="preserve">Persist version/snapshot trong Iceberg + metrics + dashboard state</w:t>
+      </w:r>
+    </w:p>
+    <w:p>
+      <w:pPr>
+        <w:pStyle w:val="Heading2"/>
+        <w:spacing w:after="20" w:before="240" w:line="360" w:lineRule="auto"/>
+        <w:rPr/>
+      </w:pPr>
+      <w:bookmarkStart w:colFirst="0" w:colLast="0" w:name="_r4ig8btyoi9g" w:id="32"/>
+      <w:bookmarkEnd w:id="32"/>
+      <w:r>
+        <w:rPr>
+          <w:rtl w:val="0"/>
+        </w:rPr>
+        <w:t xml:space="preserve">6.3. Historical replay và hazard evaluation</w:t>
+      </w:r>
+    </w:p>
     <w:p>
       <w:pPr>
         <w:spacing w:after="20" w:before="240" w:line="360" w:lineRule="auto"/>
@@ -6756,70 +7449,9 @@
       </w:pPr>
       <w:r>
         <w:rPr>
-          <w:rFonts w:ascii="Times New Roman" w:cs="Times New Roman" w:eastAsia="Times New Roman" w:hAnsi="Times New Roman"/>
-          <w:color w:val="000000"/>
-          <w:sz w:val="26"/>
-          <w:szCs w:val="26"/>
-          <w:rtl w:val="0"/>
-        </w:rPr>
-        <w:t xml:space="preserve">Kafka/Flink không phải yêu cầu bắt buộc cho prototype. Với mục tiêu near-real-time theo chu kỳ 30-60 phút, Airflow định kỳ kết hợp idempotent ingestion và incremental recomputation là đủ để chứng minh kiến trúc mà không biến bài tiểu luận thành cuộc thi dựng hạ tầng.</w:t>
-      </w:r>
-      <w:r>
-        <w:rPr>
-          <w:rtl w:val="0"/>
-        </w:rPr>
-      </w:r>
-    </w:p>
-    <w:p>
-      <w:pPr>
-        <w:pStyle w:val="Heading2"/>
-        <w:spacing w:after="0" w:before="0" w:line="360" w:lineRule="auto"/>
-        <w:ind w:left="0" w:firstLine="0"/>
-        <w:rPr/>
-      </w:pPr>
-      <w:bookmarkStart w:colFirst="0" w:colLast="0" w:name="_oxncqvxh8tx4" w:id="30"/>
-      <w:bookmarkEnd w:id="30"/>
-      <w:r>
-        <w:rPr>
-          <w:rFonts w:ascii="Times New Roman" w:cs="Times New Roman" w:eastAsia="Times New Roman" w:hAnsi="Times New Roman"/>
-          <w:b w:val="1"/>
-          <w:bCs w:val="1"/>
-          <w:color w:val="000000"/>
-          <w:sz w:val="26"/>
-          <w:szCs w:val="26"/>
-          <w:rtl w:val="0"/>
-        </w:rPr>
-        <w:t xml:space="preserve">6.2. Luồng xử lý near-real-time</w:t>
-      </w:r>
-      <w:r>
-        <w:rPr>
-          <w:rtl w:val="0"/>
-        </w:rPr>
-      </w:r>
-    </w:p>
-    <w:p>
-      <w:pPr>
-        <w:pStyle w:val="Heading2"/>
-        <w:spacing w:after="0" w:before="0" w:line="360" w:lineRule="auto"/>
-        <w:ind w:left="0" w:firstLine="0"/>
-        <w:rPr/>
-      </w:pPr>
-      <w:bookmarkStart w:colFirst="0" w:colLast="0" w:name="_9qv3oo1wlvn2" w:id="31"/>
-      <w:bookmarkEnd w:id="31"/>
-      <w:r>
-        <w:rPr>
-          <w:b w:val="1"/>
-          <w:bCs w:val="1"/>
-          <w:rtl w:val="0"/>
-        </w:rPr>
-        <w:t xml:space="preserve">Incremental </w:t>
-        <w:tab/>
-        <w:t xml:space="preserve">update cycle</w:t>
-      </w:r>
-      <w:r>
-        <w:rPr>
-          <w:rtl w:val="0"/>
-        </w:rPr>
+          <w:rtl w:val="0"/>
+        </w:rPr>
+        <w:t xml:space="preserve">Historical replay chỉ sử dụng dữ liệu có thể biết tại hoặc trước thời điểm T. Với các event có historical forecast run, hệ thống tái tạo trạng thái forecast tương ứng; với giai đoạn không có forecast archive đủ chi tiết, có thể dùng retrospective condition reconstruction và phải ghi rõ đây không phải true issued-at-time forecast.</w:t>
       </w:r>
     </w:p>
     <w:p>
@@ -6830,15 +7462,22 @@
         </w:numPr>
         <w:spacing w:after="0" w:afterAutospacing="0" w:before="240" w:line="360" w:lineRule="auto"/>
         <w:ind w:left="720" w:hanging="360"/>
-        <w:rPr>
-          <w:u w:val="none"/>
-        </w:rPr>
-      </w:pPr>
-      <w:r>
-        <w:rPr>
-          <w:rtl w:val="0"/>
-        </w:rPr>
-        <w:t xml:space="preserve">Poll source theo lịch</w:t>
+        <w:jc w:val="both"/>
+      </w:pPr>
+      <w:r>
+        <w:rPr>
+          <w:rFonts w:ascii="Times New Roman" w:cs="Times New Roman" w:eastAsia="Times New Roman" w:hAnsi="Times New Roman"/>
+          <w:color w:val="000000"/>
+          <w:sz w:val="26"/>
+          <w:szCs w:val="26"/>
+          <w:rtl w:val="0"/>
+        </w:rPr>
+        <w:t xml:space="preserve">Đánh giá rank của basin/xã thực tế bị ảnh hưởng trong danh sách threat.</w:t>
+      </w:r>
+      <w:r>
+        <w:rPr>
+          <w:rtl w:val="0"/>
+        </w:rPr>
       </w:r>
     </w:p>
     <w:p>
@@ -6849,17 +7488,22 @@
         </w:numPr>
         <w:spacing w:after="0" w:afterAutospacing="0" w:before="0" w:beforeAutospacing="0" w:line="360" w:lineRule="auto"/>
         <w:ind w:left="720" w:hanging="360"/>
-        <w:rPr>
-          <w:u w:val="none"/>
-        </w:rPr>
-      </w:pPr>
-      <w:r>
-        <w:rPr>
-          <w:rFonts w:ascii="Cardo" w:cs="Cardo" w:eastAsia="Cardo" w:hAnsi="Cardo"/>
-          <w:rtl w:val="0"/>
-        </w:rPr>
-        <w:t xml:space="preserve">So sánh source timestamp/checksum → phát hiện dữ liệu mới</w:t>
-        <w:tab/>
+        <w:jc w:val="both"/>
+      </w:pPr>
+      <w:r>
+        <w:rPr>
+          <w:rFonts w:ascii="Times New Roman" w:cs="Times New Roman" w:eastAsia="Times New Roman" w:hAnsi="Times New Roman"/>
+          <w:color w:val="000000"/>
+          <w:sz w:val="26"/>
+          <w:szCs w:val="26"/>
+          <w:rtl w:val="0"/>
+        </w:rPr>
+        <w:t xml:space="preserve">Top-K hit rate hoặc tỷ lệ event nằm trong nhóm top 5%/10% basin risk.</w:t>
+      </w:r>
+      <w:r>
+        <w:rPr>
+          <w:rtl w:val="0"/>
+        </w:rPr>
       </w:r>
     </w:p>
     <w:p>
@@ -6870,16 +7514,38 @@
         </w:numPr>
         <w:spacing w:after="0" w:afterAutospacing="0" w:before="0" w:beforeAutospacing="0" w:line="360" w:lineRule="auto"/>
         <w:ind w:left="720" w:hanging="360"/>
-        <w:rPr>
-          <w:u w:val="none"/>
-        </w:rPr>
-      </w:pPr>
-      <w:r>
-        <w:rPr>
-          <w:rFonts w:ascii="Cardo" w:cs="Cardo" w:eastAsia="Cardo" w:hAnsi="Cardo"/>
-          <w:rtl w:val="0"/>
-        </w:rPr>
-        <w:t xml:space="preserve">Ingest raw → Bronze</w:t>
+        <w:jc w:val="both"/>
+      </w:pPr>
+      <w:r>
+        <w:rPr>
+          <w:rFonts w:ascii="Times New Roman" w:cs="Times New Roman" w:eastAsia="Times New Roman" w:hAnsi="Times New Roman"/>
+          <w:color w:val="000000"/>
+          <w:sz w:val="26"/>
+          <w:szCs w:val="26"/>
+          <w:rtl w:val="0"/>
+        </w:rPr>
+        <w:t xml:space="preserve">Lead</w:t>
+      </w:r>
+      <w:r>
+        <w:rPr>
+          <w:rtl w:val="0"/>
+        </w:rPr>
+        <w:t xml:space="preserve"> </w:t>
+      </w:r>
+      <w:r>
+        <w:rPr>
+          <w:rFonts w:ascii="Times New Roman" w:cs="Times New Roman" w:eastAsia="Times New Roman" w:hAnsi="Times New Roman"/>
+          <w:color w:val="000000"/>
+          <w:sz w:val="26"/>
+          <w:szCs w:val="26"/>
+          <w:rtl w:val="0"/>
+        </w:rPr>
+        <w:t xml:space="preserve">time: threat bắt đầu tăng trước thời điểm report bao lâu.</w:t>
+      </w:r>
+      <w:r>
+        <w:rPr>
+          <w:rtl w:val="0"/>
+        </w:rPr>
       </w:r>
     </w:p>
     <w:p>
@@ -6890,16 +7556,101 @@
         </w:numPr>
         <w:spacing w:after="0" w:afterAutospacing="0" w:before="0" w:beforeAutospacing="0" w:line="360" w:lineRule="auto"/>
         <w:ind w:left="720" w:hanging="360"/>
-        <w:rPr>
-          <w:u w:val="none"/>
-        </w:rPr>
-      </w:pPr>
-      <w:r>
-        <w:rPr>
-          <w:rFonts w:ascii="Caudex" w:cs="Caudex" w:eastAsia="Caudex" w:hAnsi="Caudex"/>
-          <w:rtl w:val="0"/>
-        </w:rPr>
-        <w:t xml:space="preserve">Chuẩn hóa + map về sub-basin → Silver</w:t>
+        <w:jc w:val="both"/>
+      </w:pPr>
+      <w:r>
+        <w:rPr>
+          <w:rFonts w:ascii="Times New Roman" w:cs="Times New Roman" w:eastAsia="Times New Roman" w:hAnsi="Times New Roman"/>
+          <w:color w:val="000000"/>
+          <w:sz w:val="26"/>
+          <w:szCs w:val="26"/>
+          <w:rtl w:val="0"/>
+        </w:rPr>
+        <w:t xml:space="preserve">So sánh với official warning khi có thể, nhưng không coi warning là ground truth tuyệt đối.</w:t>
+      </w:r>
+      <w:r>
+        <w:rPr>
+          <w:rtl w:val="0"/>
+        </w:rPr>
+      </w:r>
+    </w:p>
+    <w:p>
+      <w:pPr>
+        <w:numPr>
+          <w:ilvl w:val="0"/>
+          <w:numId w:val="1"/>
+        </w:numPr>
+        <w:spacing w:after="240" w:before="0" w:beforeAutospacing="0" w:line="360" w:lineRule="auto"/>
+        <w:ind w:left="720" w:hanging="360"/>
+        <w:jc w:val="both"/>
+      </w:pPr>
+      <w:r>
+        <w:rPr>
+          <w:rFonts w:ascii="Times New Roman" w:cs="Times New Roman" w:eastAsia="Times New Roman" w:hAnsi="Times New Roman"/>
+          <w:color w:val="000000"/>
+          <w:sz w:val="26"/>
+          <w:szCs w:val="26"/>
+          <w:rtl w:val="0"/>
+        </w:rPr>
+        <w:t xml:space="preserve">Không ưu tiên Accuracy/F1 truyền thống khi negative labels không đáng tin cậy, vì “không có báo cáo” không đồng nghĩa “không có tác động”.</w:t>
+      </w:r>
+      <w:r>
+        <w:rPr>
+          <w:rtl w:val="0"/>
+        </w:rPr>
+      </w:r>
+    </w:p>
+    <w:p>
+      <w:pPr>
+        <w:pStyle w:val="Heading2"/>
+        <w:spacing w:after="0" w:before="0" w:line="360" w:lineRule="auto"/>
+        <w:ind w:left="0" w:firstLine="0"/>
+        <w:rPr/>
+      </w:pPr>
+      <w:bookmarkStart w:colFirst="0" w:colLast="0" w:name="_35uqunqkcw9z" w:id="33"/>
+      <w:bookmarkEnd w:id="33"/>
+      <w:r>
+        <w:rPr>
+          <w:rFonts w:ascii="Times New Roman" w:cs="Times New Roman" w:eastAsia="Times New Roman" w:hAnsi="Times New Roman"/>
+          <w:b w:val="1"/>
+          <w:bCs w:val="1"/>
+          <w:color w:val="000000"/>
+          <w:sz w:val="26"/>
+          <w:szCs w:val="26"/>
+          <w:rtl w:val="0"/>
+        </w:rPr>
+        <w:t xml:space="preserve">6.4. Impact và routing evaluation</w:t>
+      </w:r>
+      <w:r>
+        <w:rPr>
+          <w:rtl w:val="0"/>
+        </w:rPr>
+      </w:r>
+    </w:p>
+    <w:p>
+      <w:pPr>
+        <w:numPr>
+          <w:ilvl w:val="0"/>
+          <w:numId w:val="1"/>
+        </w:numPr>
+        <w:spacing w:after="0" w:afterAutospacing="0" w:before="240" w:line="360" w:lineRule="auto"/>
+        <w:ind w:left="720" w:hanging="360"/>
+        <w:jc w:val="both"/>
+      </w:pPr>
+      <w:r>
+        <w:rPr>
+          <w:rFonts w:ascii="Times New Roman" w:cs="Times New Roman" w:eastAsia="Times New Roman" w:hAnsi="Times New Roman"/>
+          <w:color w:val="000000"/>
+          <w:sz w:val="26"/>
+          <w:szCs w:val="26"/>
+          <w:rtl w:val="0"/>
+        </w:rPr>
+        <w:t xml:space="preserve">Xã thực tế bị ảnh hưởng có nằm trong predicted impact region hay không.</w:t>
+      </w:r>
+      <w:r>
+        <w:rPr>
+          <w:rtl w:val="0"/>
+        </w:rPr>
       </w:r>
     </w:p>
     <w:p>
@@ -6910,15 +7661,38 @@
         </w:numPr>
         <w:spacing w:after="0" w:afterAutospacing="0" w:before="0" w:beforeAutospacing="0" w:line="360" w:lineRule="auto"/>
         <w:ind w:left="720" w:hanging="360"/>
-        <w:rPr>
-          <w:u w:val="none"/>
-        </w:rPr>
-      </w:pPr>
-      <w:r>
-        <w:rPr>
-          <w:rtl w:val="0"/>
-        </w:rPr>
-        <w:t xml:space="preserve">Xác định sub-basin thay đổi</w:t>
+        <w:jc w:val="both"/>
+      </w:pPr>
+      <w:r>
+        <w:rPr>
+          <w:rFonts w:ascii="Times New Roman" w:cs="Times New Roman" w:eastAsia="Times New Roman" w:hAnsi="Times New Roman"/>
+          <w:color w:val="000000"/>
+          <w:sz w:val="26"/>
+          <w:szCs w:val="26"/>
+          <w:rtl w:val="0"/>
+        </w:rPr>
+        <w:t xml:space="preserve">Đường/cầu được báo cáo hư hỏng có nằm trong vùng threat hoặc direct</w:t>
+      </w:r>
+      <w:r>
+        <w:rPr>
+          <w:rtl w:val="0"/>
+        </w:rPr>
+        <w:t xml:space="preserve"> </w:t>
+      </w:r>
+      <w:r>
+        <w:rPr>
+          <w:rFonts w:ascii="Times New Roman" w:cs="Times New Roman" w:eastAsia="Times New Roman" w:hAnsi="Times New Roman"/>
+          <w:color w:val="000000"/>
+          <w:sz w:val="26"/>
+          <w:szCs w:val="26"/>
+          <w:rtl w:val="0"/>
+        </w:rPr>
+        <w:t xml:space="preserve">exposure hay không.</w:t>
+      </w:r>
+      <w:r>
+        <w:rPr>
+          <w:rtl w:val="0"/>
+        </w:rPr>
       </w:r>
     </w:p>
     <w:p>
@@ -6929,15 +7703,22 @@
         </w:numPr>
         <w:spacing w:after="0" w:afterAutospacing="0" w:before="0" w:beforeAutospacing="0" w:line="360" w:lineRule="auto"/>
         <w:ind w:left="720" w:hanging="360"/>
-        <w:rPr>
-          <w:u w:val="none"/>
-        </w:rPr>
-      </w:pPr>
-      <w:r>
-        <w:rPr>
-          <w:rtl w:val="0"/>
-        </w:rPr>
-        <w:t xml:space="preserve">Recompute threat chỉ cho affected basins</w:t>
+        <w:jc w:val="both"/>
+      </w:pPr>
+      <w:r>
+        <w:rPr>
+          <w:rFonts w:ascii="Times New Roman" w:cs="Times New Roman" w:eastAsia="Times New Roman" w:hAnsi="Times New Roman"/>
+          <w:color w:val="000000"/>
+          <w:sz w:val="26"/>
+          <w:szCs w:val="26"/>
+          <w:rtl w:val="0"/>
+        </w:rPr>
+        <w:t xml:space="preserve">KG có phát hiện đúng các case potential isolation/dependency trong historical case study hoặc scenario stress-test hay không.</w:t>
+      </w:r>
+      <w:r>
+        <w:rPr>
+          <w:rtl w:val="0"/>
+        </w:rPr>
       </w:r>
     </w:p>
     <w:p>
@@ -6945,393 +7726,6 @@
         <w:numPr>
           <w:ilvl w:val="0"/>
           <w:numId w:val="1"/>
-        </w:numPr>
-        <w:spacing w:after="0" w:afterAutospacing="0" w:before="0" w:beforeAutospacing="0" w:line="360" w:lineRule="auto"/>
-        <w:ind w:left="720" w:hanging="360"/>
-        <w:rPr>
-          <w:u w:val="none"/>
-        </w:rPr>
-      </w:pPr>
-      <w:r>
-        <w:rPr>
-          <w:rtl w:val="0"/>
-        </w:rPr>
-        <w:t xml:space="preserve">Recompute direct impacts liên quan</w:t>
-      </w:r>
-    </w:p>
-    <w:p>
-      <w:pPr>
-        <w:numPr>
-          <w:ilvl w:val="0"/>
-          <w:numId w:val="1"/>
-        </w:numPr>
-        <w:spacing w:after="0" w:afterAutospacing="0" w:before="0" w:beforeAutospacing="0" w:line="360" w:lineRule="auto"/>
-        <w:ind w:left="720" w:hanging="360"/>
-        <w:rPr>
-          <w:u w:val="none"/>
-        </w:rPr>
-      </w:pPr>
-      <w:r>
-        <w:rPr>
-          <w:rtl w:val="0"/>
-        </w:rPr>
-        <w:t xml:space="preserve">Ghi graph changes + update Neo4j</w:t>
-      </w:r>
-    </w:p>
-    <w:p>
-      <w:pPr>
-        <w:numPr>
-          <w:ilvl w:val="0"/>
-          <w:numId w:val="1"/>
-        </w:numPr>
-        <w:spacing w:after="0" w:afterAutospacing="0" w:before="0" w:beforeAutospacing="0" w:line="360" w:lineRule="auto"/>
-        <w:ind w:left="720" w:hanging="360"/>
-        <w:rPr>
-          <w:u w:val="none"/>
-        </w:rPr>
-      </w:pPr>
-      <w:r>
-        <w:rPr>
-          <w:rtl w:val="0"/>
-        </w:rPr>
-        <w:t xml:space="preserve">Recompute cascading impacts/routing nếu cần</w:t>
-      </w:r>
-    </w:p>
-    <w:p>
-      <w:pPr>
-        <w:numPr>
-          <w:ilvl w:val="0"/>
-          <w:numId w:val="1"/>
-        </w:numPr>
-        <w:spacing w:after="240" w:before="0" w:beforeAutospacing="0" w:line="360" w:lineRule="auto"/>
-        <w:ind w:left="720" w:hanging="360"/>
-        <w:rPr>
-          <w:u w:val="none"/>
-        </w:rPr>
-      </w:pPr>
-      <w:r>
-        <w:rPr>
-          <w:rtl w:val="0"/>
-        </w:rPr>
-        <w:t xml:space="preserve">Persist version + metrics + dashboard state</w:t>
-      </w:r>
-      <w:r>
-        <w:rPr>
-          <w:rFonts w:ascii="Times New Roman" w:cs="Times New Roman" w:eastAsia="Times New Roman" w:hAnsi="Times New Roman"/>
-          <w:color w:val="000000"/>
-          <w:sz w:val="26"/>
-          <w:szCs w:val="26"/>
-          <w:rtl w:val="0"/>
-        </w:rPr>
-        <w:tab/>
-      </w:r>
-      <w:r>
-        <w:rPr>
-          <w:rtl w:val="0"/>
-        </w:rPr>
-      </w:r>
-    </w:p>
-    <w:p>
-      <w:pPr>
-        <w:pStyle w:val="Heading2"/>
-        <w:spacing w:after="20" w:before="240" w:line="360" w:lineRule="auto"/>
-        <w:rPr/>
-      </w:pPr>
-      <w:bookmarkStart w:colFirst="0" w:colLast="0" w:name="_r4ig8btyoi9g" w:id="32"/>
-      <w:bookmarkEnd w:id="32"/>
-      <w:r>
-        <w:rPr>
-          <w:rtl w:val="0"/>
-        </w:rPr>
-        <w:t xml:space="preserve">6.3. Historical replay và hazard evaluation</w:t>
-      </w:r>
-    </w:p>
-    <w:p>
-      <w:pPr>
-        <w:spacing w:after="20" w:before="240" w:line="360" w:lineRule="auto"/>
-        <w:ind w:firstLine="720"/>
-        <w:jc w:val="both"/>
-        <w:rPr/>
-      </w:pPr>
-      <w:r>
-        <w:rPr>
-          <w:rtl w:val="0"/>
-        </w:rPr>
-        <w:t xml:space="preserve">Historical replay chỉ sử dụng dữ liệu có thể biết tại hoặc trước thời điểm T. Với các event có historical forecast run, hệ thống tái tạo trạng thái forecast tương ứng; với giai đoạn không có forecast archive đủ chi tiết, có thể dùng retrospective condition reconstruction và phải ghi rõ đây không phải true issued-at-time forecast.</w:t>
-      </w:r>
-    </w:p>
-    <w:p>
-      <w:pPr>
-        <w:numPr>
-          <w:ilvl w:val="0"/>
-          <w:numId w:val="2"/>
-        </w:numPr>
-        <w:spacing w:after="0" w:afterAutospacing="0" w:before="240" w:line="360" w:lineRule="auto"/>
-        <w:ind w:left="720" w:hanging="360"/>
-        <w:jc w:val="both"/>
-      </w:pPr>
-      <w:r>
-        <w:rPr>
-          <w:rFonts w:ascii="Times New Roman" w:cs="Times New Roman" w:eastAsia="Times New Roman" w:hAnsi="Times New Roman"/>
-          <w:color w:val="000000"/>
-          <w:sz w:val="26"/>
-          <w:szCs w:val="26"/>
-          <w:rtl w:val="0"/>
-        </w:rPr>
-        <w:t xml:space="preserve">Đánh giá rank của basin/xã thực tế bị ảnh hưởng trong danh sách threat.</w:t>
-      </w:r>
-      <w:r>
-        <w:rPr>
-          <w:rtl w:val="0"/>
-        </w:rPr>
-      </w:r>
-    </w:p>
-    <w:p>
-      <w:pPr>
-        <w:numPr>
-          <w:ilvl w:val="0"/>
-          <w:numId w:val="2"/>
-        </w:numPr>
-        <w:spacing w:after="0" w:afterAutospacing="0" w:before="0" w:beforeAutospacing="0" w:line="360" w:lineRule="auto"/>
-        <w:ind w:left="720" w:hanging="360"/>
-        <w:jc w:val="both"/>
-      </w:pPr>
-      <w:r>
-        <w:rPr>
-          <w:rFonts w:ascii="Times New Roman" w:cs="Times New Roman" w:eastAsia="Times New Roman" w:hAnsi="Times New Roman"/>
-          <w:color w:val="000000"/>
-          <w:sz w:val="26"/>
-          <w:szCs w:val="26"/>
-          <w:rtl w:val="0"/>
-        </w:rPr>
-        <w:t xml:space="preserve">Top-K hit rate hoặc tỷ lệ event nằm trong nhóm top 5%/10% basin risk.</w:t>
-      </w:r>
-      <w:r>
-        <w:rPr>
-          <w:rtl w:val="0"/>
-        </w:rPr>
-      </w:r>
-    </w:p>
-    <w:p>
-      <w:pPr>
-        <w:numPr>
-          <w:ilvl w:val="0"/>
-          <w:numId w:val="2"/>
-        </w:numPr>
-        <w:spacing w:after="0" w:afterAutospacing="0" w:before="0" w:beforeAutospacing="0" w:line="360" w:lineRule="auto"/>
-        <w:ind w:left="720" w:hanging="360"/>
-        <w:jc w:val="both"/>
-      </w:pPr>
-      <w:r>
-        <w:rPr>
-          <w:rFonts w:ascii="Times New Roman" w:cs="Times New Roman" w:eastAsia="Times New Roman" w:hAnsi="Times New Roman"/>
-          <w:color w:val="000000"/>
-          <w:sz w:val="26"/>
-          <w:szCs w:val="26"/>
-          <w:rtl w:val="0"/>
-        </w:rPr>
-        <w:t xml:space="preserve">Lead</w:t>
-      </w:r>
-      <w:r>
-        <w:rPr>
-          <w:rtl w:val="0"/>
-        </w:rPr>
-        <w:t xml:space="preserve"> </w:t>
-      </w:r>
-      <w:r>
-        <w:rPr>
-          <w:rFonts w:ascii="Times New Roman" w:cs="Times New Roman" w:eastAsia="Times New Roman" w:hAnsi="Times New Roman"/>
-          <w:color w:val="000000"/>
-          <w:sz w:val="26"/>
-          <w:szCs w:val="26"/>
-          <w:rtl w:val="0"/>
-        </w:rPr>
-        <w:t xml:space="preserve">time: threat bắt đầu tăng trước thời điểm report bao lâu.</w:t>
-      </w:r>
-      <w:r>
-        <w:rPr>
-          <w:rtl w:val="0"/>
-        </w:rPr>
-      </w:r>
-    </w:p>
-    <w:p>
-      <w:pPr>
-        <w:numPr>
-          <w:ilvl w:val="0"/>
-          <w:numId w:val="2"/>
-        </w:numPr>
-        <w:spacing w:after="0" w:afterAutospacing="0" w:before="0" w:beforeAutospacing="0" w:line="360" w:lineRule="auto"/>
-        <w:ind w:left="720" w:hanging="360"/>
-        <w:jc w:val="both"/>
-      </w:pPr>
-      <w:r>
-        <w:rPr>
-          <w:rFonts w:ascii="Times New Roman" w:cs="Times New Roman" w:eastAsia="Times New Roman" w:hAnsi="Times New Roman"/>
-          <w:color w:val="000000"/>
-          <w:sz w:val="26"/>
-          <w:szCs w:val="26"/>
-          <w:rtl w:val="0"/>
-        </w:rPr>
-        <w:t xml:space="preserve">So sánh với official warning khi có thể, nhưng không coi warning là ground truth tuyệt đối.</w:t>
-      </w:r>
-      <w:r>
-        <w:rPr>
-          <w:rtl w:val="0"/>
-        </w:rPr>
-      </w:r>
-    </w:p>
-    <w:p>
-      <w:pPr>
-        <w:numPr>
-          <w:ilvl w:val="0"/>
-          <w:numId w:val="2"/>
-        </w:numPr>
-        <w:spacing w:after="240" w:before="0" w:beforeAutospacing="0" w:line="360" w:lineRule="auto"/>
-        <w:ind w:left="720" w:hanging="360"/>
-        <w:jc w:val="both"/>
-      </w:pPr>
-      <w:r>
-        <w:rPr>
-          <w:rFonts w:ascii="Times New Roman" w:cs="Times New Roman" w:eastAsia="Times New Roman" w:hAnsi="Times New Roman"/>
-          <w:color w:val="000000"/>
-          <w:sz w:val="26"/>
-          <w:szCs w:val="26"/>
-          <w:rtl w:val="0"/>
-        </w:rPr>
-        <w:t xml:space="preserve">Không ưu tiên Accuracy/F1 truyền thống khi negative labels không đáng tin cậy, vì “không có báo cáo” không đồng nghĩa “không có tác động”.</w:t>
-      </w:r>
-      <w:r>
-        <w:rPr>
-          <w:rtl w:val="0"/>
-        </w:rPr>
-      </w:r>
-    </w:p>
-    <w:p>
-      <w:pPr>
-        <w:pStyle w:val="Heading2"/>
-        <w:spacing w:after="0" w:before="0" w:line="360" w:lineRule="auto"/>
-        <w:ind w:left="0" w:firstLine="0"/>
-        <w:rPr/>
-      </w:pPr>
-      <w:bookmarkStart w:colFirst="0" w:colLast="0" w:name="_35uqunqkcw9z" w:id="33"/>
-      <w:bookmarkEnd w:id="33"/>
-      <w:r>
-        <w:rPr>
-          <w:rFonts w:ascii="Times New Roman" w:cs="Times New Roman" w:eastAsia="Times New Roman" w:hAnsi="Times New Roman"/>
-          <w:b w:val="1"/>
-          <w:bCs w:val="1"/>
-          <w:color w:val="000000"/>
-          <w:sz w:val="26"/>
-          <w:szCs w:val="26"/>
-          <w:rtl w:val="0"/>
-        </w:rPr>
-        <w:t xml:space="preserve">6.4. Impact và routing evaluation</w:t>
-      </w:r>
-      <w:r>
-        <w:rPr>
-          <w:rtl w:val="0"/>
-        </w:rPr>
-      </w:r>
-    </w:p>
-    <w:p>
-      <w:pPr>
-        <w:numPr>
-          <w:ilvl w:val="0"/>
-          <w:numId w:val="2"/>
-        </w:numPr>
-        <w:spacing w:after="0" w:afterAutospacing="0" w:before="240" w:line="360" w:lineRule="auto"/>
-        <w:ind w:left="720" w:hanging="360"/>
-        <w:jc w:val="both"/>
-      </w:pPr>
-      <w:r>
-        <w:rPr>
-          <w:rFonts w:ascii="Times New Roman" w:cs="Times New Roman" w:eastAsia="Times New Roman" w:hAnsi="Times New Roman"/>
-          <w:color w:val="000000"/>
-          <w:sz w:val="26"/>
-          <w:szCs w:val="26"/>
-          <w:rtl w:val="0"/>
-        </w:rPr>
-        <w:t xml:space="preserve">Xã thực tế bị ảnh hưởng có nằm trong predicted impact region hay không.</w:t>
-      </w:r>
-      <w:r>
-        <w:rPr>
-          <w:rtl w:val="0"/>
-        </w:rPr>
-      </w:r>
-    </w:p>
-    <w:p>
-      <w:pPr>
-        <w:numPr>
-          <w:ilvl w:val="0"/>
-          <w:numId w:val="2"/>
-        </w:numPr>
-        <w:spacing w:after="0" w:afterAutospacing="0" w:before="0" w:beforeAutospacing="0" w:line="360" w:lineRule="auto"/>
-        <w:ind w:left="720" w:hanging="360"/>
-        <w:jc w:val="both"/>
-      </w:pPr>
-      <w:r>
-        <w:rPr>
-          <w:rFonts w:ascii="Times New Roman" w:cs="Times New Roman" w:eastAsia="Times New Roman" w:hAnsi="Times New Roman"/>
-          <w:color w:val="000000"/>
-          <w:sz w:val="26"/>
-          <w:szCs w:val="26"/>
-          <w:rtl w:val="0"/>
-        </w:rPr>
-        <w:t xml:space="preserve">Đường/cầu được báo cáo hư hỏng có nằm trong vùng threat hoặc direct</w:t>
-      </w:r>
-      <w:r>
-        <w:rPr>
-          <w:rtl w:val="0"/>
-        </w:rPr>
-        <w:t xml:space="preserve"> </w:t>
-      </w:r>
-      <w:r>
-        <w:rPr>
-          <w:rFonts w:ascii="Times New Roman" w:cs="Times New Roman" w:eastAsia="Times New Roman" w:hAnsi="Times New Roman"/>
-          <w:color w:val="000000"/>
-          <w:sz w:val="26"/>
-          <w:szCs w:val="26"/>
-          <w:rtl w:val="0"/>
-        </w:rPr>
-        <w:t xml:space="preserve">exposure hay không.</w:t>
-      </w:r>
-      <w:r>
-        <w:rPr>
-          <w:rtl w:val="0"/>
-        </w:rPr>
-      </w:r>
-    </w:p>
-    <w:p>
-      <w:pPr>
-        <w:numPr>
-          <w:ilvl w:val="0"/>
-          <w:numId w:val="2"/>
-        </w:numPr>
-        <w:spacing w:after="0" w:afterAutospacing="0" w:before="0" w:beforeAutospacing="0" w:line="360" w:lineRule="auto"/>
-        <w:ind w:left="720" w:hanging="360"/>
-        <w:jc w:val="both"/>
-      </w:pPr>
-      <w:r>
-        <w:rPr>
-          <w:rFonts w:ascii="Times New Roman" w:cs="Times New Roman" w:eastAsia="Times New Roman" w:hAnsi="Times New Roman"/>
-          <w:color w:val="000000"/>
-          <w:sz w:val="26"/>
-          <w:szCs w:val="26"/>
-          <w:rtl w:val="0"/>
-        </w:rPr>
-        <w:t xml:space="preserve">KG có phát hiện đúng các case potential isolation/dependency trong historical case study hoặc scenario stress-test hay không.</w:t>
-      </w:r>
-      <w:r>
-        <w:rPr>
-          <w:rtl w:val="0"/>
-        </w:rPr>
-      </w:r>
-    </w:p>
-    <w:p>
-      <w:pPr>
-        <w:numPr>
-          <w:ilvl w:val="0"/>
-          <w:numId w:val="2"/>
         </w:numPr>
         <w:spacing w:after="240" w:before="0" w:beforeAutospacing="0" w:line="360" w:lineRule="auto"/>
         <w:ind w:left="720" w:hanging="360"/>
@@ -7875,7 +8269,7 @@
       <w:pPr>
         <w:numPr>
           <w:ilvl w:val="0"/>
-          <w:numId w:val="2"/>
+          <w:numId w:val="1"/>
         </w:numPr>
         <w:spacing w:after="0" w:afterAutospacing="0" w:before="240" w:line="360" w:lineRule="auto"/>
         <w:ind w:left="720" w:hanging="360"/>
@@ -7901,7 +8295,7 @@
       <w:pPr>
         <w:numPr>
           <w:ilvl w:val="0"/>
-          <w:numId w:val="2"/>
+          <w:numId w:val="1"/>
         </w:numPr>
         <w:spacing w:after="0" w:afterAutospacing="0" w:before="0" w:beforeAutospacing="0" w:line="360" w:lineRule="auto"/>
         <w:ind w:left="720" w:hanging="360"/>
@@ -7929,7 +8323,7 @@
       <w:pPr>
         <w:numPr>
           <w:ilvl w:val="0"/>
-          <w:numId w:val="2"/>
+          <w:numId w:val="1"/>
         </w:numPr>
         <w:spacing w:after="0" w:afterAutospacing="0" w:before="0" w:beforeAutospacing="0" w:line="360" w:lineRule="auto"/>
         <w:ind w:left="720" w:hanging="360"/>
@@ -7955,7 +8349,7 @@
       <w:pPr>
         <w:numPr>
           <w:ilvl w:val="0"/>
-          <w:numId w:val="2"/>
+          <w:numId w:val="1"/>
         </w:numPr>
         <w:spacing w:after="0" w:afterAutospacing="0" w:before="0" w:beforeAutospacing="0" w:line="360" w:lineRule="auto"/>
         <w:ind w:left="720" w:hanging="360"/>
@@ -7981,7 +8375,7 @@
       <w:pPr>
         <w:numPr>
           <w:ilvl w:val="0"/>
-          <w:numId w:val="2"/>
+          <w:numId w:val="1"/>
         </w:numPr>
         <w:spacing w:after="0" w:afterAutospacing="0" w:before="0" w:beforeAutospacing="0" w:line="360" w:lineRule="auto"/>
         <w:ind w:left="720" w:hanging="360"/>
@@ -8007,7 +8401,7 @@
       <w:pPr>
         <w:numPr>
           <w:ilvl w:val="0"/>
-          <w:numId w:val="2"/>
+          <w:numId w:val="1"/>
         </w:numPr>
         <w:spacing w:after="0" w:afterAutospacing="0" w:before="0" w:beforeAutospacing="0" w:line="360" w:lineRule="auto"/>
         <w:ind w:left="720" w:hanging="360"/>
@@ -8033,7 +8427,7 @@
       <w:pPr>
         <w:numPr>
           <w:ilvl w:val="0"/>
-          <w:numId w:val="2"/>
+          <w:numId w:val="1"/>
         </w:numPr>
         <w:spacing w:after="0" w:afterAutospacing="0" w:before="0" w:beforeAutospacing="0" w:line="360" w:lineRule="auto"/>
         <w:ind w:left="720" w:hanging="360"/>
@@ -8059,7 +8453,7 @@
       <w:pPr>
         <w:numPr>
           <w:ilvl w:val="0"/>
-          <w:numId w:val="2"/>
+          <w:numId w:val="1"/>
         </w:numPr>
         <w:spacing w:after="0" w:afterAutospacing="0" w:before="0" w:beforeAutospacing="0" w:line="360" w:lineRule="auto"/>
         <w:ind w:left="720" w:hanging="360"/>
@@ -8085,7 +8479,7 @@
       <w:pPr>
         <w:numPr>
           <w:ilvl w:val="0"/>
-          <w:numId w:val="2"/>
+          <w:numId w:val="1"/>
         </w:numPr>
         <w:spacing w:after="240" w:before="0" w:beforeAutospacing="0" w:line="360" w:lineRule="auto"/>
         <w:ind w:left="720" w:hanging="360"/>
@@ -8221,7 +8615,7 @@
       <w:pPr>
         <w:numPr>
           <w:ilvl w:val="0"/>
-          <w:numId w:val="2"/>
+          <w:numId w:val="1"/>
         </w:numPr>
         <w:spacing w:after="0" w:afterAutospacing="0" w:before="240" w:line="360" w:lineRule="auto"/>
         <w:ind w:left="720" w:hanging="360"/>
@@ -8262,7 +8656,7 @@
       <w:pPr>
         <w:numPr>
           <w:ilvl w:val="0"/>
-          <w:numId w:val="2"/>
+          <w:numId w:val="1"/>
         </w:numPr>
         <w:spacing w:after="0" w:afterAutospacing="0" w:before="0" w:beforeAutospacing="0" w:line="360" w:lineRule="auto"/>
         <w:ind w:left="720" w:hanging="360"/>
@@ -8287,7 +8681,7 @@
       <w:pPr>
         <w:numPr>
           <w:ilvl w:val="0"/>
-          <w:numId w:val="2"/>
+          <w:numId w:val="1"/>
         </w:numPr>
         <w:spacing w:after="0" w:afterAutospacing="0" w:before="0" w:beforeAutospacing="0" w:line="360" w:lineRule="auto"/>
         <w:ind w:left="720" w:hanging="360"/>
@@ -8312,7 +8706,7 @@
       <w:pPr>
         <w:numPr>
           <w:ilvl w:val="0"/>
-          <w:numId w:val="2"/>
+          <w:numId w:val="1"/>
         </w:numPr>
         <w:spacing w:after="0" w:afterAutospacing="0" w:before="0" w:beforeAutospacing="0" w:line="360" w:lineRule="auto"/>
         <w:ind w:left="720" w:hanging="360"/>
@@ -8339,7 +8733,7 @@
       <w:pPr>
         <w:numPr>
           <w:ilvl w:val="0"/>
-          <w:numId w:val="2"/>
+          <w:numId w:val="1"/>
         </w:numPr>
         <w:spacing w:after="0" w:afterAutospacing="0" w:before="0" w:beforeAutospacing="0" w:line="360" w:lineRule="auto"/>
         <w:ind w:left="720" w:hanging="360"/>
@@ -8364,7 +8758,7 @@
       <w:pPr>
         <w:numPr>
           <w:ilvl w:val="0"/>
-          <w:numId w:val="2"/>
+          <w:numId w:val="1"/>
         </w:numPr>
         <w:spacing w:after="240" w:before="0" w:beforeAutospacing="0" w:line="360" w:lineRule="auto"/>
         <w:ind w:left="720" w:hanging="360"/>
@@ -8646,7 +9040,7 @@
                 <w:szCs w:val="26"/>
                 <w:rtl w:val="0"/>
               </w:rPr>
-              <w:t xml:space="preserve">Xây Lakehouse Bronze/Silver; ingest GSMaP, forecast và soil moisture; hoàn thiện temporal/versioning model.</w:t>
+              <w:t xml:space="preserve">Xây Lakehouse; ingest GSMaP, forecast và soil moisture; hoàn thiện temporal/versioning model.</w:t>
             </w:r>
             <w:r>
               <w:rPr>
@@ -8948,7 +9342,7 @@
       <w:pPr>
         <w:numPr>
           <w:ilvl w:val="0"/>
-          <w:numId w:val="2"/>
+          <w:numId w:val="1"/>
         </w:numPr>
         <w:spacing w:after="0" w:afterAutospacing="0" w:before="240" w:line="360" w:lineRule="auto"/>
         <w:ind w:left="720" w:hanging="360"/>
@@ -8979,7 +9373,7 @@
       <w:pPr>
         <w:numPr>
           <w:ilvl w:val="0"/>
-          <w:numId w:val="2"/>
+          <w:numId w:val="1"/>
         </w:numPr>
         <w:spacing w:after="0" w:afterAutospacing="0" w:before="0" w:beforeAutospacing="0" w:line="360" w:lineRule="auto"/>
         <w:ind w:left="720" w:hanging="360"/>
@@ -9004,7 +9398,7 @@
       <w:pPr>
         <w:numPr>
           <w:ilvl w:val="0"/>
-          <w:numId w:val="2"/>
+          <w:numId w:val="1"/>
         </w:numPr>
         <w:spacing w:after="0" w:afterAutospacing="0" w:before="0" w:beforeAutospacing="0" w:line="360" w:lineRule="auto"/>
         <w:ind w:left="720" w:hanging="360"/>
@@ -9029,7 +9423,7 @@
       <w:pPr>
         <w:numPr>
           <w:ilvl w:val="0"/>
-          <w:numId w:val="2"/>
+          <w:numId w:val="1"/>
         </w:numPr>
         <w:spacing w:after="0" w:afterAutospacing="0" w:before="0" w:beforeAutospacing="0" w:line="360" w:lineRule="auto"/>
         <w:ind w:left="720" w:hanging="360"/>
@@ -9058,7 +9452,7 @@
       <w:pPr>
         <w:numPr>
           <w:ilvl w:val="0"/>
-          <w:numId w:val="2"/>
+          <w:numId w:val="1"/>
         </w:numPr>
         <w:spacing w:after="0" w:afterAutospacing="0" w:before="0" w:beforeAutospacing="0" w:line="360" w:lineRule="auto"/>
         <w:ind w:left="720" w:hanging="360"/>
@@ -9085,7 +9479,7 @@
       <w:pPr>
         <w:numPr>
           <w:ilvl w:val="0"/>
-          <w:numId w:val="2"/>
+          <w:numId w:val="1"/>
         </w:numPr>
         <w:spacing w:after="0" w:afterAutospacing="0" w:before="0" w:beforeAutospacing="0" w:line="360" w:lineRule="auto"/>
         <w:ind w:left="720" w:hanging="360"/>
@@ -9110,7 +9504,7 @@
       <w:pPr>
         <w:numPr>
           <w:ilvl w:val="0"/>
-          <w:numId w:val="2"/>
+          <w:numId w:val="1"/>
         </w:numPr>
         <w:spacing w:after="0" w:afterAutospacing="0" w:before="0" w:beforeAutospacing="0" w:line="360" w:lineRule="auto"/>
         <w:ind w:left="720" w:hanging="360"/>
@@ -9139,7 +9533,7 @@
       <w:pPr>
         <w:numPr>
           <w:ilvl w:val="0"/>
-          <w:numId w:val="2"/>
+          <w:numId w:val="1"/>
         </w:numPr>
         <w:spacing w:after="240" w:before="0" w:beforeAutospacing="0" w:line="360" w:lineRule="auto"/>
         <w:ind w:left="720" w:hanging="360"/>
@@ -9176,8 +9570,8 @@
   <w:abstractNum w:abstractNumId="1">
     <w:lvl w:ilvl="0">
       <w:start w:val="1"/>
-      <w:numFmt w:val="decimal"/>
-      <w:lvlText w:val="%1."/>
+      <w:numFmt w:val="bullet"/>
+      <w:lvlText w:val="-"/>
       <w:lvlJc w:val="left"/>
       <w:pPr>
         <w:ind w:left="720" w:hanging="360"/>
@@ -9188,8 +9582,8 @@
     </w:lvl>
     <w:lvl w:ilvl="1">
       <w:start w:val="1"/>
-      <w:numFmt w:val="lowerLetter"/>
-      <w:lvlText w:val="%2."/>
+      <w:numFmt w:val="bullet"/>
+      <w:lvlText w:val="-"/>
       <w:lvlJc w:val="left"/>
       <w:pPr>
         <w:ind w:left="1440" w:hanging="360"/>
@@ -9200,9 +9594,9 @@
     </w:lvl>
     <w:lvl w:ilvl="2">
       <w:start w:val="1"/>
-      <w:numFmt w:val="lowerRoman"/>
-      <w:lvlText w:val="%3."/>
-      <w:lvlJc w:val="right"/>
+      <w:numFmt w:val="bullet"/>
+      <w:lvlText w:val="-"/>
+      <w:lvlJc w:val="left"/>
       <w:pPr>
         <w:ind w:left="2160" w:hanging="360"/>
       </w:pPr>
@@ -9212,8 +9606,8 @@
     </w:lvl>
     <w:lvl w:ilvl="3">
       <w:start w:val="1"/>
-      <w:numFmt w:val="decimal"/>
-      <w:lvlText w:val="%4."/>
+      <w:numFmt w:val="bullet"/>
+      <w:lvlText w:val="-"/>
       <w:lvlJc w:val="left"/>
       <w:pPr>
         <w:ind w:left="2880" w:hanging="360"/>
@@ -9224,8 +9618,8 @@
     </w:lvl>
     <w:lvl w:ilvl="4">
       <w:start w:val="1"/>
-      <w:numFmt w:val="lowerLetter"/>
-      <w:lvlText w:val="%5."/>
+      <w:numFmt w:val="bullet"/>
+      <w:lvlText w:val="-"/>
       <w:lvlJc w:val="left"/>
       <w:pPr>
         <w:ind w:left="3600" w:hanging="360"/>
@@ -9236,9 +9630,9 @@
     </w:lvl>
     <w:lvl w:ilvl="5">
       <w:start w:val="1"/>
-      <w:numFmt w:val="lowerRoman"/>
-      <w:lvlText w:val="%6."/>
-      <w:lvlJc w:val="right"/>
+      <w:numFmt w:val="bullet"/>
+      <w:lvlText w:val="-"/>
+      <w:lvlJc w:val="left"/>
       <w:pPr>
         <w:ind w:left="4320" w:hanging="360"/>
       </w:pPr>
@@ -9248,8 +9642,8 @@
     </w:lvl>
     <w:lvl w:ilvl="6">
       <w:start w:val="1"/>
-      <w:numFmt w:val="decimal"/>
-      <w:lvlText w:val="%7."/>
+      <w:numFmt w:val="bullet"/>
+      <w:lvlText w:val="-"/>
       <w:lvlJc w:val="left"/>
       <w:pPr>
         <w:ind w:left="5040" w:hanging="360"/>
@@ -9260,8 +9654,8 @@
     </w:lvl>
     <w:lvl w:ilvl="7">
       <w:start w:val="1"/>
-      <w:numFmt w:val="lowerLetter"/>
-      <w:lvlText w:val="%8."/>
+      <w:numFmt w:val="bullet"/>
+      <w:lvlText w:val="-"/>
       <w:lvlJc w:val="left"/>
       <w:pPr>
         <w:ind w:left="5760" w:hanging="360"/>
@@ -9272,9 +9666,9 @@
     </w:lvl>
     <w:lvl w:ilvl="8">
       <w:start w:val="1"/>
-      <w:numFmt w:val="lowerRoman"/>
-      <w:lvlText w:val="%9."/>
-      <w:lvlJc w:val="right"/>
+      <w:numFmt w:val="bullet"/>
+      <w:lvlText w:val="-"/>
+      <w:lvlJc w:val="left"/>
       <w:pPr>
         <w:ind w:left="6480" w:hanging="360"/>
       </w:pPr>
@@ -9605,6 +9999,116 @@
       <w:numFmt w:val="bullet"/>
       <w:lvlText w:val="-"/>
       <w:lvlJc w:val="left"/>
+      <w:pPr>
+        <w:ind w:left="6480" w:hanging="360"/>
+      </w:pPr>
+      <w:rPr>
+        <w:u w:val="none"/>
+      </w:rPr>
+    </w:lvl>
+  </w:abstractNum>
+  <w:abstractNum w:abstractNumId="5">
+    <w:lvl w:ilvl="0">
+      <w:start w:val="1"/>
+      <w:numFmt w:val="decimal"/>
+      <w:lvlText w:val="%1."/>
+      <w:lvlJc w:val="left"/>
+      <w:pPr>
+        <w:ind w:left="720" w:hanging="360"/>
+      </w:pPr>
+      <w:rPr>
+        <w:u w:val="none"/>
+      </w:rPr>
+    </w:lvl>
+    <w:lvl w:ilvl="1">
+      <w:start w:val="1"/>
+      <w:numFmt w:val="lowerLetter"/>
+      <w:lvlText w:val="%2."/>
+      <w:lvlJc w:val="left"/>
+      <w:pPr>
+        <w:ind w:left="1440" w:hanging="360"/>
+      </w:pPr>
+      <w:rPr>
+        <w:u w:val="none"/>
+      </w:rPr>
+    </w:lvl>
+    <w:lvl w:ilvl="2">
+      <w:start w:val="1"/>
+      <w:numFmt w:val="lowerRoman"/>
+      <w:lvlText w:val="%3."/>
+      <w:lvlJc w:val="right"/>
+      <w:pPr>
+        <w:ind w:left="2160" w:hanging="360"/>
+      </w:pPr>
+      <w:rPr>
+        <w:u w:val="none"/>
+      </w:rPr>
+    </w:lvl>
+    <w:lvl w:ilvl="3">
+      <w:start w:val="1"/>
+      <w:numFmt w:val="decimal"/>
+      <w:lvlText w:val="%4."/>
+      <w:lvlJc w:val="left"/>
+      <w:pPr>
+        <w:ind w:left="2880" w:hanging="360"/>
+      </w:pPr>
+      <w:rPr>
+        <w:u w:val="none"/>
+      </w:rPr>
+    </w:lvl>
+    <w:lvl w:ilvl="4">
+      <w:start w:val="1"/>
+      <w:numFmt w:val="lowerLetter"/>
+      <w:lvlText w:val="%5."/>
+      <w:lvlJc w:val="left"/>
+      <w:pPr>
+        <w:ind w:left="3600" w:hanging="360"/>
+      </w:pPr>
+      <w:rPr>
+        <w:u w:val="none"/>
+      </w:rPr>
+    </w:lvl>
+    <w:lvl w:ilvl="5">
+      <w:start w:val="1"/>
+      <w:numFmt w:val="lowerRoman"/>
+      <w:lvlText w:val="%6."/>
+      <w:lvlJc w:val="right"/>
+      <w:pPr>
+        <w:ind w:left="4320" w:hanging="360"/>
+      </w:pPr>
+      <w:rPr>
+        <w:u w:val="none"/>
+      </w:rPr>
+    </w:lvl>
+    <w:lvl w:ilvl="6">
+      <w:start w:val="1"/>
+      <w:numFmt w:val="decimal"/>
+      <w:lvlText w:val="%7."/>
+      <w:lvlJc w:val="left"/>
+      <w:pPr>
+        <w:ind w:left="5040" w:hanging="360"/>
+      </w:pPr>
+      <w:rPr>
+        <w:u w:val="none"/>
+      </w:rPr>
+    </w:lvl>
+    <w:lvl w:ilvl="7">
+      <w:start w:val="1"/>
+      <w:numFmt w:val="lowerLetter"/>
+      <w:lvlText w:val="%8."/>
+      <w:lvlJc w:val="left"/>
+      <w:pPr>
+        <w:ind w:left="5760" w:hanging="360"/>
+      </w:pPr>
+      <w:rPr>
+        <w:u w:val="none"/>
+      </w:rPr>
+    </w:lvl>
+    <w:lvl w:ilvl="8">
+      <w:start w:val="1"/>
+      <w:numFmt w:val="lowerRoman"/>
+      <w:lvlText w:val="%9."/>
+      <w:lvlJc w:val="right"/>
       <w:pPr>
         <w:ind w:left="6480" w:hanging="360"/>
       </w:pPr>
@@ -9624,6 +10128,9 @@
   </w:num>
   <w:num w:numId="4">
     <w:abstractNumId w:val="4"/>
+  </w:num>
+  <w:num w:numId="5">
+    <w:abstractNumId w:val="5"/>
   </w:num>
 </w:numbering>
 </file>
@@ -9937,7 +10444,44 @@
     <w:tblPr>
       <w:tblStyleRowBandSize w:val="1"/>
       <w:tblStyleColBandSize w:val="1"/>
+      <w:tblCellMar/>
     </w:tblPr>
+    <w:tblStylePr w:type="band1Horz">
+      <w:tcPr/>
+    </w:tblStylePr>
+    <w:tblStylePr w:type="band1Vert">
+      <w:tcPr/>
+    </w:tblStylePr>
+    <w:tblStylePr w:type="band2Horz">
+      <w:tcPr/>
+    </w:tblStylePr>
+    <w:tblStylePr w:type="band2Vert">
+      <w:tcPr/>
+    </w:tblStylePr>
+    <w:tblStylePr w:type="firstCol">
+      <w:tcPr/>
+    </w:tblStylePr>
+    <w:tblStylePr w:type="firstRow">
+      <w:tcPr/>
+    </w:tblStylePr>
+    <w:tblStylePr w:type="lastCol">
+      <w:tcPr/>
+    </w:tblStylePr>
+    <w:tblStylePr w:type="lastRow">
+      <w:tcPr/>
+    </w:tblStylePr>
+    <w:tblStylePr w:type="neCell">
+      <w:tcPr/>
+    </w:tblStylePr>
+    <w:tblStylePr w:type="nwCell">
+      <w:tcPr/>
+    </w:tblStylePr>
+    <w:tblStylePr w:type="seCell">
+      <w:tcPr/>
+    </w:tblStylePr>
+    <w:tblStylePr w:type="swCell">
+      <w:tcPr/>
+    </w:tblStylePr>
   </w:style>
   <w:style w:type="table" w:styleId="Table5">
     <w:basedOn w:val="TableNormal"/>
